--- a/flow/20230914_vu_template/drafts/2024-08-u/30-ПТ-патріархів_Царгородських.docx
+++ b/flow/20230914_vu_template/drafts/2024-08-u/30-ПТ-патріархів_Царгородських.docx
@@ -7428,7 +7428,7 @@
           <w:sz w:val="24"/>
           <w:u w:val="single"/>
         </w:rPr>
-        <w:t>Ви́веди</w:t>
+        <w:t xml:space="preserve">Коли́ Ти, </w:t>
       </w:r>
       <w:r>
         <w:rPr>
@@ -7436,7 +7436,7 @@
           <w:sz w:val="24"/>
           <w:u w:val="single"/>
         </w:rPr>
-        <w:t xml:space="preserve"> з </w:t>
+        <w:t>Го́споди</w:t>
       </w:r>
       <w:r>
         <w:rPr>
@@ -7444,7 +7444,7 @@
           <w:sz w:val="24"/>
           <w:u w:val="single"/>
         </w:rPr>
-        <w:t>в’язни́ці</w:t>
+        <w:t xml:space="preserve">, </w:t>
       </w:r>
       <w:r>
         <w:rPr>
@@ -7452,7 +7452,7 @@
           <w:sz w:val="24"/>
           <w:u w:val="single"/>
         </w:rPr>
-        <w:t xml:space="preserve"> мою́ </w:t>
+        <w:t>зважа́тимеш</w:t>
       </w:r>
       <w:r>
         <w:rPr>
@@ -7460,7 +7460,7 @@
           <w:sz w:val="24"/>
           <w:u w:val="single"/>
         </w:rPr>
-        <w:t>ду́шу</w:t>
+        <w:t xml:space="preserve"> на </w:t>
       </w:r>
       <w:r>
         <w:rPr>
@@ -7468,7 +7468,7 @@
           <w:sz w:val="24"/>
           <w:u w:val="single"/>
         </w:rPr>
-        <w:t xml:space="preserve">,* щоб </w:t>
+        <w:t>беззако́ння</w:t>
       </w:r>
       <w:r>
         <w:rPr>
@@ -7476,7 +7476,7 @@
           <w:sz w:val="24"/>
           <w:u w:val="single"/>
         </w:rPr>
-        <w:t>дя́кувати</w:t>
+        <w:t xml:space="preserve">, то хто </w:t>
       </w:r>
       <w:r>
         <w:rPr>
@@ -7484,7 +7484,7 @@
           <w:sz w:val="24"/>
           <w:u w:val="single"/>
         </w:rPr>
-        <w:t xml:space="preserve"> </w:t>
+        <w:t>всто́їться</w:t>
       </w:r>
       <w:r>
         <w:rPr>
@@ -7492,7 +7492,7 @@
           <w:sz w:val="24"/>
           <w:u w:val="single"/>
         </w:rPr>
-        <w:t>І́мені</w:t>
+        <w:t xml:space="preserve">, Го́споди.* Та в </w:t>
       </w:r>
       <w:r>
         <w:rPr>
@@ -7500,7 +7500,7 @@
           <w:sz w:val="24"/>
           <w:u w:val="single"/>
         </w:rPr>
-        <w:t xml:space="preserve"> </w:t>
+        <w:t>Те́бе</w:t>
       </w:r>
       <w:r>
         <w:rPr>
@@ -7508,7 +7508,15 @@
           <w:sz w:val="24"/>
           <w:u w:val="single"/>
         </w:rPr>
-        <w:t>Твоє́му</w:t>
+        <w:t xml:space="preserve"> є </w:t>
+      </w:r>
+      <w:r>
+        <w:rPr>
+          <w:rFonts w:ascii="Times New Roman" w:hAnsi="Times New Roman"/>
+          <w:sz w:val="24"/>
+          <w:u w:val="single"/>
+        </w:rPr>
+        <w:t>проще́ння</w:t>
       </w:r>
       <w:r>
         <w:rPr>

--- a/flow/20230914_vu_template/drafts/2024-08-u/30-ПТ-патріархів_Царгородських.docx
+++ b/flow/20230914_vu_template/drafts/2024-08-u/30-ПТ-патріархів_Царгородських.docx
@@ -81,28 +81,17 @@
         <w:rPr>
           <w:rFonts w:ascii="Times New Roman" w:hAnsi="Times New Roman"/>
           <w:i/>
-          <w:color w:val="FF0000"/>
-          <w:sz w:val="24"/>
-          <w:szCs w:val="24"/>
+          <w:color w:val="FF4400"/>
+          <w:sz w:val="24"/>
         </w:rPr>
         <w:t>Священик:</w:t>
       </w:r>
       <w:r>
         <w:rPr>
           <w:rFonts w:ascii="Times New Roman" w:hAnsi="Times New Roman"/>
-          <w:color w:val="FF0000"/>
-          <w:sz w:val="24"/>
-          <w:szCs w:val="24"/>
-        </w:rPr>
-        <w:t xml:space="preserve"> </w:t>
-      </w:r>
-      <w:r>
-        <w:rPr>
-          <w:rFonts w:ascii="Times New Roman" w:hAnsi="Times New Roman"/>
-          <w:sz w:val="24"/>
-          <w:szCs w:val="24"/>
-        </w:rPr>
-        <w:t>Благословенний Бог наш завжди, нині і повсякчас, і на віки віків.</w:t>
+          <w:sz w:val="24"/>
+        </w:rPr>
+        <w:t xml:space="preserve"> Благословенний Бог наш завжди, нині і повсякчас, і на віки віків.</w:t>
       </w:r>
     </w:p>
     <w:p>
@@ -9166,38 +9155,17 @@
         <w:rPr>
           <w:rFonts w:ascii="Times New Roman" w:hAnsi="Times New Roman"/>
           <w:i/>
-          <w:color w:val="FF0000"/>
-          <w:sz w:val="24"/>
-          <w:szCs w:val="24"/>
-        </w:rPr>
-        <w:t>Свяще</w:t>
-      </w:r>
-      <w:r>
-        <w:rPr>
-          <w:rFonts w:ascii="Times New Roman" w:hAnsi="Times New Roman"/>
-          <w:i/>
-          <w:color w:val="FF0000"/>
-          <w:sz w:val="24"/>
-          <w:szCs w:val="24"/>
-        </w:rPr>
-        <w:t>ник:</w:t>
-      </w:r>
-      <w:r>
-        <w:rPr>
-          <w:rFonts w:ascii="Times New Roman" w:hAnsi="Times New Roman"/>
-          <w:color w:val="FF0000"/>
-          <w:sz w:val="24"/>
-          <w:szCs w:val="24"/>
-        </w:rPr>
-        <w:t xml:space="preserve"> </w:t>
-      </w:r>
-      <w:r>
-        <w:rPr>
-          <w:rFonts w:ascii="Times New Roman" w:hAnsi="Times New Roman"/>
-          <w:sz w:val="24"/>
-          <w:szCs w:val="24"/>
-        </w:rPr>
-        <w:t>Мир всім.</w:t>
+          <w:color w:val="FF4400"/>
+          <w:sz w:val="24"/>
+        </w:rPr>
+        <w:t>Священик:</w:t>
+      </w:r>
+      <w:r>
+        <w:rPr>
+          <w:rFonts w:ascii="Times New Roman" w:hAnsi="Times New Roman"/>
+          <w:sz w:val="24"/>
+        </w:rPr>
+        <w:t xml:space="preserve"> Мир всім.</w:t>
       </w:r>
     </w:p>
     <w:p>
@@ -10706,15 +10674,42 @@
         <w:rPr>
           <w:rFonts w:ascii="Times New Roman" w:hAnsi="Times New Roman"/>
           <w:i/>
-          <w:color w:val="FF0000"/>
-          <w:sz w:val="24"/>
-          <w:szCs w:val="24"/>
+          <w:color w:val="FF4400"/>
+          <w:sz w:val="24"/>
         </w:rPr>
         <w:t>Священик:</w:t>
       </w:r>
       <w:r>
         <w:rPr>
           <w:rFonts w:ascii="Times New Roman" w:hAnsi="Times New Roman"/>
+          <w:sz w:val="24"/>
+        </w:rPr>
+        <w:t xml:space="preserve"> Бо Ти – Бог милости, ласк і людинолюбности, і Тобі славу віддаємо, Отцю, і Сину, і Святому Духові, нині, і повсякчас, і на віки віків.</w:t>
+      </w:r>
+    </w:p>
+    <w:p>
+      <w:pPr>
+        <w:spacing w:after="120"/>
+        <w:jc w:val="both"/>
+        <w:rPr>
+          <w:rFonts w:ascii="Times New Roman" w:hAnsi="Times New Roman"/>
+          <w:sz w:val="24"/>
+          <w:szCs w:val="24"/>
+        </w:rPr>
+      </w:pPr>
+      <w:r>
+        <w:rPr>
+          <w:rFonts w:ascii="Times New Roman" w:hAnsi="Times New Roman"/>
+          <w:i/>
+          <w:color w:val="FF0000"/>
+          <w:sz w:val="24"/>
+          <w:szCs w:val="24"/>
+        </w:rPr>
+        <w:t>Вірні:</w:t>
+      </w:r>
+      <w:r>
+        <w:rPr>
+          <w:rFonts w:ascii="Times New Roman" w:hAnsi="Times New Roman"/>
           <w:color w:val="FF0000"/>
           <w:sz w:val="24"/>
           <w:szCs w:val="24"/>
@@ -10724,11 +10719,37 @@
       <w:r>
         <w:rPr>
           <w:rFonts w:ascii="Times New Roman" w:hAnsi="Times New Roman"/>
-          <w:color w:val="000000"/>
-          <w:sz w:val="24"/>
-          <w:szCs w:val="24"/>
-        </w:rPr>
-        <w:t>Бо Ти – Бог милости, ласк і людинолюбности, і Тобі славу віддаємо, Отцю, і Сину, і Святому Духові, нині, і повсякчас, і на віки віків.</w:t>
+          <w:sz w:val="24"/>
+          <w:szCs w:val="24"/>
+        </w:rPr>
+        <w:t>Амінь.</w:t>
+      </w:r>
+    </w:p>
+    <w:p>
+      <w:pPr>
+        <w:spacing w:after="120"/>
+        <w:jc w:val="both"/>
+        <w:rPr>
+          <w:rFonts w:ascii="Times New Roman" w:hAnsi="Times New Roman"/>
+          <w:sz w:val="24"/>
+          <w:szCs w:val="24"/>
+        </w:rPr>
+      </w:pPr>
+      <w:r>
+        <w:rPr>
+          <w:rFonts w:ascii="Times New Roman" w:hAnsi="Times New Roman"/>
+          <w:i/>
+          <w:color w:val="FF4400"/>
+          <w:sz w:val="24"/>
+        </w:rPr>
+        <w:t>Священик:</w:t>
+      </w:r>
+      <w:r>
+        <w:rPr>
+          <w:rFonts w:ascii="Times New Roman" w:hAnsi="Times New Roman"/>
+          <w:sz w:val="24"/>
+        </w:rPr>
+        <w:t xml:space="preserve"> Мир всім.</w:t>
       </w:r>
     </w:p>
     <w:p>
@@ -10766,216 +10787,131 @@
           <w:sz w:val="24"/>
           <w:szCs w:val="24"/>
         </w:rPr>
-        <w:t>Амінь.</w:t>
-      </w:r>
-    </w:p>
-    <w:p>
-      <w:pPr>
-        <w:spacing w:after="120"/>
-        <w:jc w:val="both"/>
-        <w:rPr>
-          <w:rFonts w:ascii="Times New Roman" w:hAnsi="Times New Roman"/>
-          <w:sz w:val="24"/>
-          <w:szCs w:val="24"/>
-        </w:rPr>
-      </w:pPr>
-      <w:r>
-        <w:rPr>
-          <w:rFonts w:ascii="Times New Roman" w:hAnsi="Times New Roman"/>
-          <w:i/>
-          <w:color w:val="FF0000"/>
-          <w:sz w:val="24"/>
-          <w:szCs w:val="24"/>
+        <w:t>І духові твоєму.</w:t>
+      </w:r>
+    </w:p>
+    <w:p>
+      <w:pPr>
+        <w:spacing w:after="120"/>
+        <w:jc w:val="both"/>
+        <w:rPr>
+          <w:rFonts w:ascii="Times New Roman" w:hAnsi="Times New Roman"/>
+          <w:sz w:val="24"/>
+          <w:szCs w:val="24"/>
+        </w:rPr>
+      </w:pPr>
+      <w:r>
+        <w:rPr>
+          <w:rFonts w:ascii="Times New Roman" w:hAnsi="Times New Roman"/>
+          <w:sz w:val="24"/>
+          <w:szCs w:val="24"/>
+        </w:rPr>
+        <w:t>Голови ваші перед Господом схиліть.</w:t>
+      </w:r>
+    </w:p>
+    <w:p>
+      <w:pPr>
+        <w:spacing w:after="120"/>
+        <w:jc w:val="both"/>
+        <w:rPr>
+          <w:rFonts w:ascii="Times New Roman" w:hAnsi="Times New Roman"/>
+          <w:sz w:val="24"/>
+          <w:szCs w:val="24"/>
+        </w:rPr>
+      </w:pPr>
+      <w:r>
+        <w:rPr>
+          <w:rFonts w:ascii="Times New Roman" w:hAnsi="Times New Roman"/>
+          <w:i/>
+          <w:color w:val="FF0000"/>
+          <w:sz w:val="24"/>
+          <w:szCs w:val="24"/>
+        </w:rPr>
+        <w:t>Вірні:</w:t>
+      </w:r>
+      <w:r>
+        <w:rPr>
+          <w:rFonts w:ascii="Times New Roman" w:hAnsi="Times New Roman"/>
+          <w:color w:val="FF0000"/>
+          <w:sz w:val="24"/>
+          <w:szCs w:val="24"/>
+        </w:rPr>
+        <w:t xml:space="preserve"> </w:t>
+      </w:r>
+      <w:r>
+        <w:rPr>
+          <w:rFonts w:ascii="Times New Roman" w:hAnsi="Times New Roman"/>
+          <w:sz w:val="24"/>
+          <w:szCs w:val="24"/>
+        </w:rPr>
+        <w:t>Тобі, Господи.</w:t>
+      </w:r>
+    </w:p>
+    <w:p>
+      <w:pPr>
+        <w:spacing w:after="120"/>
+        <w:jc w:val="both"/>
+        <w:rPr>
+          <w:rFonts w:ascii="Times New Roman" w:hAnsi="Times New Roman"/>
+          <w:sz w:val="24"/>
+          <w:szCs w:val="24"/>
+        </w:rPr>
+      </w:pPr>
+      <w:r>
+        <w:rPr>
+          <w:rFonts w:ascii="Times New Roman" w:hAnsi="Times New Roman"/>
+          <w:i/>
+          <w:color w:val="FF0000"/>
+          <w:sz w:val="24"/>
+          <w:szCs w:val="24"/>
+        </w:rPr>
+        <w:t>Священик читає молитву:</w:t>
+      </w:r>
+      <w:r>
+        <w:rPr>
+          <w:rFonts w:ascii="Times New Roman" w:hAnsi="Times New Roman"/>
+          <w:sz w:val="24"/>
+          <w:szCs w:val="24"/>
+        </w:rPr>
+        <w:t xml:space="preserve"> Господи, Боже наш, що прихилив небо і зійшов на спасіння людського роду! Зглянься на слуг твоїх і на спадкоємство твоє, бо перед тобою, страшним і людинолюбним Суддею, слуги </w:t>
+      </w:r>
+      <w:r>
+        <w:rPr>
+          <w:rFonts w:ascii="Times New Roman" w:hAnsi="Times New Roman"/>
+          <w:sz w:val="24"/>
+          <w:szCs w:val="24"/>
+        </w:rPr>
+        <w:t>твої схилили свої голови і зігнули свої шиї, не від людей очікуючи допомоги, але на твою надіючись милість і твого очікуючи спасіння; тож оберігай їх повсякчасно, і в цей вечір, і в прийдешню ніч збережи від усякого ворога, і від будь-якого зазіхання дияво</w:t>
+      </w:r>
+      <w:r>
+        <w:rPr>
+          <w:rFonts w:ascii="Times New Roman" w:hAnsi="Times New Roman"/>
+          <w:sz w:val="24"/>
+          <w:szCs w:val="24"/>
+        </w:rPr>
+        <w:t>льського, і від думок марних, і спогадів лукавих.</w:t>
+      </w:r>
+    </w:p>
+    <w:p>
+      <w:pPr>
+        <w:pStyle w:val="a"/>
+        <w:spacing w:after="120"/>
+      </w:pPr>
+      <w:r>
+        <w:rPr>
+          <w:rFonts w:ascii="Times New Roman" w:hAnsi="Times New Roman"/>
+          <w:i/>
+          <w:color w:val="FF4400"/>
+          <w:sz w:val="24"/>
         </w:rPr>
         <w:t>Священик:</w:t>
       </w:r>
       <w:r>
         <w:rPr>
           <w:rFonts w:ascii="Times New Roman" w:hAnsi="Times New Roman"/>
-          <w:color w:val="FF0000"/>
-          <w:sz w:val="24"/>
-          <w:szCs w:val="24"/>
-        </w:rPr>
-        <w:t xml:space="preserve"> </w:t>
-      </w:r>
-      <w:r>
-        <w:rPr>
-          <w:rFonts w:ascii="Times New Roman" w:hAnsi="Times New Roman"/>
-          <w:sz w:val="24"/>
-          <w:szCs w:val="24"/>
-        </w:rPr>
-        <w:t>Мир всім.</w:t>
-      </w:r>
-    </w:p>
-    <w:p>
-      <w:pPr>
-        <w:spacing w:after="120"/>
-        <w:jc w:val="both"/>
-        <w:rPr>
-          <w:rFonts w:ascii="Times New Roman" w:hAnsi="Times New Roman"/>
-          <w:sz w:val="24"/>
-          <w:szCs w:val="24"/>
-        </w:rPr>
-      </w:pPr>
-      <w:r>
-        <w:rPr>
-          <w:rFonts w:ascii="Times New Roman" w:hAnsi="Times New Roman"/>
-          <w:i/>
-          <w:color w:val="FF0000"/>
-          <w:sz w:val="24"/>
-          <w:szCs w:val="24"/>
-        </w:rPr>
-        <w:t>Вірні:</w:t>
-      </w:r>
-      <w:r>
-        <w:rPr>
-          <w:rFonts w:ascii="Times New Roman" w:hAnsi="Times New Roman"/>
-          <w:color w:val="FF0000"/>
-          <w:sz w:val="24"/>
-          <w:szCs w:val="24"/>
-        </w:rPr>
-        <w:t xml:space="preserve"> </w:t>
-      </w:r>
-      <w:r>
-        <w:rPr>
-          <w:rFonts w:ascii="Times New Roman" w:hAnsi="Times New Roman"/>
-          <w:sz w:val="24"/>
-          <w:szCs w:val="24"/>
-        </w:rPr>
-        <w:t>І духові твоєму.</w:t>
-      </w:r>
-    </w:p>
-    <w:p>
-      <w:pPr>
-        <w:spacing w:after="120"/>
-        <w:jc w:val="both"/>
-        <w:rPr>
-          <w:rFonts w:ascii="Times New Roman" w:hAnsi="Times New Roman"/>
-          <w:sz w:val="24"/>
-          <w:szCs w:val="24"/>
-        </w:rPr>
-      </w:pPr>
-      <w:r>
-        <w:rPr>
-          <w:rFonts w:ascii="Times New Roman" w:hAnsi="Times New Roman"/>
-          <w:sz w:val="24"/>
-          <w:szCs w:val="24"/>
-        </w:rPr>
-        <w:t>Голови ваші перед Господом схиліть.</w:t>
-      </w:r>
-    </w:p>
-    <w:p>
-      <w:pPr>
-        <w:spacing w:after="120"/>
-        <w:jc w:val="both"/>
-        <w:rPr>
-          <w:rFonts w:ascii="Times New Roman" w:hAnsi="Times New Roman"/>
-          <w:sz w:val="24"/>
-          <w:szCs w:val="24"/>
-        </w:rPr>
-      </w:pPr>
-      <w:r>
-        <w:rPr>
-          <w:rFonts w:ascii="Times New Roman" w:hAnsi="Times New Roman"/>
-          <w:i/>
-          <w:color w:val="FF0000"/>
-          <w:sz w:val="24"/>
-          <w:szCs w:val="24"/>
-        </w:rPr>
-        <w:t>Вірні:</w:t>
-      </w:r>
-      <w:r>
-        <w:rPr>
-          <w:rFonts w:ascii="Times New Roman" w:hAnsi="Times New Roman"/>
-          <w:color w:val="FF0000"/>
-          <w:sz w:val="24"/>
-          <w:szCs w:val="24"/>
-        </w:rPr>
-        <w:t xml:space="preserve"> </w:t>
-      </w:r>
-      <w:r>
-        <w:rPr>
-          <w:rFonts w:ascii="Times New Roman" w:hAnsi="Times New Roman"/>
-          <w:sz w:val="24"/>
-          <w:szCs w:val="24"/>
-        </w:rPr>
-        <w:t>Тобі, Господи.</w:t>
-      </w:r>
-    </w:p>
-    <w:p>
-      <w:pPr>
-        <w:spacing w:after="120"/>
-        <w:jc w:val="both"/>
-        <w:rPr>
-          <w:rFonts w:ascii="Times New Roman" w:hAnsi="Times New Roman"/>
-          <w:sz w:val="24"/>
-          <w:szCs w:val="24"/>
-        </w:rPr>
-      </w:pPr>
-      <w:r>
-        <w:rPr>
-          <w:rFonts w:ascii="Times New Roman" w:hAnsi="Times New Roman"/>
-          <w:i/>
-          <w:color w:val="FF0000"/>
-          <w:sz w:val="24"/>
-          <w:szCs w:val="24"/>
-        </w:rPr>
-        <w:t>Священик читає молитву:</w:t>
-      </w:r>
-      <w:r>
-        <w:rPr>
-          <w:rFonts w:ascii="Times New Roman" w:hAnsi="Times New Roman"/>
-          <w:sz w:val="24"/>
-          <w:szCs w:val="24"/>
-        </w:rPr>
-        <w:t xml:space="preserve"> Господи, Боже наш, що прихилив небо і зійшов на спасіння людського роду! Зглянься на слуг твоїх і на спадкоємство твоє, бо перед тобою, страшним і людинолюбним Суддею, слуги </w:t>
-      </w:r>
-      <w:r>
-        <w:rPr>
-          <w:rFonts w:ascii="Times New Roman" w:hAnsi="Times New Roman"/>
-          <w:sz w:val="24"/>
-          <w:szCs w:val="24"/>
-        </w:rPr>
-        <w:t>твої схилили свої голови і зігнули свої шиї, не від людей очікуючи допомоги, але на твою надіючись милість і твого очікуючи спасіння; тож оберігай їх повсякчасно, і в цей вечір, і в прийдешню ніч збережи від усякого ворога, і від будь-якого зазіхання дияво</w:t>
-      </w:r>
-      <w:r>
-        <w:rPr>
-          <w:rFonts w:ascii="Times New Roman" w:hAnsi="Times New Roman"/>
-          <w:sz w:val="24"/>
-          <w:szCs w:val="24"/>
-        </w:rPr>
-        <w:t>льського, і від думок марних, і спогадів лукавих.</w:t>
-      </w:r>
-    </w:p>
-    <w:p>
-      <w:pPr>
-        <w:pStyle w:val="a"/>
-        <w:spacing w:after="120"/>
-      </w:pPr>
-      <w:r>
-        <w:rPr>
-          <w:rFonts w:ascii="Times New Roman" w:hAnsi="Times New Roman"/>
-          <w:i/>
-          <w:color w:val="FF0000"/>
-          <w:sz w:val="24"/>
-        </w:rPr>
-        <w:t>Священик:</w:t>
-      </w:r>
-      <w:r>
-        <w:rPr>
-          <w:rFonts w:ascii="Times New Roman" w:hAnsi="Times New Roman"/>
-          <w:color w:val="FF0000"/>
-          <w:sz w:val="24"/>
-        </w:rPr>
-        <w:t xml:space="preserve"> </w:t>
-      </w:r>
-      <w:r>
-        <w:rPr>
-          <w:rFonts w:ascii="Times New Roman" w:hAnsi="Times New Roman"/>
-          <w:color w:val="000000"/>
-          <w:sz w:val="24"/>
-        </w:rPr>
-        <w:t>Нехай буде влада царства Твого благословенна і дуже прославлена: Отця, і Сина, і Святого Духа, нині і повсякчас, і на віки віків.</w:t>
+          <w:sz w:val="24"/>
+        </w:rPr>
+        <w:t xml:space="preserve"> Нехай буде влада царства Твого благословенна і дуже прославлена: Отця, і Сина, і Святого Духа, нині і повсякчас, і на віки віків.</w:t>
       </w:r>
     </w:p>
     <w:p>
@@ -12597,15 +12533,42 @@
         <w:rPr>
           <w:rFonts w:ascii="Times New Roman" w:hAnsi="Times New Roman"/>
           <w:i/>
-          <w:color w:val="FF0000"/>
-          <w:sz w:val="24"/>
-          <w:szCs w:val="24"/>
+          <w:color w:val="FF4400"/>
+          <w:sz w:val="24"/>
         </w:rPr>
         <w:t>Священик:</w:t>
       </w:r>
       <w:r>
         <w:rPr>
           <w:rFonts w:ascii="Times New Roman" w:hAnsi="Times New Roman"/>
+          <w:sz w:val="24"/>
+        </w:rPr>
+        <w:t xml:space="preserve"> Слава тобі, Христе Боже, надіє наша, слава тобі!</w:t>
+      </w:r>
+    </w:p>
+    <w:p>
+      <w:pPr>
+        <w:spacing w:after="120"/>
+        <w:jc w:val="both"/>
+        <w:rPr>
+          <w:rFonts w:ascii="Times New Roman" w:hAnsi="Times New Roman"/>
+          <w:sz w:val="24"/>
+          <w:szCs w:val="24"/>
+        </w:rPr>
+      </w:pPr>
+      <w:r>
+        <w:rPr>
+          <w:rFonts w:ascii="Times New Roman" w:hAnsi="Times New Roman"/>
+          <w:i/>
+          <w:color w:val="FF0000"/>
+          <w:sz w:val="24"/>
+          <w:szCs w:val="24"/>
+        </w:rPr>
+        <w:t>Вірні:</w:t>
+      </w:r>
+      <w:r>
+        <w:rPr>
+          <w:rFonts w:ascii="Times New Roman" w:hAnsi="Times New Roman"/>
           <w:color w:val="FF0000"/>
           <w:sz w:val="24"/>
           <w:szCs w:val="24"/>
@@ -12618,44 +12581,6 @@
           <w:sz w:val="24"/>
           <w:szCs w:val="24"/>
         </w:rPr>
-        <w:t>Слава тобі, Христе Боже, надіє наша, слава тобі!</w:t>
-      </w:r>
-    </w:p>
-    <w:p>
-      <w:pPr>
-        <w:spacing w:after="120"/>
-        <w:jc w:val="both"/>
-        <w:rPr>
-          <w:rFonts w:ascii="Times New Roman" w:hAnsi="Times New Roman"/>
-          <w:sz w:val="24"/>
-          <w:szCs w:val="24"/>
-        </w:rPr>
-      </w:pPr>
-      <w:r>
-        <w:rPr>
-          <w:rFonts w:ascii="Times New Roman" w:hAnsi="Times New Roman"/>
-          <w:i/>
-          <w:color w:val="FF0000"/>
-          <w:sz w:val="24"/>
-          <w:szCs w:val="24"/>
-        </w:rPr>
-        <w:t>Вірні:</w:t>
-      </w:r>
-      <w:r>
-        <w:rPr>
-          <w:rFonts w:ascii="Times New Roman" w:hAnsi="Times New Roman"/>
-          <w:color w:val="FF0000"/>
-          <w:sz w:val="24"/>
-          <w:szCs w:val="24"/>
-        </w:rPr>
-        <w:t xml:space="preserve"> </w:t>
-      </w:r>
-      <w:r>
-        <w:rPr>
-          <w:rFonts w:ascii="Times New Roman" w:hAnsi="Times New Roman"/>
-          <w:sz w:val="24"/>
-          <w:szCs w:val="24"/>
-        </w:rPr>
         <w:t xml:space="preserve">Слава Отцю і Сину, і Святому Духові, і нині і повсякчас, і на віки віків. Амінь. Господи, помилуй </w:t>
       </w:r>
       <w:r>
@@ -12687,84 +12612,21 @@
       </w:r>
     </w:p>
     <w:p>
-      <w:pPr>
-        <w:spacing w:after="120"/>
-        <w:jc w:val="both"/>
-        <w:rPr>
-          <w:rFonts w:ascii="Times New Roman" w:hAnsi="Times New Roman"/>
-          <w:sz w:val="24"/>
-          <w:szCs w:val="24"/>
-        </w:rPr>
-      </w:pPr>
-      <w:r>
-        <w:rPr>
-          <w:rFonts w:ascii="Times New Roman" w:hAnsi="Times New Roman"/>
-          <w:i/>
-          <w:color w:val="FF0000"/>
-          <w:sz w:val="24"/>
-          <w:szCs w:val="24"/>
+      <w:r>
+        <w:rPr>
+          <w:rFonts w:ascii="Times New Roman" w:hAnsi="Times New Roman"/>
+          <w:i/>
+          <w:color w:val="FF4400"/>
+          <w:sz w:val="24"/>
         </w:rPr>
         <w:t>Священик:</w:t>
       </w:r>
       <w:r>
         <w:rPr>
           <w:rFonts w:ascii="Times New Roman" w:hAnsi="Times New Roman"/>
-          <w:color w:val="FF0000"/>
-          <w:sz w:val="24"/>
-          <w:szCs w:val="24"/>
-        </w:rPr>
-        <w:t xml:space="preserve"> </w:t>
-      </w:r>
-      <w:r>
-        <w:rPr>
-          <w:rFonts w:ascii="Times New Roman" w:hAnsi="Times New Roman"/>
-          <w:sz w:val="24"/>
-          <w:szCs w:val="24"/>
-        </w:rPr>
-        <w:t>Христ</w:t>
-      </w:r>
-      <w:r>
-        <w:rPr>
-          <w:rFonts w:ascii="Times New Roman" w:hAnsi="Times New Roman"/>
-          <w:sz w:val="24"/>
-          <w:szCs w:val="24"/>
-        </w:rPr>
-        <w:t>ос, істинний Бог наш, молитвами пречистої своєї Матері, силою чесного і животворного хреста, святих, славних і всехвальних апостолів, і святого (</w:t>
-      </w:r>
-      <w:r>
-        <w:rPr>
-          <w:rFonts w:ascii="Times New Roman" w:hAnsi="Times New Roman"/>
-          <w:i/>
-          <w:color w:val="FF0000"/>
-          <w:sz w:val="24"/>
-          <w:szCs w:val="24"/>
-        </w:rPr>
-        <w:t>ім'я, якого є храм</w:t>
-      </w:r>
-      <w:r>
-        <w:rPr>
-          <w:rFonts w:ascii="Times New Roman" w:hAnsi="Times New Roman"/>
-          <w:sz w:val="24"/>
-          <w:szCs w:val="24"/>
-        </w:rPr>
-        <w:t xml:space="preserve">), і святих отців наших </w:t>
-      </w:r>
-      <w:r>
-        <w:rPr>
-          <w:rFonts w:ascii="Times New Roman" w:hAnsi="Times New Roman"/>
-          <w:color w:val="000000"/>
-          <w:sz w:val="24"/>
-          <w:szCs w:val="24"/>
-        </w:rPr>
-        <w:t>патріярхів Царгородських, Олександра, Івана і Павла Нового</w:t>
-      </w:r>
-      <w:r>
-        <w:rPr>
-          <w:rFonts w:ascii="Times New Roman" w:hAnsi="Times New Roman"/>
-          <w:sz w:val="24"/>
-          <w:szCs w:val="24"/>
-        </w:rPr>
-        <w:t>, і всіх святих, помилує і спасе нас, як благий і людинолюбний.</w:t>
+          <w:sz w:val="24"/>
+        </w:rPr>
+        <w:t xml:space="preserve"> Христос, істинний Бог наш, молитвами пречистої своєї матері, чесного і славного пророка, предтечі і христителя Господнього Івана, якого чесної голови усікновення пам'ять сьогодні звершуємо, святих отців наших патріархів Царгородських: Олександра, Івана й Павла Нового, і всіх святих - помилує і спасе нас як благий і людинолюбний.</w:t>
       </w:r>
     </w:p>
     <w:p>
@@ -12905,36 +12767,17 @@
         <w:rPr>
           <w:rFonts w:ascii="Times New Roman" w:hAnsi="Times New Roman"/>
           <w:i/>
-          <w:color w:val="FF0000"/>
-          <w:sz w:val="24"/>
-          <w:szCs w:val="24"/>
-        </w:rPr>
-        <w:t>Священик</w:t>
-      </w:r>
-      <w:r>
-        <w:rPr>
-          <w:rFonts w:ascii="Times New Roman" w:hAnsi="Times New Roman"/>
-          <w:color w:val="FF0000"/>
-          <w:sz w:val="24"/>
-          <w:szCs w:val="24"/>
-        </w:rPr>
-        <w:t xml:space="preserve">: </w:t>
-      </w:r>
-      <w:r>
-        <w:rPr>
-          <w:rFonts w:ascii="Times New Roman" w:hAnsi="Times New Roman"/>
-          <w:sz w:val="24"/>
-          <w:szCs w:val="24"/>
-        </w:rPr>
-        <w:t>Слава святій, одноістотній, животворящій і нероздільній Тро</w:t>
-      </w:r>
-      <w:r>
-        <w:rPr>
-          <w:rFonts w:ascii="Times New Roman" w:hAnsi="Times New Roman"/>
-          <w:sz w:val="24"/>
-          <w:szCs w:val="24"/>
-        </w:rPr>
-        <w:t>йці, завжди, нині і повсякчас, і на віки віків.</w:t>
+          <w:color w:val="FF4400"/>
+          <w:sz w:val="24"/>
+        </w:rPr>
+        <w:t>Священик:</w:t>
+      </w:r>
+      <w:r>
+        <w:rPr>
+          <w:rFonts w:ascii="Times New Roman" w:hAnsi="Times New Roman"/>
+          <w:sz w:val="24"/>
+        </w:rPr>
+        <w:t xml:space="preserve"> Слава святій, одноістотній, животворящій і нероздільній Тройці, завжди, нині і повсякчас, і на віки віків.</w:t>
       </w:r>
     </w:p>
     <w:p>
@@ -22157,28 +22000,17 @@
         <w:rPr>
           <w:rFonts w:ascii="Times New Roman" w:hAnsi="Times New Roman"/>
           <w:i/>
-          <w:color w:val="FF0000"/>
-          <w:sz w:val="24"/>
-          <w:szCs w:val="24"/>
-        </w:rPr>
-        <w:t>Священик: </w:t>
-      </w:r>
-      <w:r>
-        <w:rPr>
-          <w:rFonts w:ascii="Times New Roman" w:hAnsi="Times New Roman"/>
-          <w:color w:val="000000"/>
-          <w:sz w:val="24"/>
-          <w:szCs w:val="24"/>
-        </w:rPr>
-        <w:t>Бо Тебе хвалять усі сили небесні і Тобі славу возсилаємо: Отцю, і Сину, і Святому Духові</w:t>
-      </w:r>
-      <w:r>
-        <w:rPr>
-          <w:rFonts w:ascii="Times New Roman" w:hAnsi="Times New Roman"/>
-          <w:sz w:val="24"/>
-          <w:szCs w:val="24"/>
-        </w:rPr>
-        <w:t>, нині і повсякчас, і на віки віків.</w:t>
+          <w:color w:val="FF4400"/>
+          <w:sz w:val="24"/>
+        </w:rPr>
+        <w:t>Священик:</w:t>
+      </w:r>
+      <w:r>
+        <w:rPr>
+          <w:rFonts w:ascii="Times New Roman" w:hAnsi="Times New Roman"/>
+          <w:sz w:val="24"/>
+        </w:rPr>
+        <w:t xml:space="preserve"> Бо Тебе хвалять усі сили небесні і Тобі славу возсилаємо: Отцю, і Сину, і Святому Духові, нині і повсякчас, і на віки віків.</w:t>
       </w:r>
     </w:p>
     <w:p>
@@ -23095,27 +22927,15 @@
         <w:rPr>
           <w:rFonts w:ascii="Times New Roman" w:hAnsi="Times New Roman"/>
           <w:i/>
-          <w:color w:val="FF0000"/>
-          <w:sz w:val="24"/>
-          <w:szCs w:val="24"/>
-        </w:rPr>
-        <w:t>Священи</w:t>
-      </w:r>
-      <w:r>
-        <w:rPr>
-          <w:rFonts w:ascii="Times New Roman" w:hAnsi="Times New Roman"/>
-          <w:i/>
-          <w:color w:val="FF0000"/>
-          <w:sz w:val="24"/>
-          <w:szCs w:val="24"/>
-        </w:rPr>
-        <w:t>к:</w:t>
-      </w:r>
-      <w:r>
-        <w:rPr>
-          <w:rFonts w:ascii="Times New Roman" w:hAnsi="Times New Roman"/>
-          <w:sz w:val="24"/>
-          <w:szCs w:val="24"/>
+          <w:color w:val="FF4400"/>
+          <w:sz w:val="24"/>
+        </w:rPr>
+        <w:t>Священик:</w:t>
+      </w:r>
+      <w:r>
+        <w:rPr>
+          <w:rFonts w:ascii="Times New Roman" w:hAnsi="Times New Roman"/>
+          <w:sz w:val="24"/>
         </w:rPr>
         <w:t xml:space="preserve"> Слава тобі, що Світло нам показав!</w:t>
       </w:r>
@@ -24137,15 +23957,42 @@
         <w:rPr>
           <w:rFonts w:ascii="Times New Roman" w:hAnsi="Times New Roman"/>
           <w:i/>
-          <w:color w:val="FF0000"/>
-          <w:sz w:val="24"/>
-          <w:szCs w:val="24"/>
+          <w:color w:val="FF4400"/>
+          <w:sz w:val="24"/>
         </w:rPr>
         <w:t>Священик:</w:t>
       </w:r>
       <w:r>
         <w:rPr>
           <w:rFonts w:ascii="Times New Roman" w:hAnsi="Times New Roman"/>
+          <w:sz w:val="24"/>
+        </w:rPr>
+        <w:t xml:space="preserve"> Бо Ти – Бог милости, ласк і людинолюбности, і Тобі славу віддаємо, Отцю, і Сину, і Святому Духові, нині, і повсякчас, і на віки віків.</w:t>
+      </w:r>
+    </w:p>
+    <w:p>
+      <w:pPr>
+        <w:spacing w:after="120"/>
+        <w:jc w:val="both"/>
+        <w:rPr>
+          <w:rFonts w:ascii="Times New Roman" w:hAnsi="Times New Roman"/>
+          <w:sz w:val="24"/>
+          <w:szCs w:val="24"/>
+        </w:rPr>
+      </w:pPr>
+      <w:r>
+        <w:rPr>
+          <w:rFonts w:ascii="Times New Roman" w:hAnsi="Times New Roman"/>
+          <w:i/>
+          <w:color w:val="FF0000"/>
+          <w:sz w:val="24"/>
+          <w:szCs w:val="24"/>
+        </w:rPr>
+        <w:t>Вірні:</w:t>
+      </w:r>
+      <w:r>
+        <w:rPr>
+          <w:rFonts w:ascii="Times New Roman" w:hAnsi="Times New Roman"/>
           <w:color w:val="FF0000"/>
           <w:sz w:val="24"/>
           <w:szCs w:val="24"/>
@@ -24155,54 +24002,6 @@
       <w:r>
         <w:rPr>
           <w:rFonts w:ascii="Times New Roman" w:hAnsi="Times New Roman"/>
-          <w:color w:val="000000"/>
-          <w:sz w:val="24"/>
-          <w:szCs w:val="24"/>
-        </w:rPr>
-        <w:t>Бо Ти – Бог милости, ласк і людинолюбности, і Тобі славу віддаємо, Отцю, і Сину, і Святому Духові, ни</w:t>
-      </w:r>
-      <w:r>
-        <w:rPr>
-          <w:rFonts w:ascii="Times New Roman" w:hAnsi="Times New Roman"/>
-          <w:color w:val="000000"/>
-          <w:sz w:val="24"/>
-          <w:szCs w:val="24"/>
-        </w:rPr>
-        <w:t>ні, і повсякчас, і на віки віків.</w:t>
-      </w:r>
-    </w:p>
-    <w:p>
-      <w:pPr>
-        <w:spacing w:after="120"/>
-        <w:jc w:val="both"/>
-        <w:rPr>
-          <w:rFonts w:ascii="Times New Roman" w:hAnsi="Times New Roman"/>
-          <w:sz w:val="24"/>
-          <w:szCs w:val="24"/>
-        </w:rPr>
-      </w:pPr>
-      <w:r>
-        <w:rPr>
-          <w:rFonts w:ascii="Times New Roman" w:hAnsi="Times New Roman"/>
-          <w:i/>
-          <w:color w:val="FF0000"/>
-          <w:sz w:val="24"/>
-          <w:szCs w:val="24"/>
-        </w:rPr>
-        <w:t>Вірні:</w:t>
-      </w:r>
-      <w:r>
-        <w:rPr>
-          <w:rFonts w:ascii="Times New Roman" w:hAnsi="Times New Roman"/>
-          <w:color w:val="FF0000"/>
-          <w:sz w:val="24"/>
-          <w:szCs w:val="24"/>
-        </w:rPr>
-        <w:t xml:space="preserve"> </w:t>
-      </w:r>
-      <w:r>
-        <w:rPr>
-          <w:rFonts w:ascii="Times New Roman" w:hAnsi="Times New Roman"/>
           <w:sz w:val="24"/>
           <w:szCs w:val="24"/>
         </w:rPr>
@@ -24223,9 +24022,8 @@
         <w:rPr>
           <w:rFonts w:ascii="Times New Roman" w:hAnsi="Times New Roman"/>
           <w:i/>
-          <w:color w:val="FF0000"/>
-          <w:sz w:val="24"/>
-          <w:szCs w:val="24"/>
+          <w:color w:val="FF4400"/>
+          <w:sz w:val="24"/>
         </w:rPr>
         <w:t>Священик:</w:t>
       </w:r>
@@ -24233,7 +24031,6 @@
         <w:rPr>
           <w:rFonts w:ascii="Times New Roman" w:hAnsi="Times New Roman"/>
           <w:sz w:val="24"/>
-          <w:szCs w:val="24"/>
         </w:rPr>
         <w:t xml:space="preserve"> Мир всім.</w:t>
       </w:r>
@@ -25743,15 +25540,42 @@
         <w:rPr>
           <w:rFonts w:ascii="Times New Roman" w:hAnsi="Times New Roman"/>
           <w:i/>
-          <w:color w:val="FF0000"/>
-          <w:sz w:val="24"/>
-          <w:szCs w:val="24"/>
+          <w:color w:val="FF4400"/>
+          <w:sz w:val="24"/>
         </w:rPr>
         <w:t>Священик:</w:t>
       </w:r>
       <w:r>
         <w:rPr>
           <w:rFonts w:ascii="Times New Roman" w:hAnsi="Times New Roman"/>
+          <w:sz w:val="24"/>
+        </w:rPr>
+        <w:t xml:space="preserve"> Слава тобі, Христе Боже, надіє наша, слава тобі!</w:t>
+      </w:r>
+    </w:p>
+    <w:p>
+      <w:pPr>
+        <w:spacing w:after="120"/>
+        <w:jc w:val="both"/>
+        <w:rPr>
+          <w:rFonts w:ascii="Times New Roman" w:hAnsi="Times New Roman"/>
+          <w:sz w:val="24"/>
+          <w:szCs w:val="24"/>
+        </w:rPr>
+      </w:pPr>
+      <w:r>
+        <w:rPr>
+          <w:rFonts w:ascii="Times New Roman" w:hAnsi="Times New Roman"/>
+          <w:i/>
+          <w:color w:val="FF0000"/>
+          <w:sz w:val="24"/>
+          <w:szCs w:val="24"/>
+        </w:rPr>
+        <w:t>Вірні:</w:t>
+      </w:r>
+      <w:r>
+        <w:rPr>
+          <w:rFonts w:ascii="Times New Roman" w:hAnsi="Times New Roman"/>
           <w:color w:val="FF0000"/>
           <w:sz w:val="24"/>
           <w:szCs w:val="24"/>
@@ -25764,44 +25588,6 @@
           <w:sz w:val="24"/>
           <w:szCs w:val="24"/>
         </w:rPr>
-        <w:t>Слава тобі, Христе Боже, надіє наша, слава тобі!</w:t>
-      </w:r>
-    </w:p>
-    <w:p>
-      <w:pPr>
-        <w:spacing w:after="120"/>
-        <w:jc w:val="both"/>
-        <w:rPr>
-          <w:rFonts w:ascii="Times New Roman" w:hAnsi="Times New Roman"/>
-          <w:sz w:val="24"/>
-          <w:szCs w:val="24"/>
-        </w:rPr>
-      </w:pPr>
-      <w:r>
-        <w:rPr>
-          <w:rFonts w:ascii="Times New Roman" w:hAnsi="Times New Roman"/>
-          <w:i/>
-          <w:color w:val="FF0000"/>
-          <w:sz w:val="24"/>
-          <w:szCs w:val="24"/>
-        </w:rPr>
-        <w:t>Вірні:</w:t>
-      </w:r>
-      <w:r>
-        <w:rPr>
-          <w:rFonts w:ascii="Times New Roman" w:hAnsi="Times New Roman"/>
-          <w:color w:val="FF0000"/>
-          <w:sz w:val="24"/>
-          <w:szCs w:val="24"/>
-        </w:rPr>
-        <w:t xml:space="preserve"> </w:t>
-      </w:r>
-      <w:r>
-        <w:rPr>
-          <w:rFonts w:ascii="Times New Roman" w:hAnsi="Times New Roman"/>
-          <w:sz w:val="24"/>
-          <w:szCs w:val="24"/>
-        </w:rPr>
         <w:t xml:space="preserve">Слава Отцю і Сину, і Святому Духові, і нині і повсякчас, і на віки віків. Амінь. Господи, помилуй </w:t>
       </w:r>
       <w:r>
@@ -25833,92 +25619,21 @@
       </w:r>
     </w:p>
     <w:p>
-      <w:pPr>
-        <w:spacing w:after="120"/>
-        <w:jc w:val="both"/>
-        <w:rPr>
-          <w:rFonts w:ascii="Times New Roman" w:hAnsi="Times New Roman"/>
-          <w:sz w:val="24"/>
-          <w:szCs w:val="24"/>
-        </w:rPr>
-      </w:pPr>
-      <w:r>
-        <w:rPr>
-          <w:rFonts w:ascii="Times New Roman" w:hAnsi="Times New Roman"/>
-          <w:i/>
-          <w:color w:val="FF0000"/>
-          <w:sz w:val="24"/>
-          <w:szCs w:val="24"/>
+      <w:r>
+        <w:rPr>
+          <w:rFonts w:ascii="Times New Roman" w:hAnsi="Times New Roman"/>
+          <w:i/>
+          <w:color w:val="FF4400"/>
+          <w:sz w:val="24"/>
         </w:rPr>
         <w:t>Священик:</w:t>
       </w:r>
       <w:r>
         <w:rPr>
           <w:rFonts w:ascii="Times New Roman" w:hAnsi="Times New Roman"/>
-          <w:color w:val="FF0000"/>
-          <w:sz w:val="24"/>
-          <w:szCs w:val="24"/>
-        </w:rPr>
-        <w:t xml:space="preserve"> </w:t>
-      </w:r>
-      <w:r>
-        <w:rPr>
-          <w:rFonts w:ascii="Times New Roman" w:hAnsi="Times New Roman"/>
-          <w:sz w:val="24"/>
-          <w:szCs w:val="24"/>
-        </w:rPr>
-        <w:t>Христ</w:t>
-      </w:r>
-      <w:r>
-        <w:rPr>
-          <w:rFonts w:ascii="Times New Roman" w:hAnsi="Times New Roman"/>
-          <w:sz w:val="24"/>
-          <w:szCs w:val="24"/>
-        </w:rPr>
-        <w:t>ос, істинний Бог наш, молитвами пречистої своєї Матері, силою чесного і животворного хреста, святих, славних і всехвальних апостолів, і святого (</w:t>
-      </w:r>
-      <w:r>
-        <w:rPr>
-          <w:rFonts w:ascii="Times New Roman" w:hAnsi="Times New Roman"/>
-          <w:i/>
-          <w:color w:val="FF0000"/>
-          <w:sz w:val="24"/>
-          <w:szCs w:val="24"/>
-        </w:rPr>
-        <w:t>ім'я, якого є храм</w:t>
-      </w:r>
-      <w:r>
-        <w:rPr>
-          <w:rFonts w:ascii="Times New Roman" w:hAnsi="Times New Roman"/>
-          <w:sz w:val="24"/>
-          <w:szCs w:val="24"/>
-        </w:rPr>
-        <w:t xml:space="preserve">), і святих отців наших </w:t>
-      </w:r>
-      <w:r>
-        <w:rPr>
-          <w:rFonts w:ascii="Times New Roman" w:hAnsi="Times New Roman"/>
-          <w:color w:val="000000"/>
-          <w:sz w:val="24"/>
-          <w:szCs w:val="24"/>
-        </w:rPr>
-        <w:t>патріярхів Царгородських, Олександра, Івана і Павла Нового</w:t>
-      </w:r>
-      <w:r>
-        <w:rPr>
-          <w:rFonts w:ascii="Times New Roman" w:hAnsi="Times New Roman"/>
-          <w:sz w:val="24"/>
-          <w:szCs w:val="24"/>
-        </w:rPr>
-        <w:t>, і всіх св</w:t>
-      </w:r>
-      <w:r>
-        <w:rPr>
-          <w:rFonts w:ascii="Times New Roman" w:hAnsi="Times New Roman"/>
-          <w:sz w:val="24"/>
-          <w:szCs w:val="24"/>
-        </w:rPr>
-        <w:t>ятих, помилує і спасе нас, як благий і людинолюбний.</w:t>
+          <w:sz w:val="24"/>
+        </w:rPr>
+        <w:t xml:space="preserve"> Христос, істинний Бог наш, молитвами пречистої своєї матері, чесного і славного пророка, предтечі і христителя Господнього Івана, якого чесної голови усікновення пам'ять сьогодні звершуємо, святих отців наших патріархів Царгородських: Олександра, Івана й Павла Нового, і всіх святих - помилує і спасе нас як благий і людинолюбний.</w:t>
       </w:r>
     </w:p>
     <w:p>

--- a/flow/20230914_vu_template/drafts/2024-08-u/30-ПТ-патріархів_Царгородських.docx
+++ b/flow/20230914_vu_template/drafts/2024-08-u/30-ПТ-патріархів_Царгородських.docx
@@ -152,151 +152,48 @@
     </w:p>
     <w:p>
       <w:pPr>
-        <w:spacing w:after="120"/>
-        <w:jc w:val="both"/>
-        <w:rPr>
-          <w:rFonts w:ascii="Times New Roman" w:hAnsi="Times New Roman"/>
-          <w:i/>
-          <w:sz w:val="24"/>
-          <w:szCs w:val="24"/>
-        </w:rPr>
-      </w:pPr>
-      <w:r>
-        <w:rPr>
-          <w:rFonts w:ascii="Times New Roman" w:hAnsi="Times New Roman"/>
-          <w:sz w:val="24"/>
-          <w:szCs w:val="24"/>
-        </w:rPr>
-        <w:t>Святий Боже, святий Кріпкий, святий Безсмерт</w:t>
-      </w:r>
-      <w:r>
-        <w:rPr>
-          <w:rFonts w:ascii="Times New Roman" w:hAnsi="Times New Roman"/>
-          <w:sz w:val="24"/>
-          <w:szCs w:val="24"/>
-        </w:rPr>
-        <w:t xml:space="preserve">ний, помилуй нас </w:t>
-      </w:r>
-      <w:r>
-        <w:rPr>
-          <w:rFonts w:ascii="Times New Roman" w:hAnsi="Times New Roman"/>
-          <w:i/>
-          <w:color w:val="FF0000"/>
-          <w:sz w:val="24"/>
-          <w:szCs w:val="24"/>
-        </w:rPr>
-        <w:t>(3 р.)</w:t>
-      </w:r>
-    </w:p>
-    <w:p>
-      <w:pPr>
-        <w:spacing w:after="120"/>
-        <w:jc w:val="both"/>
-        <w:rPr>
-          <w:rFonts w:ascii="Times New Roman" w:hAnsi="Times New Roman"/>
-          <w:sz w:val="24"/>
-          <w:szCs w:val="24"/>
-        </w:rPr>
-      </w:pPr>
-      <w:r>
-        <w:rPr>
-          <w:rFonts w:ascii="Times New Roman" w:hAnsi="Times New Roman"/>
-          <w:sz w:val="24"/>
-          <w:szCs w:val="24"/>
-        </w:rPr>
-        <w:t>Слава Отцю, і Сину, і Святому Духові,* і нині і повсякчас, і на віки віків. Амінь.</w:t>
-      </w:r>
-    </w:p>
-    <w:p>
-      <w:pPr>
-        <w:spacing w:after="120"/>
-        <w:jc w:val="both"/>
-        <w:rPr>
-          <w:rFonts w:ascii="Times New Roman" w:hAnsi="Times New Roman"/>
-          <w:sz w:val="24"/>
-          <w:szCs w:val="24"/>
-        </w:rPr>
-      </w:pPr>
-      <w:r>
-        <w:rPr>
-          <w:rFonts w:ascii="Times New Roman" w:hAnsi="Times New Roman"/>
-          <w:sz w:val="24"/>
-          <w:szCs w:val="24"/>
-        </w:rPr>
-        <w:t>Пресвята Тройце, помилуй нас;* Господи, очисти гріхи наші;* Владико, прости беззаконня наші;* Святий, завітай і зціли немочі наші імени твого ради.</w:t>
-      </w:r>
-    </w:p>
-    <w:p>
-      <w:pPr>
-        <w:spacing w:after="120"/>
-        <w:jc w:val="both"/>
-        <w:rPr>
-          <w:rFonts w:ascii="Times New Roman" w:hAnsi="Times New Roman"/>
-          <w:i/>
-          <w:sz w:val="24"/>
-          <w:szCs w:val="24"/>
-        </w:rPr>
-      </w:pPr>
-      <w:r>
-        <w:rPr>
-          <w:rFonts w:ascii="Times New Roman" w:hAnsi="Times New Roman"/>
-          <w:sz w:val="24"/>
-          <w:szCs w:val="24"/>
-        </w:rPr>
-        <w:t>Г</w:t>
-      </w:r>
-      <w:r>
-        <w:rPr>
-          <w:rFonts w:ascii="Times New Roman" w:hAnsi="Times New Roman"/>
-          <w:sz w:val="24"/>
-          <w:szCs w:val="24"/>
-        </w:rPr>
-        <w:t>осподи, помилуй</w:t>
-      </w:r>
-      <w:r>
-        <w:rPr>
-          <w:rFonts w:ascii="Times New Roman" w:hAnsi="Times New Roman"/>
-          <w:i/>
-          <w:sz w:val="24"/>
-          <w:szCs w:val="24"/>
+        <w:pStyle w:val="a"/>
+        <w:spacing w:after="120"/>
+      </w:pPr>
+      <w:r>
+        <w:rPr>
+          <w:rFonts w:ascii="Times New Roman" w:hAnsi="Times New Roman"/>
+          <w:sz w:val="24"/>
+        </w:rPr>
+        <w:t>Святи́й</w:t>
+      </w:r>
+      <w:r>
+        <w:rPr>
+          <w:rFonts w:ascii="Times New Roman" w:hAnsi="Times New Roman"/>
+          <w:sz w:val="24"/>
         </w:rPr>
         <w:t xml:space="preserve"> </w:t>
       </w:r>
       <w:r>
         <w:rPr>
           <w:rFonts w:ascii="Times New Roman" w:hAnsi="Times New Roman"/>
-          <w:i/>
-          <w:color w:val="FF0000"/>
-          <w:sz w:val="24"/>
-          <w:szCs w:val="24"/>
-        </w:rPr>
-        <w:t>(3 р.)</w:t>
-      </w:r>
-    </w:p>
-    <w:p>
-      <w:pPr>
-        <w:spacing w:after="120"/>
-        <w:jc w:val="both"/>
-        <w:rPr>
-          <w:rFonts w:ascii="Times New Roman" w:hAnsi="Times New Roman"/>
-          <w:sz w:val="24"/>
-          <w:szCs w:val="24"/>
-        </w:rPr>
-      </w:pPr>
-      <w:r>
-        <w:rPr>
-          <w:rFonts w:ascii="Times New Roman" w:hAnsi="Times New Roman"/>
-          <w:sz w:val="24"/>
-          <w:szCs w:val="24"/>
-        </w:rPr>
-        <w:t>Слава Отцю, і Сину, і Святому Духові.* І</w:t>
-      </w:r>
-      <w:r>
-        <w:rPr>
-          <w:rFonts w:ascii="Times New Roman" w:hAnsi="Times New Roman"/>
-          <w:b/>
-          <w:sz w:val="24"/>
-          <w:szCs w:val="24"/>
+          <w:sz w:val="24"/>
+        </w:rPr>
+        <w:t>Бо́же</w:t>
+      </w:r>
+      <w:r>
+        <w:rPr>
+          <w:rFonts w:ascii="Times New Roman" w:hAnsi="Times New Roman"/>
+          <w:sz w:val="24"/>
+        </w:rPr>
+        <w:t xml:space="preserve">, </w:t>
+      </w:r>
+      <w:r>
+        <w:rPr>
+          <w:rFonts w:ascii="Times New Roman" w:hAnsi="Times New Roman"/>
+          <w:sz w:val="24"/>
+        </w:rPr>
+        <w:t>святи́й</w:t>
+      </w:r>
+      <w:r>
+        <w:rPr>
+          <w:rFonts w:ascii="Times New Roman" w:hAnsi="Times New Roman"/>
+          <w:sz w:val="24"/>
         </w:rPr>
         <w:t xml:space="preserve"> </w:t>
       </w:r>
@@ -304,36 +201,873 @@
         <w:rPr>
           <w:rFonts w:ascii="Times New Roman" w:hAnsi="Times New Roman"/>
           <w:sz w:val="24"/>
-          <w:szCs w:val="24"/>
-        </w:rPr>
-        <w:t>нині і повсякчас, і на віки віків. Амінь.</w:t>
-      </w:r>
-    </w:p>
-    <w:p>
-      <w:pPr>
-        <w:spacing w:after="120"/>
-        <w:jc w:val="both"/>
-        <w:rPr>
-          <w:rFonts w:ascii="Times New Roman" w:hAnsi="Times New Roman"/>
-          <w:sz w:val="24"/>
-          <w:szCs w:val="24"/>
-        </w:rPr>
-      </w:pPr>
-      <w:r>
-        <w:rPr>
-          <w:rFonts w:ascii="Times New Roman" w:hAnsi="Times New Roman"/>
-          <w:sz w:val="24"/>
-          <w:szCs w:val="24"/>
-        </w:rPr>
-        <w:t>Отче наш, що єси на небесах,* нехай святиться ім’я твоє,* нехай прийде царство твоє,* нехай буде воля твоя, як на небі, так і на землі.* Хліб наш насу</w:t>
-      </w:r>
-      <w:r>
-        <w:rPr>
-          <w:rFonts w:ascii="Times New Roman" w:hAnsi="Times New Roman"/>
-          <w:sz w:val="24"/>
-          <w:szCs w:val="24"/>
-        </w:rPr>
-        <w:t>щний дай нам сьогодні,* і прости нам провини наші,* як і ми прощаємо винуватцям нашим,* і не введи нас у спокусу,* але визволи нас від лукавого.</w:t>
+        </w:rPr>
+        <w:t>Крі́пкий</w:t>
+      </w:r>
+      <w:r>
+        <w:rPr>
+          <w:rFonts w:ascii="Times New Roman" w:hAnsi="Times New Roman"/>
+          <w:sz w:val="24"/>
+        </w:rPr>
+        <w:t xml:space="preserve">, </w:t>
+      </w:r>
+      <w:r>
+        <w:rPr>
+          <w:rFonts w:ascii="Times New Roman" w:hAnsi="Times New Roman"/>
+          <w:sz w:val="24"/>
+        </w:rPr>
+        <w:t>святи́й</w:t>
+      </w:r>
+      <w:r>
+        <w:rPr>
+          <w:rFonts w:ascii="Times New Roman" w:hAnsi="Times New Roman"/>
+          <w:sz w:val="24"/>
+        </w:rPr>
+        <w:t xml:space="preserve"> </w:t>
+      </w:r>
+      <w:r>
+        <w:rPr>
+          <w:rFonts w:ascii="Times New Roman" w:hAnsi="Times New Roman"/>
+          <w:sz w:val="24"/>
+        </w:rPr>
+        <w:t>Безсме́ртний</w:t>
+      </w:r>
+      <w:r>
+        <w:rPr>
+          <w:rFonts w:ascii="Times New Roman" w:hAnsi="Times New Roman"/>
+          <w:sz w:val="24"/>
+        </w:rPr>
+        <w:t xml:space="preserve">, </w:t>
+      </w:r>
+      <w:r>
+        <w:rPr>
+          <w:rFonts w:ascii="Times New Roman" w:hAnsi="Times New Roman"/>
+          <w:sz w:val="24"/>
+        </w:rPr>
+        <w:t>поми́луй</w:t>
+      </w:r>
+      <w:r>
+        <w:rPr>
+          <w:rFonts w:ascii="Times New Roman" w:hAnsi="Times New Roman"/>
+          <w:sz w:val="24"/>
+        </w:rPr>
+        <w:t xml:space="preserve"> нас. </w:t>
+      </w:r>
+      <w:r>
+        <w:rPr>
+          <w:rFonts w:ascii="Times New Roman" w:hAnsi="Times New Roman"/>
+          <w:i/>
+          <w:color w:val="FF0000"/>
+          <w:sz w:val="24"/>
+        </w:rPr>
+        <w:t>(3 р.)</w:t>
+      </w:r>
+    </w:p>
+    <w:p>
+      <w:pPr>
+        <w:pStyle w:val="a"/>
+        <w:spacing w:after="120"/>
+      </w:pPr>
+      <w:r>
+        <w:rPr>
+          <w:rFonts w:ascii="Times New Roman" w:hAnsi="Times New Roman"/>
+          <w:sz w:val="24"/>
+        </w:rPr>
+        <w:t>Сла́ва</w:t>
+      </w:r>
+      <w:r>
+        <w:rPr>
+          <w:rFonts w:ascii="Times New Roman" w:hAnsi="Times New Roman"/>
+          <w:sz w:val="24"/>
+        </w:rPr>
+        <w:t xml:space="preserve"> Отцю́, і </w:t>
+      </w:r>
+      <w:r>
+        <w:rPr>
+          <w:rFonts w:ascii="Times New Roman" w:hAnsi="Times New Roman"/>
+          <w:sz w:val="24"/>
+        </w:rPr>
+        <w:t>Си́ну</w:t>
+      </w:r>
+      <w:r>
+        <w:rPr>
+          <w:rFonts w:ascii="Times New Roman" w:hAnsi="Times New Roman"/>
+          <w:sz w:val="24"/>
+        </w:rPr>
+        <w:t xml:space="preserve">, і </w:t>
+      </w:r>
+      <w:r>
+        <w:rPr>
+          <w:rFonts w:ascii="Times New Roman" w:hAnsi="Times New Roman"/>
+          <w:sz w:val="24"/>
+        </w:rPr>
+        <w:t>Свято́му</w:t>
+      </w:r>
+      <w:r>
+        <w:rPr>
+          <w:rFonts w:ascii="Times New Roman" w:hAnsi="Times New Roman"/>
+          <w:sz w:val="24"/>
+        </w:rPr>
+        <w:t xml:space="preserve"> </w:t>
+      </w:r>
+      <w:r>
+        <w:rPr>
+          <w:rFonts w:ascii="Times New Roman" w:hAnsi="Times New Roman"/>
+          <w:sz w:val="24"/>
+        </w:rPr>
+        <w:t>Ду́хові</w:t>
+      </w:r>
+      <w:r>
+        <w:rPr>
+          <w:rFonts w:ascii="Times New Roman" w:hAnsi="Times New Roman"/>
+          <w:sz w:val="24"/>
+        </w:rPr>
+        <w:t xml:space="preserve">,* і </w:t>
+      </w:r>
+      <w:r>
+        <w:rPr>
+          <w:rFonts w:ascii="Times New Roman" w:hAnsi="Times New Roman"/>
+          <w:sz w:val="24"/>
+        </w:rPr>
+        <w:t>ни́ні</w:t>
+      </w:r>
+      <w:r>
+        <w:rPr>
+          <w:rFonts w:ascii="Times New Roman" w:hAnsi="Times New Roman"/>
+          <w:sz w:val="24"/>
+        </w:rPr>
+        <w:t xml:space="preserve">, і </w:t>
+      </w:r>
+      <w:r>
+        <w:rPr>
+          <w:rFonts w:ascii="Times New Roman" w:hAnsi="Times New Roman"/>
+          <w:sz w:val="24"/>
+        </w:rPr>
+        <w:t>повсякча́с</w:t>
+      </w:r>
+      <w:r>
+        <w:rPr>
+          <w:rFonts w:ascii="Times New Roman" w:hAnsi="Times New Roman"/>
+          <w:sz w:val="24"/>
+        </w:rPr>
+        <w:t xml:space="preserve">, і на </w:t>
+      </w:r>
+      <w:r>
+        <w:rPr>
+          <w:rFonts w:ascii="Times New Roman" w:hAnsi="Times New Roman"/>
+          <w:sz w:val="24"/>
+        </w:rPr>
+        <w:t>ві́ки</w:t>
+      </w:r>
+      <w:r>
+        <w:rPr>
+          <w:rFonts w:ascii="Times New Roman" w:hAnsi="Times New Roman"/>
+          <w:sz w:val="24"/>
+        </w:rPr>
+        <w:t xml:space="preserve"> </w:t>
+      </w:r>
+      <w:r>
+        <w:rPr>
+          <w:rFonts w:ascii="Times New Roman" w:hAnsi="Times New Roman"/>
+          <w:sz w:val="24"/>
+        </w:rPr>
+        <w:t>вікі́в</w:t>
+      </w:r>
+      <w:r>
+        <w:rPr>
+          <w:rFonts w:ascii="Times New Roman" w:hAnsi="Times New Roman"/>
+          <w:sz w:val="24"/>
+        </w:rPr>
+        <w:t xml:space="preserve">. </w:t>
+      </w:r>
+      <w:r>
+        <w:rPr>
+          <w:rFonts w:ascii="Times New Roman" w:hAnsi="Times New Roman"/>
+          <w:sz w:val="24"/>
+        </w:rPr>
+        <w:t>Амі́нь</w:t>
+      </w:r>
+      <w:r>
+        <w:rPr>
+          <w:rFonts w:ascii="Times New Roman" w:hAnsi="Times New Roman"/>
+          <w:sz w:val="24"/>
+        </w:rPr>
+        <w:t>.</w:t>
+      </w:r>
+    </w:p>
+    <w:p>
+      <w:pPr>
+        <w:pStyle w:val="a"/>
+        <w:spacing w:after="120"/>
+      </w:pPr>
+      <w:r>
+        <w:rPr>
+          <w:rFonts w:ascii="Times New Roman" w:hAnsi="Times New Roman"/>
+          <w:sz w:val="24"/>
+        </w:rPr>
+        <w:t xml:space="preserve">Пресвята́ </w:t>
+      </w:r>
+      <w:r>
+        <w:rPr>
+          <w:rFonts w:ascii="Times New Roman" w:hAnsi="Times New Roman"/>
+          <w:sz w:val="24"/>
+        </w:rPr>
+        <w:t>Тро́йце</w:t>
+      </w:r>
+      <w:r>
+        <w:rPr>
+          <w:rFonts w:ascii="Times New Roman" w:hAnsi="Times New Roman"/>
+          <w:sz w:val="24"/>
+        </w:rPr>
+        <w:t xml:space="preserve">, </w:t>
+      </w:r>
+      <w:r>
+        <w:rPr>
+          <w:rFonts w:ascii="Times New Roman" w:hAnsi="Times New Roman"/>
+          <w:sz w:val="24"/>
+        </w:rPr>
+        <w:t>поми́луй</w:t>
+      </w:r>
+      <w:r>
+        <w:rPr>
+          <w:rFonts w:ascii="Times New Roman" w:hAnsi="Times New Roman"/>
+          <w:sz w:val="24"/>
+        </w:rPr>
+        <w:t xml:space="preserve"> нас; </w:t>
+      </w:r>
+      <w:r>
+        <w:rPr>
+          <w:rFonts w:ascii="Times New Roman" w:hAnsi="Times New Roman"/>
+          <w:sz w:val="24"/>
+        </w:rPr>
+        <w:t>Го́споди</w:t>
+      </w:r>
+      <w:r>
+        <w:rPr>
+          <w:rFonts w:ascii="Times New Roman" w:hAnsi="Times New Roman"/>
+          <w:sz w:val="24"/>
+        </w:rPr>
+        <w:t xml:space="preserve">, </w:t>
+      </w:r>
+      <w:r>
+        <w:rPr>
+          <w:rFonts w:ascii="Times New Roman" w:hAnsi="Times New Roman"/>
+          <w:sz w:val="24"/>
+        </w:rPr>
+        <w:t>очи́сти</w:t>
+      </w:r>
+      <w:r>
+        <w:rPr>
+          <w:rFonts w:ascii="Times New Roman" w:hAnsi="Times New Roman"/>
+          <w:sz w:val="24"/>
+        </w:rPr>
+        <w:t xml:space="preserve"> гріхи́ </w:t>
+      </w:r>
+      <w:r>
+        <w:rPr>
+          <w:rFonts w:ascii="Times New Roman" w:hAnsi="Times New Roman"/>
+          <w:sz w:val="24"/>
+        </w:rPr>
+        <w:t>на́ші</w:t>
+      </w:r>
+      <w:r>
+        <w:rPr>
+          <w:rFonts w:ascii="Times New Roman" w:hAnsi="Times New Roman"/>
+          <w:sz w:val="24"/>
+        </w:rPr>
+        <w:t xml:space="preserve">; </w:t>
+      </w:r>
+      <w:r>
+        <w:rPr>
+          <w:rFonts w:ascii="Times New Roman" w:hAnsi="Times New Roman"/>
+          <w:sz w:val="24"/>
+        </w:rPr>
+        <w:t>Влади́ко</w:t>
+      </w:r>
+      <w:r>
+        <w:rPr>
+          <w:rFonts w:ascii="Times New Roman" w:hAnsi="Times New Roman"/>
+          <w:sz w:val="24"/>
+        </w:rPr>
+        <w:t xml:space="preserve">, прости́ </w:t>
+      </w:r>
+      <w:r>
+        <w:rPr>
+          <w:rFonts w:ascii="Times New Roman" w:hAnsi="Times New Roman"/>
+          <w:sz w:val="24"/>
+        </w:rPr>
+        <w:t>беззако́ння</w:t>
+      </w:r>
+      <w:r>
+        <w:rPr>
+          <w:rFonts w:ascii="Times New Roman" w:hAnsi="Times New Roman"/>
+          <w:sz w:val="24"/>
+        </w:rPr>
+        <w:t xml:space="preserve"> </w:t>
+      </w:r>
+      <w:r>
+        <w:rPr>
+          <w:rFonts w:ascii="Times New Roman" w:hAnsi="Times New Roman"/>
+          <w:sz w:val="24"/>
+        </w:rPr>
+        <w:t>на́ші</w:t>
+      </w:r>
+      <w:r>
+        <w:rPr>
+          <w:rFonts w:ascii="Times New Roman" w:hAnsi="Times New Roman"/>
+          <w:sz w:val="24"/>
+        </w:rPr>
+        <w:t xml:space="preserve">; </w:t>
+      </w:r>
+      <w:r>
+        <w:rPr>
+          <w:rFonts w:ascii="Times New Roman" w:hAnsi="Times New Roman"/>
+          <w:sz w:val="24"/>
+        </w:rPr>
+        <w:t>Святи́й</w:t>
+      </w:r>
+      <w:r>
+        <w:rPr>
+          <w:rFonts w:ascii="Times New Roman" w:hAnsi="Times New Roman"/>
+          <w:sz w:val="24"/>
+        </w:rPr>
+        <w:t xml:space="preserve">, </w:t>
+      </w:r>
+      <w:r>
+        <w:rPr>
+          <w:rFonts w:ascii="Times New Roman" w:hAnsi="Times New Roman"/>
+          <w:sz w:val="24"/>
+        </w:rPr>
+        <w:t>завіта́й</w:t>
+      </w:r>
+      <w:r>
+        <w:rPr>
+          <w:rFonts w:ascii="Times New Roman" w:hAnsi="Times New Roman"/>
+          <w:sz w:val="24"/>
+        </w:rPr>
+        <w:t xml:space="preserve"> і зціли́ </w:t>
+      </w:r>
+      <w:r>
+        <w:rPr>
+          <w:rFonts w:ascii="Times New Roman" w:hAnsi="Times New Roman"/>
+          <w:sz w:val="24"/>
+        </w:rPr>
+        <w:t>не́мочі</w:t>
+      </w:r>
+      <w:r>
+        <w:rPr>
+          <w:rFonts w:ascii="Times New Roman" w:hAnsi="Times New Roman"/>
+          <w:sz w:val="24"/>
+        </w:rPr>
+        <w:t xml:space="preserve"> </w:t>
+      </w:r>
+      <w:r>
+        <w:rPr>
+          <w:rFonts w:ascii="Times New Roman" w:hAnsi="Times New Roman"/>
+          <w:sz w:val="24"/>
+        </w:rPr>
+        <w:t>на́ші</w:t>
+      </w:r>
+      <w:r>
+        <w:rPr>
+          <w:rFonts w:ascii="Times New Roman" w:hAnsi="Times New Roman"/>
+          <w:sz w:val="24"/>
+        </w:rPr>
+        <w:t xml:space="preserve">, </w:t>
+      </w:r>
+      <w:r>
+        <w:rPr>
+          <w:rFonts w:ascii="Times New Roman" w:hAnsi="Times New Roman"/>
+          <w:sz w:val="24"/>
+        </w:rPr>
+        <w:t>І́мени</w:t>
+      </w:r>
+      <w:r>
+        <w:rPr>
+          <w:rFonts w:ascii="Times New Roman" w:hAnsi="Times New Roman"/>
+          <w:sz w:val="24"/>
+        </w:rPr>
+        <w:t xml:space="preserve"> Твого́ </w:t>
+      </w:r>
+      <w:r>
+        <w:rPr>
+          <w:rFonts w:ascii="Times New Roman" w:hAnsi="Times New Roman"/>
+          <w:sz w:val="24"/>
+        </w:rPr>
+        <w:t>ра́ди</w:t>
+      </w:r>
+      <w:r>
+        <w:rPr>
+          <w:rFonts w:ascii="Times New Roman" w:hAnsi="Times New Roman"/>
+          <w:sz w:val="24"/>
+        </w:rPr>
+        <w:t>.</w:t>
+      </w:r>
+    </w:p>
+    <w:p>
+      <w:pPr>
+        <w:pStyle w:val="a"/>
+        <w:spacing w:after="120"/>
+      </w:pPr>
+      <w:r>
+        <w:rPr>
+          <w:rFonts w:ascii="Times New Roman" w:hAnsi="Times New Roman"/>
+          <w:sz w:val="24"/>
+        </w:rPr>
+        <w:t>Го́споди</w:t>
+      </w:r>
+      <w:r>
+        <w:rPr>
+          <w:rFonts w:ascii="Times New Roman" w:hAnsi="Times New Roman"/>
+          <w:sz w:val="24"/>
+        </w:rPr>
+        <w:t xml:space="preserve">, </w:t>
+      </w:r>
+      <w:r>
+        <w:rPr>
+          <w:rFonts w:ascii="Times New Roman" w:hAnsi="Times New Roman"/>
+          <w:sz w:val="24"/>
+        </w:rPr>
+        <w:t>поми́луй</w:t>
+      </w:r>
+      <w:r>
+        <w:rPr>
+          <w:rFonts w:ascii="Times New Roman" w:hAnsi="Times New Roman"/>
+          <w:sz w:val="24"/>
+        </w:rPr>
+        <w:t>. (3)</w:t>
+      </w:r>
+    </w:p>
+    <w:p>
+      <w:pPr>
+        <w:pStyle w:val="a"/>
+        <w:spacing w:after="120"/>
+      </w:pPr>
+      <w:r>
+        <w:rPr>
+          <w:rFonts w:ascii="Times New Roman" w:hAnsi="Times New Roman"/>
+          <w:sz w:val="24"/>
+        </w:rPr>
+        <w:t>Сла́ва</w:t>
+      </w:r>
+      <w:r>
+        <w:rPr>
+          <w:rFonts w:ascii="Times New Roman" w:hAnsi="Times New Roman"/>
+          <w:sz w:val="24"/>
+        </w:rPr>
+        <w:t xml:space="preserve"> Отцю́, і </w:t>
+      </w:r>
+      <w:r>
+        <w:rPr>
+          <w:rFonts w:ascii="Times New Roman" w:hAnsi="Times New Roman"/>
+          <w:sz w:val="24"/>
+        </w:rPr>
+        <w:t>Си́ну</w:t>
+      </w:r>
+      <w:r>
+        <w:rPr>
+          <w:rFonts w:ascii="Times New Roman" w:hAnsi="Times New Roman"/>
+          <w:sz w:val="24"/>
+        </w:rPr>
+        <w:t xml:space="preserve">, і </w:t>
+      </w:r>
+      <w:r>
+        <w:rPr>
+          <w:rFonts w:ascii="Times New Roman" w:hAnsi="Times New Roman"/>
+          <w:sz w:val="24"/>
+        </w:rPr>
+        <w:t>Свято́му</w:t>
+      </w:r>
+      <w:r>
+        <w:rPr>
+          <w:rFonts w:ascii="Times New Roman" w:hAnsi="Times New Roman"/>
+          <w:sz w:val="24"/>
+        </w:rPr>
+        <w:t xml:space="preserve"> </w:t>
+      </w:r>
+      <w:r>
+        <w:rPr>
+          <w:rFonts w:ascii="Times New Roman" w:hAnsi="Times New Roman"/>
+          <w:sz w:val="24"/>
+        </w:rPr>
+        <w:t>Ду́хові</w:t>
+      </w:r>
+      <w:r>
+        <w:rPr>
+          <w:rFonts w:ascii="Times New Roman" w:hAnsi="Times New Roman"/>
+          <w:sz w:val="24"/>
+        </w:rPr>
+        <w:t xml:space="preserve">,* і </w:t>
+      </w:r>
+      <w:r>
+        <w:rPr>
+          <w:rFonts w:ascii="Times New Roman" w:hAnsi="Times New Roman"/>
+          <w:sz w:val="24"/>
+        </w:rPr>
+        <w:t>ни́ні</w:t>
+      </w:r>
+      <w:r>
+        <w:rPr>
+          <w:rFonts w:ascii="Times New Roman" w:hAnsi="Times New Roman"/>
+          <w:sz w:val="24"/>
+        </w:rPr>
+        <w:t xml:space="preserve">, і </w:t>
+      </w:r>
+      <w:r>
+        <w:rPr>
+          <w:rFonts w:ascii="Times New Roman" w:hAnsi="Times New Roman"/>
+          <w:sz w:val="24"/>
+        </w:rPr>
+        <w:t>повсякча́с</w:t>
+      </w:r>
+      <w:r>
+        <w:rPr>
+          <w:rFonts w:ascii="Times New Roman" w:hAnsi="Times New Roman"/>
+          <w:sz w:val="24"/>
+        </w:rPr>
+        <w:t xml:space="preserve">, і на </w:t>
+      </w:r>
+      <w:r>
+        <w:rPr>
+          <w:rFonts w:ascii="Times New Roman" w:hAnsi="Times New Roman"/>
+          <w:sz w:val="24"/>
+        </w:rPr>
+        <w:t>ві́ки</w:t>
+      </w:r>
+      <w:r>
+        <w:rPr>
+          <w:rFonts w:ascii="Times New Roman" w:hAnsi="Times New Roman"/>
+          <w:sz w:val="24"/>
+        </w:rPr>
+        <w:t xml:space="preserve"> </w:t>
+      </w:r>
+      <w:r>
+        <w:rPr>
+          <w:rFonts w:ascii="Times New Roman" w:hAnsi="Times New Roman"/>
+          <w:sz w:val="24"/>
+        </w:rPr>
+        <w:t>вікі́в</w:t>
+      </w:r>
+      <w:r>
+        <w:rPr>
+          <w:rFonts w:ascii="Times New Roman" w:hAnsi="Times New Roman"/>
+          <w:sz w:val="24"/>
+        </w:rPr>
+        <w:t xml:space="preserve">. </w:t>
+      </w:r>
+      <w:r>
+        <w:rPr>
+          <w:rFonts w:ascii="Times New Roman" w:hAnsi="Times New Roman"/>
+          <w:sz w:val="24"/>
+        </w:rPr>
+        <w:t>Амі́нь</w:t>
+      </w:r>
+      <w:r>
+        <w:rPr>
+          <w:rFonts w:ascii="Times New Roman" w:hAnsi="Times New Roman"/>
+          <w:sz w:val="24"/>
+        </w:rPr>
+        <w:t>.</w:t>
+      </w:r>
+    </w:p>
+    <w:p>
+      <w:pPr>
+        <w:pStyle w:val="a"/>
+        <w:spacing w:after="120"/>
+      </w:pPr>
+      <w:r>
+        <w:rPr>
+          <w:rFonts w:ascii="Times New Roman" w:hAnsi="Times New Roman"/>
+          <w:sz w:val="24"/>
+        </w:rPr>
+        <w:t>О́тче</w:t>
+      </w:r>
+      <w:r>
+        <w:rPr>
+          <w:rFonts w:ascii="Times New Roman" w:hAnsi="Times New Roman"/>
+          <w:sz w:val="24"/>
+        </w:rPr>
+        <w:t xml:space="preserve"> наш, що єси́ на </w:t>
+      </w:r>
+      <w:r>
+        <w:rPr>
+          <w:rFonts w:ascii="Times New Roman" w:hAnsi="Times New Roman"/>
+          <w:sz w:val="24"/>
+        </w:rPr>
+        <w:t>небеса́х</w:t>
+      </w:r>
+      <w:r>
+        <w:rPr>
+          <w:rFonts w:ascii="Times New Roman" w:hAnsi="Times New Roman"/>
+          <w:sz w:val="24"/>
+        </w:rPr>
+        <w:t xml:space="preserve">,* </w:t>
+      </w:r>
+      <w:r>
+        <w:rPr>
+          <w:rFonts w:ascii="Times New Roman" w:hAnsi="Times New Roman"/>
+          <w:sz w:val="24"/>
+        </w:rPr>
+        <w:t>неха́й</w:t>
+      </w:r>
+      <w:r>
+        <w:rPr>
+          <w:rFonts w:ascii="Times New Roman" w:hAnsi="Times New Roman"/>
+          <w:sz w:val="24"/>
+        </w:rPr>
+        <w:t xml:space="preserve"> </w:t>
+      </w:r>
+      <w:r>
+        <w:rPr>
+          <w:rFonts w:ascii="Times New Roman" w:hAnsi="Times New Roman"/>
+          <w:sz w:val="24"/>
+        </w:rPr>
+        <w:t>святи́ться</w:t>
+      </w:r>
+      <w:r>
+        <w:rPr>
+          <w:rFonts w:ascii="Times New Roman" w:hAnsi="Times New Roman"/>
+          <w:sz w:val="24"/>
+        </w:rPr>
+        <w:t xml:space="preserve"> ім’я́ Твоє́,* </w:t>
+      </w:r>
+      <w:r>
+        <w:rPr>
+          <w:rFonts w:ascii="Times New Roman" w:hAnsi="Times New Roman"/>
+          <w:sz w:val="24"/>
+        </w:rPr>
+        <w:t>неха́й</w:t>
+      </w:r>
+      <w:r>
+        <w:rPr>
+          <w:rFonts w:ascii="Times New Roman" w:hAnsi="Times New Roman"/>
+          <w:sz w:val="24"/>
+        </w:rPr>
+        <w:t xml:space="preserve"> </w:t>
+      </w:r>
+      <w:r>
+        <w:rPr>
+          <w:rFonts w:ascii="Times New Roman" w:hAnsi="Times New Roman"/>
+          <w:sz w:val="24"/>
+        </w:rPr>
+        <w:t>при́йде</w:t>
+      </w:r>
+      <w:r>
+        <w:rPr>
+          <w:rFonts w:ascii="Times New Roman" w:hAnsi="Times New Roman"/>
+          <w:sz w:val="24"/>
+        </w:rPr>
+        <w:t xml:space="preserve"> </w:t>
+      </w:r>
+      <w:r>
+        <w:rPr>
+          <w:rFonts w:ascii="Times New Roman" w:hAnsi="Times New Roman"/>
+          <w:sz w:val="24"/>
+        </w:rPr>
+        <w:t>ца́рство</w:t>
+      </w:r>
+      <w:r>
+        <w:rPr>
+          <w:rFonts w:ascii="Times New Roman" w:hAnsi="Times New Roman"/>
+          <w:sz w:val="24"/>
+        </w:rPr>
+        <w:t xml:space="preserve"> Твоє́,* </w:t>
+      </w:r>
+      <w:r>
+        <w:rPr>
+          <w:rFonts w:ascii="Times New Roman" w:hAnsi="Times New Roman"/>
+          <w:sz w:val="24"/>
+        </w:rPr>
+        <w:t>неха́й</w:t>
+      </w:r>
+      <w:r>
+        <w:rPr>
+          <w:rFonts w:ascii="Times New Roman" w:hAnsi="Times New Roman"/>
+          <w:sz w:val="24"/>
+        </w:rPr>
+        <w:t xml:space="preserve"> </w:t>
+      </w:r>
+      <w:r>
+        <w:rPr>
+          <w:rFonts w:ascii="Times New Roman" w:hAnsi="Times New Roman"/>
+          <w:sz w:val="24"/>
+        </w:rPr>
+        <w:t>бу́де</w:t>
+      </w:r>
+      <w:r>
+        <w:rPr>
+          <w:rFonts w:ascii="Times New Roman" w:hAnsi="Times New Roman"/>
+          <w:sz w:val="24"/>
+        </w:rPr>
+        <w:t xml:space="preserve"> </w:t>
+      </w:r>
+      <w:r>
+        <w:rPr>
+          <w:rFonts w:ascii="Times New Roman" w:hAnsi="Times New Roman"/>
+          <w:sz w:val="24"/>
+        </w:rPr>
+        <w:t>во́ля</w:t>
+      </w:r>
+      <w:r>
+        <w:rPr>
+          <w:rFonts w:ascii="Times New Roman" w:hAnsi="Times New Roman"/>
+          <w:sz w:val="24"/>
+        </w:rPr>
+        <w:t xml:space="preserve"> Твоя́, як на </w:t>
+      </w:r>
+      <w:r>
+        <w:rPr>
+          <w:rFonts w:ascii="Times New Roman" w:hAnsi="Times New Roman"/>
+          <w:sz w:val="24"/>
+        </w:rPr>
+        <w:t>не́бі</w:t>
+      </w:r>
+      <w:r>
+        <w:rPr>
+          <w:rFonts w:ascii="Times New Roman" w:hAnsi="Times New Roman"/>
+          <w:sz w:val="24"/>
+        </w:rPr>
+        <w:t xml:space="preserve">, так і на землі́.* Хліб наш </w:t>
+      </w:r>
+      <w:r>
+        <w:rPr>
+          <w:rFonts w:ascii="Times New Roman" w:hAnsi="Times New Roman"/>
+          <w:sz w:val="24"/>
+        </w:rPr>
+        <w:t>насу́щний</w:t>
+      </w:r>
+      <w:r>
+        <w:rPr>
+          <w:rFonts w:ascii="Times New Roman" w:hAnsi="Times New Roman"/>
+          <w:sz w:val="24"/>
+        </w:rPr>
+        <w:t xml:space="preserve"> дай нам </w:t>
+      </w:r>
+      <w:r>
+        <w:rPr>
+          <w:rFonts w:ascii="Times New Roman" w:hAnsi="Times New Roman"/>
+          <w:sz w:val="24"/>
+        </w:rPr>
+        <w:t>сього́дні</w:t>
+      </w:r>
+      <w:r>
+        <w:rPr>
+          <w:rFonts w:ascii="Times New Roman" w:hAnsi="Times New Roman"/>
+          <w:sz w:val="24"/>
+        </w:rPr>
+        <w:t xml:space="preserve">;* і прости́ нам </w:t>
+      </w:r>
+      <w:r>
+        <w:rPr>
+          <w:rFonts w:ascii="Times New Roman" w:hAnsi="Times New Roman"/>
+          <w:sz w:val="24"/>
+        </w:rPr>
+        <w:t>прови́ни</w:t>
+      </w:r>
+      <w:r>
+        <w:rPr>
+          <w:rFonts w:ascii="Times New Roman" w:hAnsi="Times New Roman"/>
+          <w:sz w:val="24"/>
+        </w:rPr>
+        <w:t xml:space="preserve"> </w:t>
+      </w:r>
+      <w:r>
+        <w:rPr>
+          <w:rFonts w:ascii="Times New Roman" w:hAnsi="Times New Roman"/>
+          <w:sz w:val="24"/>
+        </w:rPr>
+        <w:t>на́ші</w:t>
+      </w:r>
+      <w:r>
+        <w:rPr>
+          <w:rFonts w:ascii="Times New Roman" w:hAnsi="Times New Roman"/>
+          <w:sz w:val="24"/>
+        </w:rPr>
+        <w:t xml:space="preserve">,* як і ми </w:t>
+      </w:r>
+      <w:r>
+        <w:rPr>
+          <w:rFonts w:ascii="Times New Roman" w:hAnsi="Times New Roman"/>
+          <w:sz w:val="24"/>
+        </w:rPr>
+        <w:t>проща́ємо</w:t>
+      </w:r>
+      <w:r>
+        <w:rPr>
+          <w:rFonts w:ascii="Times New Roman" w:hAnsi="Times New Roman"/>
+          <w:sz w:val="24"/>
+        </w:rPr>
+        <w:t xml:space="preserve"> </w:t>
+      </w:r>
+      <w:r>
+        <w:rPr>
+          <w:rFonts w:ascii="Times New Roman" w:hAnsi="Times New Roman"/>
+          <w:sz w:val="24"/>
+        </w:rPr>
+        <w:t>винува́тцям</w:t>
+      </w:r>
+      <w:r>
+        <w:rPr>
+          <w:rFonts w:ascii="Times New Roman" w:hAnsi="Times New Roman"/>
+          <w:sz w:val="24"/>
+        </w:rPr>
+        <w:t xml:space="preserve"> </w:t>
+      </w:r>
+      <w:r>
+        <w:rPr>
+          <w:rFonts w:ascii="Times New Roman" w:hAnsi="Times New Roman"/>
+          <w:sz w:val="24"/>
+        </w:rPr>
+        <w:t>на́шим</w:t>
+      </w:r>
+      <w:r>
+        <w:rPr>
+          <w:rFonts w:ascii="Times New Roman" w:hAnsi="Times New Roman"/>
+          <w:sz w:val="24"/>
+        </w:rPr>
+        <w:t xml:space="preserve">;* і не введи́ нас у </w:t>
+      </w:r>
+      <w:r>
+        <w:rPr>
+          <w:rFonts w:ascii="Times New Roman" w:hAnsi="Times New Roman"/>
+          <w:sz w:val="24"/>
+        </w:rPr>
+        <w:t>споку́су</w:t>
+      </w:r>
+      <w:r>
+        <w:rPr>
+          <w:rFonts w:ascii="Times New Roman" w:hAnsi="Times New Roman"/>
+          <w:sz w:val="24"/>
+        </w:rPr>
+        <w:t xml:space="preserve">,* але́ </w:t>
+      </w:r>
+      <w:r>
+        <w:rPr>
+          <w:rFonts w:ascii="Times New Roman" w:hAnsi="Times New Roman"/>
+          <w:sz w:val="24"/>
+        </w:rPr>
+        <w:t>ви́зволи</w:t>
+      </w:r>
+      <w:r>
+        <w:rPr>
+          <w:rFonts w:ascii="Times New Roman" w:hAnsi="Times New Roman"/>
+          <w:sz w:val="24"/>
+        </w:rPr>
+        <w:t xml:space="preserve"> нас від </w:t>
+      </w:r>
+      <w:r>
+        <w:rPr>
+          <w:rFonts w:ascii="Times New Roman" w:hAnsi="Times New Roman"/>
+          <w:sz w:val="24"/>
+        </w:rPr>
+        <w:t>лука́вого</w:t>
+      </w:r>
+      <w:r>
+        <w:rPr>
+          <w:rFonts w:ascii="Times New Roman" w:hAnsi="Times New Roman"/>
+          <w:sz w:val="24"/>
+        </w:rPr>
+        <w:t>.</w:t>
       </w:r>
     </w:p>
     <w:p>
@@ -418,7 +1152,7 @@
           <w:sz w:val="24"/>
           <w:szCs w:val="24"/>
         </w:rPr>
-        <w:t>(12 р.)</w:t>
+        <w:t>(12 р.)</w:t>
       </w:r>
     </w:p>
     <w:p>
@@ -4615,7 +5349,7 @@
           <w:sz w:val="24"/>
           <w:szCs w:val="24"/>
         </w:rPr>
-        <w:t> Господи щедрий і милосердний, довготерпеливий і многомилостивий! Вислухай молитви наші і зверни увагу на голос моління нашого і яви нам знак милости твоєї, наведи нас на дорогу тво</w:t>
+        <w:t xml:space="preserve"> Господи щедрий і милосердний, довготерпеливий і многомилостивий! Вислухай молитви наші і зверни увагу на голос моління нашого і яви нам знак милости твоєї, наведи нас на дорогу тво</w:t>
       </w:r>
       <w:r>
         <w:rPr>
@@ -4651,7 +5385,7 @@
           <w:sz w:val="24"/>
           <w:szCs w:val="24"/>
         </w:rPr>
-        <w:t>2. </w:t>
+        <w:t xml:space="preserve">2. </w:t>
       </w:r>
       <w:r>
         <w:rPr>
@@ -4703,7 +5437,7 @@
           <w:sz w:val="24"/>
           <w:szCs w:val="24"/>
         </w:rPr>
-        <w:t> Господи, Боже наш! Згадай нас грішних і недостойних слуг твоїх, коли призиваємо святе ім'я твоє, і не осороми нас, коли очікуєм</w:t>
+        <w:t xml:space="preserve"> Господи, Боже наш! Згадай нас грішних і недостойних слуг твоїх, коли призиваємо святе ім'я твоє, і не осороми нас, коли очікуєм</w:t>
       </w:r>
       <w:r>
         <w:rPr>
@@ -4739,7 +5473,7 @@
           <w:sz w:val="24"/>
           <w:szCs w:val="24"/>
         </w:rPr>
-        <w:t>4. </w:t>
+        <w:t xml:space="preserve">4. </w:t>
       </w:r>
       <w:r>
         <w:rPr>
@@ -4783,7 +5517,7 @@
           <w:sz w:val="24"/>
           <w:szCs w:val="24"/>
         </w:rPr>
-        <w:t> Благословенний ти, Господи Боже, Вседержителю,</w:t>
+        <w:t xml:space="preserve"> Благословенний ти, Господи Боже, Вседержителю,</w:t>
       </w:r>
       <w:r>
         <w:rPr>
@@ -4827,7 +5561,7 @@
           <w:sz w:val="24"/>
           <w:szCs w:val="24"/>
         </w:rPr>
-        <w:t> Господи, Господи, що пречистою твоєю долонею в</w:t>
+        <w:t xml:space="preserve"> Господи, Господи, що пречистою твоєю долонею в</w:t>
       </w:r>
       <w:r>
         <w:rPr>
@@ -4871,7 +5605,7 @@
           <w:sz w:val="24"/>
           <w:szCs w:val="24"/>
         </w:rPr>
-        <w:t> Боже великий і дивний, що несказанною добрістю і бага</w:t>
+        <w:t xml:space="preserve"> Боже великий і дивний, що несказанною добрістю і бага</w:t>
       </w:r>
       <w:r>
         <w:rPr>
@@ -4915,7 +5649,7 @@
           <w:sz w:val="24"/>
           <w:szCs w:val="24"/>
         </w:rPr>
-        <w:t> Боже великий і вишній, в тебе одного є безсмертність і в світлі живеш недоступнім. Ти все створіння мудро створив, відок</w:t>
+        <w:t xml:space="preserve"> Боже великий і вишній, в тебе одного є безсмертність і в світлі живеш недоступнім. Ти все створіння мудро створив, відок</w:t>
       </w:r>
       <w:r>
         <w:rPr>
@@ -6600,401 +7334,1778 @@
     </w:p>
     <w:p>
       <w:pPr>
-        <w:spacing w:after="120"/>
-        <w:jc w:val="both"/>
-        <w:rPr>
-          <w:rFonts w:ascii="Times New Roman" w:hAnsi="Times New Roman"/>
-          <w:sz w:val="24"/>
-          <w:szCs w:val="24"/>
-        </w:rPr>
-      </w:pPr>
-      <w:r>
-        <w:rPr>
-          <w:rFonts w:ascii="Times New Roman" w:eastAsia="Gungsuh" w:hAnsi="Times New Roman"/>
-          <w:sz w:val="24"/>
-          <w:szCs w:val="24"/>
-        </w:rPr>
-        <w:t>Постав, Господи, моїм устам сторожу;* до дверей губ моїх − варту!</w:t>
-      </w:r>
-    </w:p>
-    <w:p>
-      <w:pPr>
-        <w:spacing w:after="120"/>
-        <w:jc w:val="both"/>
-        <w:rPr>
-          <w:rFonts w:ascii="Times New Roman" w:hAnsi="Times New Roman"/>
-          <w:sz w:val="24"/>
-          <w:szCs w:val="24"/>
-        </w:rPr>
-      </w:pPr>
-      <w:r>
-        <w:rPr>
-          <w:rFonts w:ascii="Times New Roman" w:hAnsi="Times New Roman"/>
-          <w:sz w:val="24"/>
-          <w:szCs w:val="24"/>
-        </w:rPr>
-        <w:t>Не дай схилитися серцеві моєму* до чогось злого.</w:t>
-      </w:r>
-    </w:p>
-    <w:p>
-      <w:pPr>
-        <w:spacing w:after="120"/>
-        <w:jc w:val="both"/>
-        <w:rPr>
-          <w:rFonts w:ascii="Times New Roman" w:hAnsi="Times New Roman"/>
-          <w:sz w:val="24"/>
-          <w:szCs w:val="24"/>
-        </w:rPr>
-      </w:pPr>
-      <w:r>
-        <w:rPr>
-          <w:rFonts w:ascii="Times New Roman" w:hAnsi="Times New Roman"/>
-          <w:sz w:val="24"/>
-          <w:szCs w:val="24"/>
-        </w:rPr>
-        <w:t>Ані чинити лихі вчинки з людьми, що творять беззаконня,* – ні ласощів їхніх я не хочу їсти.</w:t>
-      </w:r>
-    </w:p>
-    <w:p>
-      <w:pPr>
-        <w:spacing w:after="120"/>
-        <w:jc w:val="both"/>
-        <w:rPr>
-          <w:rFonts w:ascii="Times New Roman" w:hAnsi="Times New Roman"/>
-          <w:sz w:val="24"/>
-          <w:szCs w:val="24"/>
-        </w:rPr>
-      </w:pPr>
-      <w:r>
-        <w:rPr>
-          <w:rFonts w:ascii="Times New Roman" w:hAnsi="Times New Roman"/>
-          <w:sz w:val="24"/>
-          <w:szCs w:val="24"/>
-        </w:rPr>
-        <w:t>Нехай праведник по-доброму б'є мене й виправляє</w:t>
-      </w:r>
-      <w:r>
-        <w:rPr>
-          <w:rFonts w:ascii="Times New Roman" w:hAnsi="Times New Roman"/>
-          <w:sz w:val="24"/>
-          <w:szCs w:val="24"/>
-        </w:rPr>
-        <w:t>,* а олія грішного нехай не намастить голови моєї.</w:t>
-      </w:r>
-    </w:p>
-    <w:p>
-      <w:pPr>
-        <w:spacing w:after="120"/>
-        <w:jc w:val="both"/>
-        <w:rPr>
-          <w:rFonts w:ascii="Times New Roman" w:hAnsi="Times New Roman"/>
-          <w:sz w:val="24"/>
-          <w:szCs w:val="24"/>
-        </w:rPr>
-      </w:pPr>
-      <w:r>
-        <w:rPr>
-          <w:rFonts w:ascii="Times New Roman" w:hAnsi="Times New Roman"/>
-          <w:sz w:val="24"/>
-          <w:szCs w:val="24"/>
-        </w:rPr>
-        <w:t>Я все-таки молитимусь,* незважаючи на їхні злі вчинки.</w:t>
-      </w:r>
-    </w:p>
-    <w:p>
-      <w:pPr>
-        <w:spacing w:after="120"/>
-        <w:jc w:val="both"/>
-        <w:rPr>
-          <w:rFonts w:ascii="Times New Roman" w:hAnsi="Times New Roman"/>
-          <w:sz w:val="24"/>
-          <w:szCs w:val="24"/>
-        </w:rPr>
-      </w:pPr>
-      <w:r>
-        <w:rPr>
-          <w:rFonts w:ascii="Times New Roman" w:hAnsi="Times New Roman"/>
-          <w:sz w:val="24"/>
-          <w:szCs w:val="24"/>
-        </w:rPr>
-        <w:t>Якщо суддів їхніх скинуть в ущелини скелі,* то почують, що слова мої любі.</w:t>
-      </w:r>
-    </w:p>
-    <w:p>
-      <w:pPr>
-        <w:spacing w:after="120"/>
-        <w:jc w:val="both"/>
-        <w:rPr>
-          <w:rFonts w:ascii="Times New Roman" w:hAnsi="Times New Roman"/>
-          <w:sz w:val="24"/>
-          <w:szCs w:val="24"/>
-        </w:rPr>
-      </w:pPr>
-      <w:r>
-        <w:rPr>
-          <w:rFonts w:ascii="Times New Roman" w:hAnsi="Times New Roman"/>
-          <w:sz w:val="24"/>
-          <w:szCs w:val="24"/>
-        </w:rPr>
-        <w:t>Немовби хтось розбив і розрив землю,* розкидано їхні кості перед адом.</w:t>
-      </w:r>
-    </w:p>
-    <w:p>
-      <w:pPr>
-        <w:spacing w:after="120"/>
-        <w:jc w:val="both"/>
-        <w:rPr>
-          <w:rFonts w:ascii="Times New Roman" w:hAnsi="Times New Roman"/>
-          <w:sz w:val="24"/>
-          <w:szCs w:val="24"/>
-        </w:rPr>
-      </w:pPr>
-      <w:r>
-        <w:rPr>
-          <w:rFonts w:ascii="Times New Roman" w:hAnsi="Times New Roman"/>
-          <w:sz w:val="24"/>
-          <w:szCs w:val="24"/>
-        </w:rPr>
-        <w:t>Бо д</w:t>
-      </w:r>
-      <w:r>
-        <w:rPr>
-          <w:rFonts w:ascii="Times New Roman" w:hAnsi="Times New Roman"/>
-          <w:sz w:val="24"/>
-          <w:szCs w:val="24"/>
-        </w:rPr>
-        <w:t>о тебе, Господи, мій Боже, мої очі;* до тебе прибігаю, не губи душі моєї.</w:t>
-      </w:r>
-    </w:p>
-    <w:p>
-      <w:pPr>
-        <w:spacing w:after="120"/>
-        <w:jc w:val="both"/>
-        <w:rPr>
-          <w:rFonts w:ascii="Times New Roman" w:hAnsi="Times New Roman"/>
-          <w:sz w:val="24"/>
-          <w:szCs w:val="24"/>
-        </w:rPr>
-      </w:pPr>
-      <w:r>
-        <w:rPr>
-          <w:rFonts w:ascii="Times New Roman" w:hAnsi="Times New Roman"/>
-          <w:sz w:val="24"/>
-          <w:szCs w:val="24"/>
-        </w:rPr>
-        <w:t>Збережи мене від петлі, що її наставили на мене,* і від сильця тих, що творять беззаконня.</w:t>
-      </w:r>
-    </w:p>
-    <w:p>
-      <w:pPr>
-        <w:spacing w:after="120"/>
-        <w:jc w:val="both"/>
-        <w:rPr>
-          <w:rFonts w:ascii="Times New Roman" w:hAnsi="Times New Roman"/>
-          <w:sz w:val="24"/>
-          <w:szCs w:val="24"/>
-        </w:rPr>
-      </w:pPr>
-      <w:r>
-        <w:rPr>
-          <w:rFonts w:ascii="Times New Roman" w:hAnsi="Times New Roman"/>
-          <w:sz w:val="24"/>
-          <w:szCs w:val="24"/>
-        </w:rPr>
-        <w:t>Нехай грішники впадуть у власні сіті всі разом,* а я пройду безпечно.</w:t>
-      </w:r>
-    </w:p>
-    <w:p>
-      <w:pPr>
-        <w:spacing w:after="120"/>
-        <w:jc w:val="center"/>
+        <w:pStyle w:val="a"/>
+        <w:spacing w:after="120"/>
+      </w:pPr>
+      <w:r>
+        <w:rPr>
+          <w:rFonts w:ascii="Times New Roman" w:hAnsi="Times New Roman"/>
+          <w:sz w:val="24"/>
+        </w:rPr>
+        <w:t>Поста́в</w:t>
+      </w:r>
+      <w:r>
+        <w:rPr>
+          <w:rFonts w:ascii="Times New Roman" w:hAnsi="Times New Roman"/>
+          <w:sz w:val="24"/>
+        </w:rPr>
+        <w:t xml:space="preserve">, </w:t>
+      </w:r>
+      <w:r>
+        <w:rPr>
+          <w:rFonts w:ascii="Times New Roman" w:hAnsi="Times New Roman"/>
+          <w:sz w:val="24"/>
+        </w:rPr>
+        <w:t>Го́споди</w:t>
+      </w:r>
+      <w:r>
+        <w:rPr>
+          <w:rFonts w:ascii="Times New Roman" w:hAnsi="Times New Roman"/>
+          <w:sz w:val="24"/>
+        </w:rPr>
+        <w:t xml:space="preserve">, </w:t>
+      </w:r>
+      <w:r>
+        <w:rPr>
+          <w:rFonts w:ascii="Times New Roman" w:hAnsi="Times New Roman"/>
+          <w:sz w:val="24"/>
+        </w:rPr>
+        <w:t>мої́м</w:t>
+      </w:r>
+      <w:r>
+        <w:rPr>
+          <w:rFonts w:ascii="Times New Roman" w:hAnsi="Times New Roman"/>
+          <w:sz w:val="24"/>
+        </w:rPr>
+        <w:t xml:space="preserve"> </w:t>
+      </w:r>
+      <w:r>
+        <w:rPr>
+          <w:rFonts w:ascii="Times New Roman" w:hAnsi="Times New Roman"/>
+          <w:sz w:val="24"/>
+        </w:rPr>
+        <w:t>уста́м</w:t>
+      </w:r>
+      <w:r>
+        <w:rPr>
+          <w:rFonts w:ascii="Times New Roman" w:hAnsi="Times New Roman"/>
+          <w:sz w:val="24"/>
+        </w:rPr>
+        <w:t xml:space="preserve"> </w:t>
+      </w:r>
+      <w:r>
+        <w:rPr>
+          <w:rFonts w:ascii="Times New Roman" w:hAnsi="Times New Roman"/>
+          <w:sz w:val="24"/>
+        </w:rPr>
+        <w:t>сторо́жу</w:t>
+      </w:r>
+      <w:r>
+        <w:rPr>
+          <w:rFonts w:ascii="Times New Roman" w:hAnsi="Times New Roman"/>
+          <w:sz w:val="24"/>
+        </w:rPr>
+        <w:t xml:space="preserve">;* до </w:t>
+      </w:r>
+      <w:r>
+        <w:rPr>
+          <w:rFonts w:ascii="Times New Roman" w:hAnsi="Times New Roman"/>
+          <w:sz w:val="24"/>
+        </w:rPr>
+        <w:t>двере́й</w:t>
+      </w:r>
+      <w:r>
+        <w:rPr>
+          <w:rFonts w:ascii="Times New Roman" w:hAnsi="Times New Roman"/>
+          <w:sz w:val="24"/>
+        </w:rPr>
+        <w:t xml:space="preserve"> губ </w:t>
+      </w:r>
+      <w:r>
+        <w:rPr>
+          <w:rFonts w:ascii="Times New Roman" w:hAnsi="Times New Roman"/>
+          <w:sz w:val="24"/>
+        </w:rPr>
+        <w:t>мої́х</w:t>
+      </w:r>
+      <w:r>
+        <w:rPr>
+          <w:rFonts w:ascii="Times New Roman" w:hAnsi="Times New Roman"/>
+          <w:sz w:val="24"/>
+        </w:rPr>
+        <w:t xml:space="preserve"> − </w:t>
+      </w:r>
+      <w:r>
+        <w:rPr>
+          <w:rFonts w:ascii="Times New Roman" w:hAnsi="Times New Roman"/>
+          <w:sz w:val="24"/>
+        </w:rPr>
+        <w:t>ва́рту</w:t>
+      </w:r>
+      <w:r>
+        <w:rPr>
+          <w:rFonts w:ascii="Times New Roman" w:hAnsi="Times New Roman"/>
+          <w:sz w:val="24"/>
+        </w:rPr>
+        <w:t>!</w:t>
+      </w:r>
+    </w:p>
+    <w:p>
+      <w:pPr>
+        <w:pStyle w:val="a"/>
+        <w:spacing w:after="120"/>
+      </w:pPr>
+      <w:r>
+        <w:rPr>
+          <w:rFonts w:ascii="Times New Roman" w:hAnsi="Times New Roman"/>
+          <w:sz w:val="24"/>
+        </w:rPr>
+        <w:t xml:space="preserve">Не дай </w:t>
+      </w:r>
+      <w:r>
+        <w:rPr>
+          <w:rFonts w:ascii="Times New Roman" w:hAnsi="Times New Roman"/>
+          <w:sz w:val="24"/>
+        </w:rPr>
+        <w:t>схили́тися</w:t>
+      </w:r>
+      <w:r>
+        <w:rPr>
+          <w:rFonts w:ascii="Times New Roman" w:hAnsi="Times New Roman"/>
+          <w:sz w:val="24"/>
+        </w:rPr>
+        <w:t xml:space="preserve"> </w:t>
+      </w:r>
+      <w:r>
+        <w:rPr>
+          <w:rFonts w:ascii="Times New Roman" w:hAnsi="Times New Roman"/>
+          <w:sz w:val="24"/>
+        </w:rPr>
+        <w:t>се́рцеві</w:t>
+      </w:r>
+      <w:r>
+        <w:rPr>
+          <w:rFonts w:ascii="Times New Roman" w:hAnsi="Times New Roman"/>
+          <w:sz w:val="24"/>
+        </w:rPr>
+        <w:t xml:space="preserve"> </w:t>
+      </w:r>
+      <w:r>
+        <w:rPr>
+          <w:rFonts w:ascii="Times New Roman" w:hAnsi="Times New Roman"/>
+          <w:sz w:val="24"/>
+        </w:rPr>
+        <w:t>моє́му</w:t>
+      </w:r>
+      <w:r>
+        <w:rPr>
+          <w:rFonts w:ascii="Times New Roman" w:hAnsi="Times New Roman"/>
+          <w:sz w:val="24"/>
+        </w:rPr>
+        <w:t xml:space="preserve">* до </w:t>
+      </w:r>
+      <w:r>
+        <w:rPr>
+          <w:rFonts w:ascii="Times New Roman" w:hAnsi="Times New Roman"/>
+          <w:sz w:val="24"/>
+        </w:rPr>
+        <w:t>чо́гось</w:t>
+      </w:r>
+      <w:r>
+        <w:rPr>
+          <w:rFonts w:ascii="Times New Roman" w:hAnsi="Times New Roman"/>
+          <w:sz w:val="24"/>
+        </w:rPr>
+        <w:t xml:space="preserve"> </w:t>
+      </w:r>
+      <w:r>
+        <w:rPr>
+          <w:rFonts w:ascii="Times New Roman" w:hAnsi="Times New Roman"/>
+          <w:sz w:val="24"/>
+        </w:rPr>
+        <w:t>зло́го</w:t>
+      </w:r>
+      <w:r>
+        <w:rPr>
+          <w:rFonts w:ascii="Times New Roman" w:hAnsi="Times New Roman"/>
+          <w:sz w:val="24"/>
+        </w:rPr>
+        <w:t>.</w:t>
+      </w:r>
+    </w:p>
+    <w:p>
+      <w:pPr>
+        <w:pStyle w:val="a"/>
+        <w:spacing w:after="120"/>
+      </w:pPr>
+      <w:r>
+        <w:rPr>
+          <w:rFonts w:ascii="Times New Roman" w:hAnsi="Times New Roman"/>
+          <w:sz w:val="24"/>
+        </w:rPr>
+        <w:t xml:space="preserve">Ані </w:t>
+      </w:r>
+      <w:r>
+        <w:rPr>
+          <w:rFonts w:ascii="Times New Roman" w:hAnsi="Times New Roman"/>
+          <w:sz w:val="24"/>
+        </w:rPr>
+        <w:t>чини́ти</w:t>
+      </w:r>
+      <w:r>
+        <w:rPr>
+          <w:rFonts w:ascii="Times New Roman" w:hAnsi="Times New Roman"/>
+          <w:sz w:val="24"/>
+        </w:rPr>
+        <w:t xml:space="preserve"> лихі́ </w:t>
+      </w:r>
+      <w:r>
+        <w:rPr>
+          <w:rFonts w:ascii="Times New Roman" w:hAnsi="Times New Roman"/>
+          <w:sz w:val="24"/>
+        </w:rPr>
+        <w:t>вчи́нки</w:t>
+      </w:r>
+      <w:r>
+        <w:rPr>
+          <w:rFonts w:ascii="Times New Roman" w:hAnsi="Times New Roman"/>
+          <w:sz w:val="24"/>
+        </w:rPr>
+        <w:t xml:space="preserve"> з людьми́, що </w:t>
+      </w:r>
+      <w:r>
+        <w:rPr>
+          <w:rFonts w:ascii="Times New Roman" w:hAnsi="Times New Roman"/>
+          <w:sz w:val="24"/>
+        </w:rPr>
+        <w:t>тво́рять</w:t>
+      </w:r>
+      <w:r>
+        <w:rPr>
+          <w:rFonts w:ascii="Times New Roman" w:hAnsi="Times New Roman"/>
+          <w:sz w:val="24"/>
+        </w:rPr>
+        <w:t xml:space="preserve"> </w:t>
+      </w:r>
+      <w:r>
+        <w:rPr>
+          <w:rFonts w:ascii="Times New Roman" w:hAnsi="Times New Roman"/>
+          <w:sz w:val="24"/>
+        </w:rPr>
+        <w:t>беззако́ння</w:t>
+      </w:r>
+      <w:r>
+        <w:rPr>
+          <w:rFonts w:ascii="Times New Roman" w:hAnsi="Times New Roman"/>
+          <w:sz w:val="24"/>
+        </w:rPr>
+        <w:t xml:space="preserve">,* – ні </w:t>
+      </w:r>
+      <w:r>
+        <w:rPr>
+          <w:rFonts w:ascii="Times New Roman" w:hAnsi="Times New Roman"/>
+          <w:sz w:val="24"/>
+        </w:rPr>
+        <w:t>ла́сощів</w:t>
+      </w:r>
+      <w:r>
+        <w:rPr>
+          <w:rFonts w:ascii="Times New Roman" w:hAnsi="Times New Roman"/>
+          <w:sz w:val="24"/>
+        </w:rPr>
+        <w:t xml:space="preserve"> </w:t>
+      </w:r>
+      <w:r>
+        <w:rPr>
+          <w:rFonts w:ascii="Times New Roman" w:hAnsi="Times New Roman"/>
+          <w:sz w:val="24"/>
+        </w:rPr>
+        <w:t>ї́хніх</w:t>
+      </w:r>
+      <w:r>
+        <w:rPr>
+          <w:rFonts w:ascii="Times New Roman" w:hAnsi="Times New Roman"/>
+          <w:sz w:val="24"/>
+        </w:rPr>
+        <w:t xml:space="preserve"> я не </w:t>
+      </w:r>
+      <w:r>
+        <w:rPr>
+          <w:rFonts w:ascii="Times New Roman" w:hAnsi="Times New Roman"/>
+          <w:sz w:val="24"/>
+        </w:rPr>
+        <w:t>хо́чу</w:t>
+      </w:r>
+      <w:r>
+        <w:rPr>
+          <w:rFonts w:ascii="Times New Roman" w:hAnsi="Times New Roman"/>
+          <w:sz w:val="24"/>
+        </w:rPr>
+        <w:t xml:space="preserve"> </w:t>
+      </w:r>
+      <w:r>
+        <w:rPr>
+          <w:rFonts w:ascii="Times New Roman" w:hAnsi="Times New Roman"/>
+          <w:sz w:val="24"/>
+        </w:rPr>
+        <w:t>ї́сти</w:t>
+      </w:r>
+      <w:r>
+        <w:rPr>
+          <w:rFonts w:ascii="Times New Roman" w:hAnsi="Times New Roman"/>
+          <w:sz w:val="24"/>
+        </w:rPr>
+        <w:t>.</w:t>
+      </w:r>
+    </w:p>
+    <w:p>
+      <w:pPr>
+        <w:pStyle w:val="a"/>
+        <w:spacing w:after="120"/>
+      </w:pPr>
+      <w:r>
+        <w:rPr>
+          <w:rFonts w:ascii="Times New Roman" w:hAnsi="Times New Roman"/>
+          <w:sz w:val="24"/>
+        </w:rPr>
+        <w:t>Неха́й</w:t>
+      </w:r>
+      <w:r>
+        <w:rPr>
+          <w:rFonts w:ascii="Times New Roman" w:hAnsi="Times New Roman"/>
+          <w:sz w:val="24"/>
+        </w:rPr>
+        <w:t xml:space="preserve"> </w:t>
+      </w:r>
+      <w:r>
+        <w:rPr>
+          <w:rFonts w:ascii="Times New Roman" w:hAnsi="Times New Roman"/>
+          <w:sz w:val="24"/>
+        </w:rPr>
+        <w:t>пра́ведник</w:t>
+      </w:r>
+      <w:r>
+        <w:rPr>
+          <w:rFonts w:ascii="Times New Roman" w:hAnsi="Times New Roman"/>
+          <w:sz w:val="24"/>
+        </w:rPr>
+        <w:t xml:space="preserve"> </w:t>
+      </w:r>
+      <w:r>
+        <w:rPr>
+          <w:rFonts w:ascii="Times New Roman" w:hAnsi="Times New Roman"/>
+          <w:sz w:val="24"/>
+        </w:rPr>
+        <w:t>по-до́брому</w:t>
+      </w:r>
+      <w:r>
+        <w:rPr>
+          <w:rFonts w:ascii="Times New Roman" w:hAnsi="Times New Roman"/>
+          <w:sz w:val="24"/>
+        </w:rPr>
+        <w:t xml:space="preserve"> б’є мене́ й </w:t>
+      </w:r>
+      <w:r>
+        <w:rPr>
+          <w:rFonts w:ascii="Times New Roman" w:hAnsi="Times New Roman"/>
+          <w:sz w:val="24"/>
+        </w:rPr>
+        <w:t>виправля́є</w:t>
+      </w:r>
+      <w:r>
+        <w:rPr>
+          <w:rFonts w:ascii="Times New Roman" w:hAnsi="Times New Roman"/>
+          <w:sz w:val="24"/>
+        </w:rPr>
+        <w:t xml:space="preserve">,* а </w:t>
+      </w:r>
+      <w:r>
+        <w:rPr>
+          <w:rFonts w:ascii="Times New Roman" w:hAnsi="Times New Roman"/>
+          <w:sz w:val="24"/>
+        </w:rPr>
+        <w:t>олі́я</w:t>
+      </w:r>
+      <w:r>
+        <w:rPr>
+          <w:rFonts w:ascii="Times New Roman" w:hAnsi="Times New Roman"/>
+          <w:sz w:val="24"/>
+        </w:rPr>
+        <w:t xml:space="preserve"> </w:t>
+      </w:r>
+      <w:r>
+        <w:rPr>
+          <w:rFonts w:ascii="Times New Roman" w:hAnsi="Times New Roman"/>
+          <w:sz w:val="24"/>
+        </w:rPr>
+        <w:t>грі́шного</w:t>
+      </w:r>
+      <w:r>
+        <w:rPr>
+          <w:rFonts w:ascii="Times New Roman" w:hAnsi="Times New Roman"/>
+          <w:sz w:val="24"/>
+        </w:rPr>
+        <w:t xml:space="preserve"> </w:t>
+      </w:r>
+      <w:r>
+        <w:rPr>
+          <w:rFonts w:ascii="Times New Roman" w:hAnsi="Times New Roman"/>
+          <w:sz w:val="24"/>
+        </w:rPr>
+        <w:t>неха́й</w:t>
+      </w:r>
+      <w:r>
+        <w:rPr>
+          <w:rFonts w:ascii="Times New Roman" w:hAnsi="Times New Roman"/>
+          <w:sz w:val="24"/>
+        </w:rPr>
+        <w:t xml:space="preserve"> не </w:t>
+      </w:r>
+      <w:r>
+        <w:rPr>
+          <w:rFonts w:ascii="Times New Roman" w:hAnsi="Times New Roman"/>
+          <w:sz w:val="24"/>
+        </w:rPr>
+        <w:t>нама́стить</w:t>
+      </w:r>
+      <w:r>
+        <w:rPr>
+          <w:rFonts w:ascii="Times New Roman" w:hAnsi="Times New Roman"/>
+          <w:sz w:val="24"/>
+        </w:rPr>
+        <w:t xml:space="preserve"> голови́ </w:t>
+      </w:r>
+      <w:r>
+        <w:rPr>
+          <w:rFonts w:ascii="Times New Roman" w:hAnsi="Times New Roman"/>
+          <w:sz w:val="24"/>
+        </w:rPr>
+        <w:t>моє́ї</w:t>
+      </w:r>
+      <w:r>
+        <w:rPr>
+          <w:rFonts w:ascii="Times New Roman" w:hAnsi="Times New Roman"/>
+          <w:sz w:val="24"/>
+        </w:rPr>
+        <w:t>.</w:t>
+      </w:r>
+    </w:p>
+    <w:p>
+      <w:pPr>
+        <w:pStyle w:val="a"/>
+        <w:spacing w:after="120"/>
+      </w:pPr>
+      <w:r>
+        <w:rPr>
+          <w:rFonts w:ascii="Times New Roman" w:hAnsi="Times New Roman"/>
+          <w:sz w:val="24"/>
+        </w:rPr>
+        <w:t xml:space="preserve">Я все-таки́ </w:t>
+      </w:r>
+      <w:r>
+        <w:rPr>
+          <w:rFonts w:ascii="Times New Roman" w:hAnsi="Times New Roman"/>
+          <w:sz w:val="24"/>
+        </w:rPr>
+        <w:t>моли́тимусь</w:t>
+      </w:r>
+      <w:r>
+        <w:rPr>
+          <w:rFonts w:ascii="Times New Roman" w:hAnsi="Times New Roman"/>
+          <w:sz w:val="24"/>
+        </w:rPr>
+        <w:t xml:space="preserve">,* </w:t>
+      </w:r>
+      <w:r>
+        <w:rPr>
+          <w:rFonts w:ascii="Times New Roman" w:hAnsi="Times New Roman"/>
+          <w:sz w:val="24"/>
+        </w:rPr>
+        <w:t>незважа́ючи</w:t>
+      </w:r>
+      <w:r>
+        <w:rPr>
+          <w:rFonts w:ascii="Times New Roman" w:hAnsi="Times New Roman"/>
+          <w:sz w:val="24"/>
+        </w:rPr>
+        <w:t xml:space="preserve"> на </w:t>
+      </w:r>
+      <w:r>
+        <w:rPr>
+          <w:rFonts w:ascii="Times New Roman" w:hAnsi="Times New Roman"/>
+          <w:sz w:val="24"/>
+        </w:rPr>
+        <w:t>ї́хні</w:t>
+      </w:r>
+      <w:r>
+        <w:rPr>
+          <w:rFonts w:ascii="Times New Roman" w:hAnsi="Times New Roman"/>
+          <w:sz w:val="24"/>
+        </w:rPr>
+        <w:t xml:space="preserve"> злі </w:t>
+      </w:r>
+      <w:r>
+        <w:rPr>
+          <w:rFonts w:ascii="Times New Roman" w:hAnsi="Times New Roman"/>
+          <w:sz w:val="24"/>
+        </w:rPr>
+        <w:t>вчи́нки</w:t>
+      </w:r>
+      <w:r>
+        <w:rPr>
+          <w:rFonts w:ascii="Times New Roman" w:hAnsi="Times New Roman"/>
+          <w:sz w:val="24"/>
+        </w:rPr>
+        <w:t>.</w:t>
+      </w:r>
+    </w:p>
+    <w:p>
+      <w:pPr>
+        <w:pStyle w:val="a"/>
+        <w:spacing w:after="120"/>
+      </w:pPr>
+      <w:r>
+        <w:rPr>
+          <w:rFonts w:ascii="Times New Roman" w:hAnsi="Times New Roman"/>
+          <w:sz w:val="24"/>
+        </w:rPr>
+        <w:t xml:space="preserve">Якщо́ </w:t>
+      </w:r>
+      <w:r>
+        <w:rPr>
+          <w:rFonts w:ascii="Times New Roman" w:hAnsi="Times New Roman"/>
+          <w:sz w:val="24"/>
+        </w:rPr>
+        <w:t>су́ддів</w:t>
+      </w:r>
+      <w:r>
+        <w:rPr>
+          <w:rFonts w:ascii="Times New Roman" w:hAnsi="Times New Roman"/>
+          <w:sz w:val="24"/>
+        </w:rPr>
+        <w:t xml:space="preserve"> </w:t>
+      </w:r>
+      <w:r>
+        <w:rPr>
+          <w:rFonts w:ascii="Times New Roman" w:hAnsi="Times New Roman"/>
+          <w:sz w:val="24"/>
+        </w:rPr>
+        <w:t>ї́хніх</w:t>
+      </w:r>
+      <w:r>
+        <w:rPr>
+          <w:rFonts w:ascii="Times New Roman" w:hAnsi="Times New Roman"/>
+          <w:sz w:val="24"/>
+        </w:rPr>
+        <w:t xml:space="preserve"> </w:t>
+      </w:r>
+      <w:r>
+        <w:rPr>
+          <w:rFonts w:ascii="Times New Roman" w:hAnsi="Times New Roman"/>
+          <w:sz w:val="24"/>
+        </w:rPr>
+        <w:t>ски́нуть</w:t>
+      </w:r>
+      <w:r>
+        <w:rPr>
+          <w:rFonts w:ascii="Times New Roman" w:hAnsi="Times New Roman"/>
+          <w:sz w:val="24"/>
+        </w:rPr>
+        <w:t xml:space="preserve"> в </w:t>
+      </w:r>
+      <w:r>
+        <w:rPr>
+          <w:rFonts w:ascii="Times New Roman" w:hAnsi="Times New Roman"/>
+          <w:sz w:val="24"/>
+        </w:rPr>
+        <w:t>уще́лини</w:t>
+      </w:r>
+      <w:r>
+        <w:rPr>
+          <w:rFonts w:ascii="Times New Roman" w:hAnsi="Times New Roman"/>
+          <w:sz w:val="24"/>
+        </w:rPr>
+        <w:t xml:space="preserve"> </w:t>
+      </w:r>
+      <w:r>
+        <w:rPr>
+          <w:rFonts w:ascii="Times New Roman" w:hAnsi="Times New Roman"/>
+          <w:sz w:val="24"/>
+        </w:rPr>
+        <w:t>ске́лі</w:t>
+      </w:r>
+      <w:r>
+        <w:rPr>
+          <w:rFonts w:ascii="Times New Roman" w:hAnsi="Times New Roman"/>
+          <w:sz w:val="24"/>
+        </w:rPr>
+        <w:t xml:space="preserve">,* то </w:t>
+      </w:r>
+      <w:r>
+        <w:rPr>
+          <w:rFonts w:ascii="Times New Roman" w:hAnsi="Times New Roman"/>
+          <w:sz w:val="24"/>
+        </w:rPr>
+        <w:t>почу́ють</w:t>
+      </w:r>
+      <w:r>
+        <w:rPr>
+          <w:rFonts w:ascii="Times New Roman" w:hAnsi="Times New Roman"/>
+          <w:sz w:val="24"/>
+        </w:rPr>
+        <w:t xml:space="preserve">, що слова́ мої́ </w:t>
+      </w:r>
+      <w:r>
+        <w:rPr>
+          <w:rFonts w:ascii="Times New Roman" w:hAnsi="Times New Roman"/>
+          <w:sz w:val="24"/>
+        </w:rPr>
+        <w:t>лю́бі</w:t>
+      </w:r>
+      <w:r>
+        <w:rPr>
+          <w:rFonts w:ascii="Times New Roman" w:hAnsi="Times New Roman"/>
+          <w:sz w:val="24"/>
+        </w:rPr>
+        <w:t>.</w:t>
+      </w:r>
+    </w:p>
+    <w:p>
+      <w:pPr>
+        <w:pStyle w:val="a"/>
+        <w:spacing w:after="120"/>
+      </w:pPr>
+      <w:r>
+        <w:rPr>
+          <w:rFonts w:ascii="Times New Roman" w:hAnsi="Times New Roman"/>
+          <w:sz w:val="24"/>
+        </w:rPr>
+        <w:t>Немо́вби</w:t>
+      </w:r>
+      <w:r>
+        <w:rPr>
+          <w:rFonts w:ascii="Times New Roman" w:hAnsi="Times New Roman"/>
+          <w:sz w:val="24"/>
+        </w:rPr>
+        <w:t xml:space="preserve"> хтось </w:t>
+      </w:r>
+      <w:r>
+        <w:rPr>
+          <w:rFonts w:ascii="Times New Roman" w:hAnsi="Times New Roman"/>
+          <w:sz w:val="24"/>
+        </w:rPr>
+        <w:t>розби́в</w:t>
+      </w:r>
+      <w:r>
+        <w:rPr>
+          <w:rFonts w:ascii="Times New Roman" w:hAnsi="Times New Roman"/>
+          <w:sz w:val="24"/>
+        </w:rPr>
+        <w:t xml:space="preserve"> і </w:t>
+      </w:r>
+      <w:r>
+        <w:rPr>
+          <w:rFonts w:ascii="Times New Roman" w:hAnsi="Times New Roman"/>
+          <w:sz w:val="24"/>
+        </w:rPr>
+        <w:t>розри́в</w:t>
+      </w:r>
+      <w:r>
+        <w:rPr>
+          <w:rFonts w:ascii="Times New Roman" w:hAnsi="Times New Roman"/>
+          <w:sz w:val="24"/>
+        </w:rPr>
+        <w:t xml:space="preserve"> </w:t>
+      </w:r>
+      <w:r>
+        <w:rPr>
+          <w:rFonts w:ascii="Times New Roman" w:hAnsi="Times New Roman"/>
+          <w:sz w:val="24"/>
+        </w:rPr>
+        <w:t>зе́млю</w:t>
+      </w:r>
+      <w:r>
+        <w:rPr>
+          <w:rFonts w:ascii="Times New Roman" w:hAnsi="Times New Roman"/>
+          <w:sz w:val="24"/>
+        </w:rPr>
+        <w:t xml:space="preserve">,* </w:t>
+      </w:r>
+      <w:r>
+        <w:rPr>
+          <w:rFonts w:ascii="Times New Roman" w:hAnsi="Times New Roman"/>
+          <w:sz w:val="24"/>
+        </w:rPr>
+        <w:t>розки́дано</w:t>
+      </w:r>
+      <w:r>
+        <w:rPr>
+          <w:rFonts w:ascii="Times New Roman" w:hAnsi="Times New Roman"/>
+          <w:sz w:val="24"/>
+        </w:rPr>
+        <w:t xml:space="preserve"> </w:t>
+      </w:r>
+      <w:r>
+        <w:rPr>
+          <w:rFonts w:ascii="Times New Roman" w:hAnsi="Times New Roman"/>
+          <w:sz w:val="24"/>
+        </w:rPr>
+        <w:t>ї́хні</w:t>
+      </w:r>
+      <w:r>
+        <w:rPr>
+          <w:rFonts w:ascii="Times New Roman" w:hAnsi="Times New Roman"/>
+          <w:sz w:val="24"/>
+        </w:rPr>
+        <w:t xml:space="preserve"> </w:t>
+      </w:r>
+      <w:r>
+        <w:rPr>
+          <w:rFonts w:ascii="Times New Roman" w:hAnsi="Times New Roman"/>
+          <w:sz w:val="24"/>
+        </w:rPr>
+        <w:t>ко́сті</w:t>
+      </w:r>
+      <w:r>
+        <w:rPr>
+          <w:rFonts w:ascii="Times New Roman" w:hAnsi="Times New Roman"/>
+          <w:sz w:val="24"/>
+        </w:rPr>
+        <w:t xml:space="preserve"> </w:t>
+      </w:r>
+      <w:r>
+        <w:rPr>
+          <w:rFonts w:ascii="Times New Roman" w:hAnsi="Times New Roman"/>
+          <w:sz w:val="24"/>
+        </w:rPr>
+        <w:t>пе́ред</w:t>
+      </w:r>
+      <w:r>
+        <w:rPr>
+          <w:rFonts w:ascii="Times New Roman" w:hAnsi="Times New Roman"/>
+          <w:sz w:val="24"/>
+        </w:rPr>
+        <w:t xml:space="preserve"> </w:t>
+      </w:r>
+      <w:r>
+        <w:rPr>
+          <w:rFonts w:ascii="Times New Roman" w:hAnsi="Times New Roman"/>
+          <w:sz w:val="24"/>
+        </w:rPr>
+        <w:t>а́дом</w:t>
+      </w:r>
+      <w:r>
+        <w:rPr>
+          <w:rFonts w:ascii="Times New Roman" w:hAnsi="Times New Roman"/>
+          <w:sz w:val="24"/>
+        </w:rPr>
+        <w:t>.</w:t>
+      </w:r>
+    </w:p>
+    <w:p>
+      <w:pPr>
+        <w:pStyle w:val="a"/>
+        <w:spacing w:after="120"/>
+      </w:pPr>
+      <w:r>
+        <w:rPr>
+          <w:rFonts w:ascii="Times New Roman" w:hAnsi="Times New Roman"/>
+          <w:sz w:val="24"/>
+        </w:rPr>
+        <w:t xml:space="preserve">Бо до </w:t>
+      </w:r>
+      <w:r>
+        <w:rPr>
+          <w:rFonts w:ascii="Times New Roman" w:hAnsi="Times New Roman"/>
+          <w:sz w:val="24"/>
+        </w:rPr>
+        <w:t>Те́бе</w:t>
+      </w:r>
+      <w:r>
+        <w:rPr>
+          <w:rFonts w:ascii="Times New Roman" w:hAnsi="Times New Roman"/>
+          <w:sz w:val="24"/>
+        </w:rPr>
+        <w:t xml:space="preserve">, </w:t>
+      </w:r>
+      <w:r>
+        <w:rPr>
+          <w:rFonts w:ascii="Times New Roman" w:hAnsi="Times New Roman"/>
+          <w:sz w:val="24"/>
+        </w:rPr>
+        <w:t>Го́споди</w:t>
+      </w:r>
+      <w:r>
+        <w:rPr>
+          <w:rFonts w:ascii="Times New Roman" w:hAnsi="Times New Roman"/>
+          <w:sz w:val="24"/>
+        </w:rPr>
+        <w:t xml:space="preserve">, мій </w:t>
+      </w:r>
+      <w:r>
+        <w:rPr>
+          <w:rFonts w:ascii="Times New Roman" w:hAnsi="Times New Roman"/>
+          <w:sz w:val="24"/>
+        </w:rPr>
+        <w:t>Бо́же</w:t>
+      </w:r>
+      <w:r>
+        <w:rPr>
+          <w:rFonts w:ascii="Times New Roman" w:hAnsi="Times New Roman"/>
+          <w:sz w:val="24"/>
+        </w:rPr>
+        <w:t xml:space="preserve">, мої́ </w:t>
+      </w:r>
+      <w:r>
+        <w:rPr>
+          <w:rFonts w:ascii="Times New Roman" w:hAnsi="Times New Roman"/>
+          <w:sz w:val="24"/>
+        </w:rPr>
+        <w:t>о́чі</w:t>
+      </w:r>
+      <w:r>
+        <w:rPr>
+          <w:rFonts w:ascii="Times New Roman" w:hAnsi="Times New Roman"/>
+          <w:sz w:val="24"/>
+        </w:rPr>
+        <w:t xml:space="preserve">;* до </w:t>
+      </w:r>
+      <w:r>
+        <w:rPr>
+          <w:rFonts w:ascii="Times New Roman" w:hAnsi="Times New Roman"/>
+          <w:sz w:val="24"/>
+        </w:rPr>
+        <w:t>Те́бе</w:t>
+      </w:r>
+      <w:r>
+        <w:rPr>
+          <w:rFonts w:ascii="Times New Roman" w:hAnsi="Times New Roman"/>
+          <w:sz w:val="24"/>
+        </w:rPr>
+        <w:t xml:space="preserve"> </w:t>
+      </w:r>
+      <w:r>
+        <w:rPr>
+          <w:rFonts w:ascii="Times New Roman" w:hAnsi="Times New Roman"/>
+          <w:sz w:val="24"/>
+        </w:rPr>
+        <w:t>прибіга́ю</w:t>
+      </w:r>
+      <w:r>
+        <w:rPr>
+          <w:rFonts w:ascii="Times New Roman" w:hAnsi="Times New Roman"/>
+          <w:sz w:val="24"/>
+        </w:rPr>
+        <w:t xml:space="preserve">, не губи́ душі́ </w:t>
+      </w:r>
+      <w:r>
+        <w:rPr>
+          <w:rFonts w:ascii="Times New Roman" w:hAnsi="Times New Roman"/>
+          <w:sz w:val="24"/>
+        </w:rPr>
+        <w:t>моє́ї</w:t>
+      </w:r>
+      <w:r>
+        <w:rPr>
+          <w:rFonts w:ascii="Times New Roman" w:hAnsi="Times New Roman"/>
+          <w:sz w:val="24"/>
+        </w:rPr>
+        <w:t>.</w:t>
+      </w:r>
+    </w:p>
+    <w:p>
+      <w:pPr>
+        <w:pStyle w:val="a"/>
+        <w:spacing w:after="120"/>
+      </w:pPr>
+      <w:r>
+        <w:rPr>
+          <w:rFonts w:ascii="Times New Roman" w:hAnsi="Times New Roman"/>
+          <w:sz w:val="24"/>
+        </w:rPr>
+        <w:t xml:space="preserve">Збережи́ мене́ від </w:t>
+      </w:r>
+      <w:r>
+        <w:rPr>
+          <w:rFonts w:ascii="Times New Roman" w:hAnsi="Times New Roman"/>
+          <w:sz w:val="24"/>
+        </w:rPr>
+        <w:t>пе́тлі</w:t>
+      </w:r>
+      <w:r>
+        <w:rPr>
+          <w:rFonts w:ascii="Times New Roman" w:hAnsi="Times New Roman"/>
+          <w:sz w:val="24"/>
+        </w:rPr>
+        <w:t xml:space="preserve">, що її́ </w:t>
+      </w:r>
+      <w:r>
+        <w:rPr>
+          <w:rFonts w:ascii="Times New Roman" w:hAnsi="Times New Roman"/>
+          <w:sz w:val="24"/>
+        </w:rPr>
+        <w:t>наста́вили</w:t>
+      </w:r>
+      <w:r>
+        <w:rPr>
+          <w:rFonts w:ascii="Times New Roman" w:hAnsi="Times New Roman"/>
+          <w:sz w:val="24"/>
+        </w:rPr>
+        <w:t xml:space="preserve"> на </w:t>
+      </w:r>
+      <w:r>
+        <w:rPr>
+          <w:rFonts w:ascii="Times New Roman" w:hAnsi="Times New Roman"/>
+          <w:sz w:val="24"/>
+        </w:rPr>
+        <w:t>ме́не</w:t>
+      </w:r>
+      <w:r>
+        <w:rPr>
+          <w:rFonts w:ascii="Times New Roman" w:hAnsi="Times New Roman"/>
+          <w:sz w:val="24"/>
+        </w:rPr>
+        <w:t xml:space="preserve">,* і від сильця́ тих, що </w:t>
+      </w:r>
+      <w:r>
+        <w:rPr>
+          <w:rFonts w:ascii="Times New Roman" w:hAnsi="Times New Roman"/>
+          <w:sz w:val="24"/>
+        </w:rPr>
+        <w:t>тво́рять</w:t>
+      </w:r>
+      <w:r>
+        <w:rPr>
+          <w:rFonts w:ascii="Times New Roman" w:hAnsi="Times New Roman"/>
+          <w:sz w:val="24"/>
+        </w:rPr>
+        <w:t xml:space="preserve"> </w:t>
+      </w:r>
+      <w:r>
+        <w:rPr>
+          <w:rFonts w:ascii="Times New Roman" w:hAnsi="Times New Roman"/>
+          <w:sz w:val="24"/>
+        </w:rPr>
+        <w:t>беззако́ння</w:t>
+      </w:r>
+      <w:r>
+        <w:rPr>
+          <w:rFonts w:ascii="Times New Roman" w:hAnsi="Times New Roman"/>
+          <w:sz w:val="24"/>
+        </w:rPr>
+        <w:t>.</w:t>
+      </w:r>
+    </w:p>
+    <w:p>
+      <w:pPr>
+        <w:pStyle w:val="a"/>
+        <w:spacing w:after="120"/>
+      </w:pPr>
+      <w:r>
+        <w:rPr>
+          <w:rFonts w:ascii="Times New Roman" w:hAnsi="Times New Roman"/>
+          <w:sz w:val="24"/>
+        </w:rPr>
+        <w:t>Неха́й</w:t>
+      </w:r>
+      <w:r>
+        <w:rPr>
+          <w:rFonts w:ascii="Times New Roman" w:hAnsi="Times New Roman"/>
+          <w:sz w:val="24"/>
+        </w:rPr>
+        <w:t xml:space="preserve"> </w:t>
+      </w:r>
+      <w:r>
+        <w:rPr>
+          <w:rFonts w:ascii="Times New Roman" w:hAnsi="Times New Roman"/>
+          <w:sz w:val="24"/>
+        </w:rPr>
+        <w:t>грі́шники</w:t>
+      </w:r>
+      <w:r>
+        <w:rPr>
+          <w:rFonts w:ascii="Times New Roman" w:hAnsi="Times New Roman"/>
+          <w:sz w:val="24"/>
+        </w:rPr>
+        <w:t xml:space="preserve"> </w:t>
+      </w:r>
+      <w:r>
+        <w:rPr>
+          <w:rFonts w:ascii="Times New Roman" w:hAnsi="Times New Roman"/>
+          <w:sz w:val="24"/>
+        </w:rPr>
+        <w:t>впаду́ть</w:t>
+      </w:r>
+      <w:r>
+        <w:rPr>
+          <w:rFonts w:ascii="Times New Roman" w:hAnsi="Times New Roman"/>
+          <w:sz w:val="24"/>
+        </w:rPr>
+        <w:t xml:space="preserve"> у </w:t>
+      </w:r>
+      <w:r>
+        <w:rPr>
+          <w:rFonts w:ascii="Times New Roman" w:hAnsi="Times New Roman"/>
+          <w:sz w:val="24"/>
+        </w:rPr>
+        <w:t>вла́сні</w:t>
+      </w:r>
+      <w:r>
+        <w:rPr>
+          <w:rFonts w:ascii="Times New Roman" w:hAnsi="Times New Roman"/>
+          <w:sz w:val="24"/>
+        </w:rPr>
+        <w:t xml:space="preserve"> </w:t>
+      </w:r>
+      <w:r>
+        <w:rPr>
+          <w:rFonts w:ascii="Times New Roman" w:hAnsi="Times New Roman"/>
+          <w:sz w:val="24"/>
+        </w:rPr>
+        <w:t>сі́ті</w:t>
+      </w:r>
+      <w:r>
+        <w:rPr>
+          <w:rFonts w:ascii="Times New Roman" w:hAnsi="Times New Roman"/>
+          <w:sz w:val="24"/>
+        </w:rPr>
+        <w:t xml:space="preserve"> всі </w:t>
+      </w:r>
+      <w:r>
+        <w:rPr>
+          <w:rFonts w:ascii="Times New Roman" w:hAnsi="Times New Roman"/>
+          <w:sz w:val="24"/>
+        </w:rPr>
+        <w:t>ра́зом</w:t>
+      </w:r>
+      <w:r>
+        <w:rPr>
+          <w:rFonts w:ascii="Times New Roman" w:hAnsi="Times New Roman"/>
+          <w:sz w:val="24"/>
+        </w:rPr>
+        <w:t xml:space="preserve">,* а я пройду́ </w:t>
+      </w:r>
+      <w:r>
+        <w:rPr>
+          <w:rFonts w:ascii="Times New Roman" w:hAnsi="Times New Roman"/>
+          <w:sz w:val="24"/>
+        </w:rPr>
+        <w:t>безпе́чно</w:t>
+      </w:r>
+      <w:r>
+        <w:rPr>
+          <w:rFonts w:ascii="Times New Roman" w:hAnsi="Times New Roman"/>
+          <w:sz w:val="24"/>
+        </w:rPr>
+        <w:t>.</w:t>
+      </w:r>
+    </w:p>
+    <w:p>
+      <w:pPr>
+        <w:pStyle w:val="a"/>
+        <w:spacing w:after="120"/>
+      </w:pPr>
+      <w:r>
         <w:rPr>
           <w:rFonts w:ascii="Times New Roman" w:hAnsi="Times New Roman"/>
           <w:b/>
           <w:i/>
           <w:color w:val="FF0000"/>
           <w:sz w:val="24"/>
-          <w:szCs w:val="24"/>
-        </w:rPr>
-      </w:pPr>
-      <w:r>
-        <w:rPr>
-          <w:rFonts w:ascii="Times New Roman" w:hAnsi="Times New Roman"/>
-          <w:b/>
-          <w:i/>
-          <w:color w:val="FF0000"/>
-          <w:sz w:val="24"/>
-          <w:szCs w:val="24"/>
         </w:rPr>
         <w:t>Псалом 141</w:t>
       </w:r>
     </w:p>
     <w:p>
       <w:pPr>
-        <w:spacing w:after="120"/>
-        <w:jc w:val="both"/>
-        <w:rPr>
-          <w:rFonts w:ascii="Times New Roman" w:hAnsi="Times New Roman"/>
-          <w:sz w:val="24"/>
-          <w:szCs w:val="24"/>
-        </w:rPr>
-      </w:pPr>
-      <w:r>
-        <w:rPr>
-          <w:rFonts w:ascii="Times New Roman" w:hAnsi="Times New Roman"/>
-          <w:sz w:val="24"/>
-          <w:szCs w:val="24"/>
-        </w:rPr>
-        <w:t xml:space="preserve">Я голосом </w:t>
-      </w:r>
-      <w:r>
-        <w:rPr>
-          <w:rFonts w:ascii="Times New Roman" w:hAnsi="Times New Roman"/>
-          <w:sz w:val="24"/>
-          <w:szCs w:val="24"/>
-        </w:rPr>
-        <w:t>моїм до Господа взиваю,* я голосом моїм до Господа молюся.</w:t>
-      </w:r>
-    </w:p>
-    <w:p>
-      <w:pPr>
-        <w:spacing w:after="120"/>
-        <w:jc w:val="both"/>
-        <w:rPr>
-          <w:rFonts w:ascii="Times New Roman" w:hAnsi="Times New Roman"/>
-          <w:sz w:val="24"/>
-          <w:szCs w:val="24"/>
-        </w:rPr>
-      </w:pPr>
-      <w:r>
-        <w:rPr>
-          <w:rFonts w:ascii="Times New Roman" w:hAnsi="Times New Roman"/>
-          <w:sz w:val="24"/>
-          <w:szCs w:val="24"/>
-        </w:rPr>
-        <w:t>Скаргу мою перед ним виливаю,* мою скруту йому я виявляю.</w:t>
-      </w:r>
-    </w:p>
-    <w:p>
-      <w:pPr>
-        <w:spacing w:after="120"/>
-        <w:jc w:val="both"/>
-        <w:rPr>
-          <w:rFonts w:ascii="Times New Roman" w:hAnsi="Times New Roman"/>
-          <w:sz w:val="24"/>
-          <w:szCs w:val="24"/>
-        </w:rPr>
-      </w:pPr>
-      <w:r>
-        <w:rPr>
-          <w:rFonts w:ascii="Times New Roman" w:hAnsi="Times New Roman"/>
-          <w:sz w:val="24"/>
-          <w:szCs w:val="24"/>
-        </w:rPr>
-        <w:t>Коли тривожиться в мені дух мій, ти знаєш мою стежку.* На дорозі, де я ступаю, тайно розставили сильце на мене.</w:t>
-      </w:r>
-    </w:p>
-    <w:p>
-      <w:pPr>
-        <w:spacing w:after="120"/>
-        <w:jc w:val="both"/>
-        <w:rPr>
-          <w:rFonts w:ascii="Times New Roman" w:hAnsi="Times New Roman"/>
-          <w:sz w:val="24"/>
-          <w:szCs w:val="24"/>
-        </w:rPr>
-      </w:pPr>
-      <w:r>
-        <w:rPr>
-          <w:rFonts w:ascii="Times New Roman" w:hAnsi="Times New Roman"/>
-          <w:sz w:val="24"/>
-          <w:szCs w:val="24"/>
-        </w:rPr>
-        <w:t>Поглянь праворуч і подивися:* нема нікого, хто дбав би за мене.</w:t>
-      </w:r>
-    </w:p>
-    <w:p>
-      <w:pPr>
-        <w:spacing w:after="120"/>
-        <w:jc w:val="both"/>
-        <w:rPr>
-          <w:rFonts w:ascii="Times New Roman" w:hAnsi="Times New Roman"/>
-          <w:sz w:val="24"/>
-          <w:szCs w:val="24"/>
-        </w:rPr>
-      </w:pPr>
-      <w:r>
-        <w:rPr>
-          <w:rFonts w:ascii="Times New Roman" w:hAnsi="Times New Roman"/>
-          <w:sz w:val="24"/>
-          <w:szCs w:val="24"/>
-        </w:rPr>
-        <w:t>Нема куди мені втікати,* нема нікого, хто піклувався би мною.</w:t>
-      </w:r>
-    </w:p>
-    <w:p>
-      <w:pPr>
-        <w:spacing w:after="120"/>
-        <w:jc w:val="both"/>
-        <w:rPr>
-          <w:rFonts w:ascii="Times New Roman" w:hAnsi="Times New Roman"/>
-          <w:sz w:val="24"/>
-          <w:szCs w:val="24"/>
-        </w:rPr>
-      </w:pPr>
-      <w:r>
-        <w:rPr>
-          <w:rFonts w:ascii="Times New Roman" w:eastAsia="Gungsuh" w:hAnsi="Times New Roman"/>
-          <w:sz w:val="24"/>
-          <w:szCs w:val="24"/>
-        </w:rPr>
-        <w:t>До тебе, Господи, взиваю й кажу:* Ти моє прибіжище, в землі живих ти − моя доля!</w:t>
-      </w:r>
-    </w:p>
-    <w:p>
-      <w:pPr>
-        <w:spacing w:after="120"/>
-        <w:jc w:val="both"/>
-        <w:rPr>
-          <w:rFonts w:ascii="Times New Roman" w:hAnsi="Times New Roman"/>
-          <w:sz w:val="24"/>
-          <w:szCs w:val="24"/>
-        </w:rPr>
-      </w:pPr>
-      <w:r>
-        <w:rPr>
-          <w:rFonts w:ascii="Times New Roman" w:hAnsi="Times New Roman"/>
-          <w:sz w:val="24"/>
-          <w:szCs w:val="24"/>
-        </w:rPr>
-        <w:t>Зверни увагу на моє благання,* бо я вельми неща</w:t>
-      </w:r>
-      <w:r>
-        <w:rPr>
-          <w:rFonts w:ascii="Times New Roman" w:hAnsi="Times New Roman"/>
-          <w:sz w:val="24"/>
-          <w:szCs w:val="24"/>
-        </w:rPr>
-        <w:t>сний.</w:t>
-      </w:r>
-    </w:p>
-    <w:p>
-      <w:pPr>
-        <w:spacing w:after="120"/>
-        <w:jc w:val="both"/>
-        <w:rPr>
-          <w:rFonts w:ascii="Times New Roman" w:hAnsi="Times New Roman"/>
-          <w:sz w:val="24"/>
-          <w:szCs w:val="24"/>
-        </w:rPr>
-      </w:pPr>
-      <w:r>
-        <w:rPr>
-          <w:rFonts w:ascii="Times New Roman" w:hAnsi="Times New Roman"/>
-          <w:sz w:val="24"/>
-          <w:szCs w:val="24"/>
-        </w:rPr>
-        <w:t>Спаси мене від гонителів моїх,* бо вони сильніші від мене.</w:t>
+        <w:pStyle w:val="a"/>
+        <w:spacing w:after="120"/>
+      </w:pPr>
+      <w:r>
+        <w:rPr>
+          <w:rFonts w:ascii="Times New Roman" w:hAnsi="Times New Roman"/>
+          <w:sz w:val="24"/>
+        </w:rPr>
+        <w:t xml:space="preserve">Я </w:t>
+      </w:r>
+      <w:r>
+        <w:rPr>
+          <w:rFonts w:ascii="Times New Roman" w:hAnsi="Times New Roman"/>
+          <w:sz w:val="24"/>
+        </w:rPr>
+        <w:t>го́лосом</w:t>
+      </w:r>
+      <w:r>
+        <w:rPr>
+          <w:rFonts w:ascii="Times New Roman" w:hAnsi="Times New Roman"/>
+          <w:sz w:val="24"/>
+        </w:rPr>
+        <w:t xml:space="preserve"> </w:t>
+      </w:r>
+      <w:r>
+        <w:rPr>
+          <w:rFonts w:ascii="Times New Roman" w:hAnsi="Times New Roman"/>
+          <w:sz w:val="24"/>
+        </w:rPr>
+        <w:t>мої́м</w:t>
+      </w:r>
+      <w:r>
+        <w:rPr>
+          <w:rFonts w:ascii="Times New Roman" w:hAnsi="Times New Roman"/>
+          <w:sz w:val="24"/>
+        </w:rPr>
+        <w:t xml:space="preserve"> до </w:t>
+      </w:r>
+      <w:r>
+        <w:rPr>
+          <w:rFonts w:ascii="Times New Roman" w:hAnsi="Times New Roman"/>
+          <w:sz w:val="24"/>
+        </w:rPr>
+        <w:t>Го́спода</w:t>
+      </w:r>
+      <w:r>
+        <w:rPr>
+          <w:rFonts w:ascii="Times New Roman" w:hAnsi="Times New Roman"/>
+          <w:sz w:val="24"/>
+        </w:rPr>
+        <w:t xml:space="preserve"> </w:t>
+      </w:r>
+      <w:r>
+        <w:rPr>
+          <w:rFonts w:ascii="Times New Roman" w:hAnsi="Times New Roman"/>
+          <w:sz w:val="24"/>
+        </w:rPr>
+        <w:t>взива́ю</w:t>
+      </w:r>
+      <w:r>
+        <w:rPr>
+          <w:rFonts w:ascii="Times New Roman" w:hAnsi="Times New Roman"/>
+          <w:sz w:val="24"/>
+        </w:rPr>
+        <w:t xml:space="preserve">,* я </w:t>
+      </w:r>
+      <w:r>
+        <w:rPr>
+          <w:rFonts w:ascii="Times New Roman" w:hAnsi="Times New Roman"/>
+          <w:sz w:val="24"/>
+        </w:rPr>
+        <w:t>го́лосом</w:t>
+      </w:r>
+      <w:r>
+        <w:rPr>
+          <w:rFonts w:ascii="Times New Roman" w:hAnsi="Times New Roman"/>
+          <w:sz w:val="24"/>
+        </w:rPr>
+        <w:t xml:space="preserve"> </w:t>
+      </w:r>
+      <w:r>
+        <w:rPr>
+          <w:rFonts w:ascii="Times New Roman" w:hAnsi="Times New Roman"/>
+          <w:sz w:val="24"/>
+        </w:rPr>
+        <w:t>мої́м</w:t>
+      </w:r>
+      <w:r>
+        <w:rPr>
+          <w:rFonts w:ascii="Times New Roman" w:hAnsi="Times New Roman"/>
+          <w:sz w:val="24"/>
+        </w:rPr>
+        <w:t xml:space="preserve"> до </w:t>
+      </w:r>
+      <w:r>
+        <w:rPr>
+          <w:rFonts w:ascii="Times New Roman" w:hAnsi="Times New Roman"/>
+          <w:sz w:val="24"/>
+        </w:rPr>
+        <w:t>Го́спода</w:t>
+      </w:r>
+      <w:r>
+        <w:rPr>
+          <w:rFonts w:ascii="Times New Roman" w:hAnsi="Times New Roman"/>
+          <w:sz w:val="24"/>
+        </w:rPr>
+        <w:t xml:space="preserve"> </w:t>
+      </w:r>
+      <w:r>
+        <w:rPr>
+          <w:rFonts w:ascii="Times New Roman" w:hAnsi="Times New Roman"/>
+          <w:sz w:val="24"/>
+        </w:rPr>
+        <w:t>молю́ся</w:t>
+      </w:r>
+      <w:r>
+        <w:rPr>
+          <w:rFonts w:ascii="Times New Roman" w:hAnsi="Times New Roman"/>
+          <w:sz w:val="24"/>
+        </w:rPr>
+        <w:t>.</w:t>
+      </w:r>
+    </w:p>
+    <w:p>
+      <w:pPr>
+        <w:pStyle w:val="a"/>
+        <w:spacing w:after="120"/>
+      </w:pPr>
+      <w:r>
+        <w:rPr>
+          <w:rFonts w:ascii="Times New Roman" w:hAnsi="Times New Roman"/>
+          <w:sz w:val="24"/>
+        </w:rPr>
+        <w:t>Ска́ргу</w:t>
+      </w:r>
+      <w:r>
+        <w:rPr>
+          <w:rFonts w:ascii="Times New Roman" w:hAnsi="Times New Roman"/>
+          <w:sz w:val="24"/>
+        </w:rPr>
+        <w:t xml:space="preserve"> мою́ </w:t>
+      </w:r>
+      <w:r>
+        <w:rPr>
+          <w:rFonts w:ascii="Times New Roman" w:hAnsi="Times New Roman"/>
+          <w:sz w:val="24"/>
+        </w:rPr>
+        <w:t>пе́ред</w:t>
+      </w:r>
+      <w:r>
+        <w:rPr>
+          <w:rFonts w:ascii="Times New Roman" w:hAnsi="Times New Roman"/>
+          <w:sz w:val="24"/>
+        </w:rPr>
+        <w:t xml:space="preserve"> Ним </w:t>
+      </w:r>
+      <w:r>
+        <w:rPr>
+          <w:rFonts w:ascii="Times New Roman" w:hAnsi="Times New Roman"/>
+          <w:sz w:val="24"/>
+        </w:rPr>
+        <w:t>вилива́ю</w:t>
+      </w:r>
+      <w:r>
+        <w:rPr>
+          <w:rFonts w:ascii="Times New Roman" w:hAnsi="Times New Roman"/>
+          <w:sz w:val="24"/>
+        </w:rPr>
+        <w:t xml:space="preserve">,* мою́ </w:t>
+      </w:r>
+      <w:r>
+        <w:rPr>
+          <w:rFonts w:ascii="Times New Roman" w:hAnsi="Times New Roman"/>
+          <w:sz w:val="24"/>
+        </w:rPr>
+        <w:t>скру́ту</w:t>
+      </w:r>
+      <w:r>
+        <w:rPr>
+          <w:rFonts w:ascii="Times New Roman" w:hAnsi="Times New Roman"/>
+          <w:sz w:val="24"/>
+        </w:rPr>
+        <w:t xml:space="preserve"> Йому́ я </w:t>
+      </w:r>
+      <w:r>
+        <w:rPr>
+          <w:rFonts w:ascii="Times New Roman" w:hAnsi="Times New Roman"/>
+          <w:sz w:val="24"/>
+        </w:rPr>
+        <w:t>виявля́ю</w:t>
+      </w:r>
+      <w:r>
+        <w:rPr>
+          <w:rFonts w:ascii="Times New Roman" w:hAnsi="Times New Roman"/>
+          <w:sz w:val="24"/>
+        </w:rPr>
+        <w:t>.</w:t>
+      </w:r>
+    </w:p>
+    <w:p>
+      <w:pPr>
+        <w:pStyle w:val="a"/>
+        <w:spacing w:after="120"/>
+      </w:pPr>
+      <w:r>
+        <w:rPr>
+          <w:rFonts w:ascii="Times New Roman" w:hAnsi="Times New Roman"/>
+          <w:sz w:val="24"/>
+        </w:rPr>
+        <w:t xml:space="preserve">Коли́ </w:t>
+      </w:r>
+      <w:r>
+        <w:rPr>
+          <w:rFonts w:ascii="Times New Roman" w:hAnsi="Times New Roman"/>
+          <w:sz w:val="24"/>
+        </w:rPr>
+        <w:t>триво́житься</w:t>
+      </w:r>
+      <w:r>
+        <w:rPr>
+          <w:rFonts w:ascii="Times New Roman" w:hAnsi="Times New Roman"/>
+          <w:sz w:val="24"/>
+        </w:rPr>
+        <w:t xml:space="preserve"> в мені́ дух мій, Ти </w:t>
+      </w:r>
+      <w:r>
+        <w:rPr>
+          <w:rFonts w:ascii="Times New Roman" w:hAnsi="Times New Roman"/>
+          <w:sz w:val="24"/>
+        </w:rPr>
+        <w:t>знає́ш</w:t>
+      </w:r>
+      <w:r>
+        <w:rPr>
+          <w:rFonts w:ascii="Times New Roman" w:hAnsi="Times New Roman"/>
+          <w:sz w:val="24"/>
+        </w:rPr>
+        <w:t xml:space="preserve"> мою́ сте́жку.* На </w:t>
+      </w:r>
+      <w:r>
+        <w:rPr>
+          <w:rFonts w:ascii="Times New Roman" w:hAnsi="Times New Roman"/>
+          <w:sz w:val="24"/>
+        </w:rPr>
+        <w:t>доро́зі</w:t>
+      </w:r>
+      <w:r>
+        <w:rPr>
+          <w:rFonts w:ascii="Times New Roman" w:hAnsi="Times New Roman"/>
+          <w:sz w:val="24"/>
+        </w:rPr>
+        <w:t xml:space="preserve">, де я </w:t>
+      </w:r>
+      <w:r>
+        <w:rPr>
+          <w:rFonts w:ascii="Times New Roman" w:hAnsi="Times New Roman"/>
+          <w:sz w:val="24"/>
+        </w:rPr>
+        <w:t>ступа́ю</w:t>
+      </w:r>
+      <w:r>
+        <w:rPr>
+          <w:rFonts w:ascii="Times New Roman" w:hAnsi="Times New Roman"/>
+          <w:sz w:val="24"/>
+        </w:rPr>
+        <w:t xml:space="preserve">, </w:t>
+      </w:r>
+      <w:r>
+        <w:rPr>
+          <w:rFonts w:ascii="Times New Roman" w:hAnsi="Times New Roman"/>
+          <w:sz w:val="24"/>
+        </w:rPr>
+        <w:t>та́йно</w:t>
+      </w:r>
+      <w:r>
+        <w:rPr>
+          <w:rFonts w:ascii="Times New Roman" w:hAnsi="Times New Roman"/>
+          <w:sz w:val="24"/>
+        </w:rPr>
+        <w:t xml:space="preserve"> </w:t>
+      </w:r>
+      <w:r>
+        <w:rPr>
+          <w:rFonts w:ascii="Times New Roman" w:hAnsi="Times New Roman"/>
+          <w:sz w:val="24"/>
+        </w:rPr>
+        <w:t>розста́вили</w:t>
+      </w:r>
+      <w:r>
+        <w:rPr>
+          <w:rFonts w:ascii="Times New Roman" w:hAnsi="Times New Roman"/>
+          <w:sz w:val="24"/>
+        </w:rPr>
+        <w:t xml:space="preserve"> сильце́ на </w:t>
+      </w:r>
+      <w:r>
+        <w:rPr>
+          <w:rFonts w:ascii="Times New Roman" w:hAnsi="Times New Roman"/>
+          <w:sz w:val="24"/>
+        </w:rPr>
+        <w:t>ме́не</w:t>
+      </w:r>
+      <w:r>
+        <w:rPr>
+          <w:rFonts w:ascii="Times New Roman" w:hAnsi="Times New Roman"/>
+          <w:sz w:val="24"/>
+        </w:rPr>
+        <w:t>.</w:t>
+      </w:r>
+    </w:p>
+    <w:p>
+      <w:pPr>
+        <w:pStyle w:val="a"/>
+        <w:spacing w:after="120"/>
+      </w:pPr>
+      <w:r>
+        <w:rPr>
+          <w:rFonts w:ascii="Times New Roman" w:hAnsi="Times New Roman"/>
+          <w:sz w:val="24"/>
+        </w:rPr>
+        <w:t>Погля́нь</w:t>
+      </w:r>
+      <w:r>
+        <w:rPr>
+          <w:rFonts w:ascii="Times New Roman" w:hAnsi="Times New Roman"/>
+          <w:sz w:val="24"/>
+        </w:rPr>
+        <w:t xml:space="preserve"> </w:t>
+      </w:r>
+      <w:r>
+        <w:rPr>
+          <w:rFonts w:ascii="Times New Roman" w:hAnsi="Times New Roman"/>
+          <w:sz w:val="24"/>
+        </w:rPr>
+        <w:t>право́руч</w:t>
+      </w:r>
+      <w:r>
+        <w:rPr>
+          <w:rFonts w:ascii="Times New Roman" w:hAnsi="Times New Roman"/>
+          <w:sz w:val="24"/>
+        </w:rPr>
+        <w:t xml:space="preserve"> і </w:t>
+      </w:r>
+      <w:r>
+        <w:rPr>
+          <w:rFonts w:ascii="Times New Roman" w:hAnsi="Times New Roman"/>
+          <w:sz w:val="24"/>
+        </w:rPr>
+        <w:t>подиви́ся</w:t>
+      </w:r>
+      <w:r>
+        <w:rPr>
+          <w:rFonts w:ascii="Times New Roman" w:hAnsi="Times New Roman"/>
+          <w:sz w:val="24"/>
+        </w:rPr>
+        <w:t xml:space="preserve">:* нема́ </w:t>
+      </w:r>
+      <w:r>
+        <w:rPr>
+          <w:rFonts w:ascii="Times New Roman" w:hAnsi="Times New Roman"/>
+          <w:sz w:val="24"/>
+        </w:rPr>
+        <w:t>ніко́го</w:t>
+      </w:r>
+      <w:r>
+        <w:rPr>
+          <w:rFonts w:ascii="Times New Roman" w:hAnsi="Times New Roman"/>
+          <w:sz w:val="24"/>
+        </w:rPr>
+        <w:t xml:space="preserve">, хто дбав би за </w:t>
+      </w:r>
+      <w:r>
+        <w:rPr>
+          <w:rFonts w:ascii="Times New Roman" w:hAnsi="Times New Roman"/>
+          <w:sz w:val="24"/>
+        </w:rPr>
+        <w:t>ме́не</w:t>
+      </w:r>
+      <w:r>
+        <w:rPr>
+          <w:rFonts w:ascii="Times New Roman" w:hAnsi="Times New Roman"/>
+          <w:sz w:val="24"/>
+        </w:rPr>
+        <w:t>.</w:t>
+      </w:r>
+    </w:p>
+    <w:p>
+      <w:pPr>
+        <w:pStyle w:val="a"/>
+        <w:spacing w:after="120"/>
+      </w:pPr>
+      <w:r>
+        <w:rPr>
+          <w:rFonts w:ascii="Times New Roman" w:hAnsi="Times New Roman"/>
+          <w:sz w:val="24"/>
+        </w:rPr>
+        <w:t xml:space="preserve">Нема́ куди́ мені́ </w:t>
+      </w:r>
+      <w:r>
+        <w:rPr>
+          <w:rFonts w:ascii="Times New Roman" w:hAnsi="Times New Roman"/>
+          <w:sz w:val="24"/>
+        </w:rPr>
+        <w:t>втіка́ти</w:t>
+      </w:r>
+      <w:r>
+        <w:rPr>
+          <w:rFonts w:ascii="Times New Roman" w:hAnsi="Times New Roman"/>
+          <w:sz w:val="24"/>
+        </w:rPr>
+        <w:t xml:space="preserve">,* нема́ </w:t>
+      </w:r>
+      <w:r>
+        <w:rPr>
+          <w:rFonts w:ascii="Times New Roman" w:hAnsi="Times New Roman"/>
+          <w:sz w:val="24"/>
+        </w:rPr>
+        <w:t>ніко́го</w:t>
+      </w:r>
+      <w:r>
+        <w:rPr>
+          <w:rFonts w:ascii="Times New Roman" w:hAnsi="Times New Roman"/>
+          <w:sz w:val="24"/>
+        </w:rPr>
+        <w:t xml:space="preserve">, хто </w:t>
+      </w:r>
+      <w:r>
+        <w:rPr>
+          <w:rFonts w:ascii="Times New Roman" w:hAnsi="Times New Roman"/>
+          <w:sz w:val="24"/>
+        </w:rPr>
+        <w:t>піклува́вся</w:t>
+      </w:r>
+      <w:r>
+        <w:rPr>
+          <w:rFonts w:ascii="Times New Roman" w:hAnsi="Times New Roman"/>
+          <w:sz w:val="24"/>
+        </w:rPr>
+        <w:t xml:space="preserve"> би </w:t>
+      </w:r>
+      <w:r>
+        <w:rPr>
+          <w:rFonts w:ascii="Times New Roman" w:hAnsi="Times New Roman"/>
+          <w:sz w:val="24"/>
+        </w:rPr>
+        <w:t>мно́ю</w:t>
+      </w:r>
+      <w:r>
+        <w:rPr>
+          <w:rFonts w:ascii="Times New Roman" w:hAnsi="Times New Roman"/>
+          <w:sz w:val="24"/>
+        </w:rPr>
+        <w:t>.</w:t>
+      </w:r>
+    </w:p>
+    <w:p>
+      <w:pPr>
+        <w:pStyle w:val="a"/>
+        <w:spacing w:after="120"/>
+      </w:pPr>
+      <w:r>
+        <w:rPr>
+          <w:rFonts w:ascii="Times New Roman" w:hAnsi="Times New Roman"/>
+          <w:sz w:val="24"/>
+        </w:rPr>
+        <w:t xml:space="preserve">До </w:t>
+      </w:r>
+      <w:r>
+        <w:rPr>
+          <w:rFonts w:ascii="Times New Roman" w:hAnsi="Times New Roman"/>
+          <w:sz w:val="24"/>
+        </w:rPr>
+        <w:t>Те́бе</w:t>
+      </w:r>
+      <w:r>
+        <w:rPr>
+          <w:rFonts w:ascii="Times New Roman" w:hAnsi="Times New Roman"/>
+          <w:sz w:val="24"/>
+        </w:rPr>
+        <w:t xml:space="preserve">, </w:t>
+      </w:r>
+      <w:r>
+        <w:rPr>
+          <w:rFonts w:ascii="Times New Roman" w:hAnsi="Times New Roman"/>
+          <w:sz w:val="24"/>
+        </w:rPr>
+        <w:t>Го́споди</w:t>
+      </w:r>
+      <w:r>
+        <w:rPr>
+          <w:rFonts w:ascii="Times New Roman" w:hAnsi="Times New Roman"/>
+          <w:sz w:val="24"/>
+        </w:rPr>
+        <w:t xml:space="preserve">, </w:t>
+      </w:r>
+      <w:r>
+        <w:rPr>
+          <w:rFonts w:ascii="Times New Roman" w:hAnsi="Times New Roman"/>
+          <w:sz w:val="24"/>
+        </w:rPr>
+        <w:t>взива́ю</w:t>
+      </w:r>
+      <w:r>
+        <w:rPr>
+          <w:rFonts w:ascii="Times New Roman" w:hAnsi="Times New Roman"/>
+          <w:sz w:val="24"/>
+        </w:rPr>
+        <w:t xml:space="preserve"> й кажу́:* Ти моє́ </w:t>
+      </w:r>
+      <w:r>
+        <w:rPr>
+          <w:rFonts w:ascii="Times New Roman" w:hAnsi="Times New Roman"/>
+          <w:sz w:val="24"/>
+        </w:rPr>
+        <w:t>прибі́жище</w:t>
+      </w:r>
+      <w:r>
+        <w:rPr>
+          <w:rFonts w:ascii="Times New Roman" w:hAnsi="Times New Roman"/>
+          <w:sz w:val="24"/>
+        </w:rPr>
+        <w:t xml:space="preserve">, в землі́ </w:t>
+      </w:r>
+      <w:r>
+        <w:rPr>
+          <w:rFonts w:ascii="Times New Roman" w:hAnsi="Times New Roman"/>
+          <w:sz w:val="24"/>
+        </w:rPr>
+        <w:t>живи́х</w:t>
+      </w:r>
+      <w:r>
+        <w:rPr>
+          <w:rFonts w:ascii="Times New Roman" w:hAnsi="Times New Roman"/>
+          <w:sz w:val="24"/>
+        </w:rPr>
+        <w:t xml:space="preserve"> Ти − моя́ </w:t>
+      </w:r>
+      <w:r>
+        <w:rPr>
+          <w:rFonts w:ascii="Times New Roman" w:hAnsi="Times New Roman"/>
+          <w:sz w:val="24"/>
+        </w:rPr>
+        <w:t>до́ля</w:t>
+      </w:r>
+      <w:r>
+        <w:rPr>
+          <w:rFonts w:ascii="Times New Roman" w:hAnsi="Times New Roman"/>
+          <w:sz w:val="24"/>
+        </w:rPr>
+        <w:t>!</w:t>
+      </w:r>
+    </w:p>
+    <w:p>
+      <w:pPr>
+        <w:pStyle w:val="a"/>
+        <w:spacing w:after="120"/>
+      </w:pPr>
+      <w:r>
+        <w:rPr>
+          <w:rFonts w:ascii="Times New Roman" w:hAnsi="Times New Roman"/>
+          <w:sz w:val="24"/>
+        </w:rPr>
+        <w:t xml:space="preserve">Зверни́ </w:t>
+      </w:r>
+      <w:r>
+        <w:rPr>
+          <w:rFonts w:ascii="Times New Roman" w:hAnsi="Times New Roman"/>
+          <w:sz w:val="24"/>
+        </w:rPr>
+        <w:t>ува́гу</w:t>
+      </w:r>
+      <w:r>
+        <w:rPr>
+          <w:rFonts w:ascii="Times New Roman" w:hAnsi="Times New Roman"/>
+          <w:sz w:val="24"/>
+        </w:rPr>
+        <w:t xml:space="preserve"> на моє́ </w:t>
+      </w:r>
+      <w:r>
+        <w:rPr>
+          <w:rFonts w:ascii="Times New Roman" w:hAnsi="Times New Roman"/>
+          <w:sz w:val="24"/>
+        </w:rPr>
+        <w:t>блага́ння</w:t>
+      </w:r>
+      <w:r>
+        <w:rPr>
+          <w:rFonts w:ascii="Times New Roman" w:hAnsi="Times New Roman"/>
+          <w:sz w:val="24"/>
+        </w:rPr>
+        <w:t xml:space="preserve">,* бо я </w:t>
+      </w:r>
+      <w:r>
+        <w:rPr>
+          <w:rFonts w:ascii="Times New Roman" w:hAnsi="Times New Roman"/>
+          <w:sz w:val="24"/>
+        </w:rPr>
+        <w:t>ве́льми</w:t>
+      </w:r>
+      <w:r>
+        <w:rPr>
+          <w:rFonts w:ascii="Times New Roman" w:hAnsi="Times New Roman"/>
+          <w:sz w:val="24"/>
+        </w:rPr>
+        <w:t xml:space="preserve"> </w:t>
+      </w:r>
+      <w:r>
+        <w:rPr>
+          <w:rFonts w:ascii="Times New Roman" w:hAnsi="Times New Roman"/>
+          <w:sz w:val="24"/>
+        </w:rPr>
+        <w:t>неща́сний</w:t>
+      </w:r>
+      <w:r>
+        <w:rPr>
+          <w:rFonts w:ascii="Times New Roman" w:hAnsi="Times New Roman"/>
+          <w:sz w:val="24"/>
+        </w:rPr>
+        <w:t>.</w:t>
+      </w:r>
+    </w:p>
+    <w:p>
+      <w:pPr>
+        <w:pStyle w:val="a"/>
+        <w:spacing w:after="120"/>
+      </w:pPr>
+      <w:r>
+        <w:rPr>
+          <w:rFonts w:ascii="Times New Roman" w:hAnsi="Times New Roman"/>
+          <w:sz w:val="24"/>
+        </w:rPr>
+        <w:t xml:space="preserve">Спаси́ мене́ від </w:t>
+      </w:r>
+      <w:r>
+        <w:rPr>
+          <w:rFonts w:ascii="Times New Roman" w:hAnsi="Times New Roman"/>
+          <w:sz w:val="24"/>
+        </w:rPr>
+        <w:t>гони́телів</w:t>
+      </w:r>
+      <w:r>
+        <w:rPr>
+          <w:rFonts w:ascii="Times New Roman" w:hAnsi="Times New Roman"/>
+          <w:sz w:val="24"/>
+        </w:rPr>
+        <w:t xml:space="preserve"> </w:t>
+      </w:r>
+      <w:r>
+        <w:rPr>
+          <w:rFonts w:ascii="Times New Roman" w:hAnsi="Times New Roman"/>
+          <w:sz w:val="24"/>
+        </w:rPr>
+        <w:t>мої́х</w:t>
+      </w:r>
+      <w:r>
+        <w:rPr>
+          <w:rFonts w:ascii="Times New Roman" w:hAnsi="Times New Roman"/>
+          <w:sz w:val="24"/>
+        </w:rPr>
+        <w:t xml:space="preserve">,* бо вони́ </w:t>
+      </w:r>
+      <w:r>
+        <w:rPr>
+          <w:rFonts w:ascii="Times New Roman" w:hAnsi="Times New Roman"/>
+          <w:sz w:val="24"/>
+        </w:rPr>
+        <w:t>сильні́ші</w:t>
+      </w:r>
+      <w:r>
+        <w:rPr>
+          <w:rFonts w:ascii="Times New Roman" w:hAnsi="Times New Roman"/>
+          <w:sz w:val="24"/>
+        </w:rPr>
+        <w:t xml:space="preserve"> від </w:t>
+      </w:r>
+      <w:r>
+        <w:rPr>
+          <w:rFonts w:ascii="Times New Roman" w:hAnsi="Times New Roman"/>
+          <w:sz w:val="24"/>
+        </w:rPr>
+        <w:t>ме́не</w:t>
+      </w:r>
+      <w:r>
+        <w:rPr>
+          <w:rFonts w:ascii="Times New Roman" w:hAnsi="Times New Roman"/>
+          <w:sz w:val="24"/>
+        </w:rPr>
+        <w:t>.</w:t>
       </w:r>
     </w:p>
     <w:p>
@@ -9225,82 +11336,210 @@
     </w:p>
     <w:p>
       <w:pPr>
-        <w:spacing w:after="120"/>
-        <w:jc w:val="center"/>
-        <w:rPr>
-          <w:rFonts w:ascii="Times New Roman" w:hAnsi="Times New Roman"/>
-          <w:color w:val="FF0000"/>
-        </w:rPr>
-      </w:pPr>
-      <w:r>
-        <w:rPr>
-          <w:rFonts w:ascii="Times New Roman" w:hAnsi="Times New Roman"/>
-          <w:i/>
-          <w:color w:val="FF0000"/>
-          <w:sz w:val="24"/>
-          <w:szCs w:val="24"/>
-        </w:rPr>
-        <w:t>Псалом 120 (г. 6):</w:t>
-      </w:r>
-    </w:p>
-    <w:p>
-      <w:pPr>
-        <w:spacing w:after="120"/>
-        <w:jc w:val="both"/>
-        <w:rPr>
-          <w:rFonts w:ascii="Times New Roman" w:hAnsi="Times New Roman"/>
-          <w:sz w:val="24"/>
-          <w:szCs w:val="24"/>
-        </w:rPr>
-      </w:pPr>
-      <w:r>
-        <w:rPr>
-          <w:rFonts w:ascii="Times New Roman" w:hAnsi="Times New Roman"/>
-          <w:sz w:val="24"/>
-          <w:szCs w:val="24"/>
-        </w:rPr>
-        <w:t>Допомога моя від Господа,* що створив небо і землю.</w:t>
-      </w:r>
-    </w:p>
-    <w:p>
-      <w:pPr>
-        <w:spacing w:after="120"/>
-        <w:jc w:val="both"/>
-        <w:rPr>
-          <w:rFonts w:ascii="Times New Roman" w:hAnsi="Times New Roman"/>
-          <w:i/>
-          <w:sz w:val="24"/>
-          <w:szCs w:val="24"/>
+        <w:pStyle w:val="a"/>
+        <w:spacing w:after="120"/>
+      </w:pPr>
+      <w:r>
+        <w:rPr>
+          <w:rFonts w:ascii="Times New Roman" w:hAnsi="Times New Roman"/>
+          <w:i/>
+          <w:color w:val="FF0000"/>
+          <w:sz w:val="24"/>
+        </w:rPr>
+        <w:t xml:space="preserve">(г. 6): </w:t>
+      </w:r>
+      <w:r>
+        <w:rPr>
+          <w:rFonts w:ascii="Times New Roman" w:hAnsi="Times New Roman"/>
+          <w:b/>
+          <w:sz w:val="24"/>
+        </w:rPr>
+        <w:t>Допомо́га</w:t>
+      </w:r>
+      <w:r>
+        <w:rPr>
+          <w:rFonts w:ascii="Times New Roman" w:hAnsi="Times New Roman"/>
+          <w:b/>
+          <w:sz w:val="24"/>
+        </w:rPr>
+        <w:t xml:space="preserve"> моя́ від </w:t>
+      </w:r>
+      <w:r>
+        <w:rPr>
+          <w:rFonts w:ascii="Times New Roman" w:hAnsi="Times New Roman"/>
+          <w:b/>
+          <w:sz w:val="24"/>
+        </w:rPr>
+        <w:t>Го́спода</w:t>
+      </w:r>
+      <w:r>
+        <w:rPr>
+          <w:rFonts w:ascii="Times New Roman" w:hAnsi="Times New Roman"/>
+          <w:b/>
+          <w:sz w:val="24"/>
+        </w:rPr>
+        <w:t xml:space="preserve">* що </w:t>
+      </w:r>
+      <w:r>
+        <w:rPr>
+          <w:rFonts w:ascii="Times New Roman" w:hAnsi="Times New Roman"/>
+          <w:b/>
+          <w:sz w:val="24"/>
+        </w:rPr>
+        <w:t>сотвори́в</w:t>
+      </w:r>
+      <w:r>
+        <w:rPr>
+          <w:rFonts w:ascii="Times New Roman" w:hAnsi="Times New Roman"/>
+          <w:b/>
+          <w:sz w:val="24"/>
+        </w:rPr>
+        <w:t xml:space="preserve"> </w:t>
+      </w:r>
+      <w:r>
+        <w:rPr>
+          <w:rFonts w:ascii="Times New Roman" w:hAnsi="Times New Roman"/>
+          <w:b/>
+          <w:sz w:val="24"/>
+        </w:rPr>
+        <w:t>не́бо</w:t>
+      </w:r>
+      <w:r>
+        <w:rPr>
+          <w:rFonts w:ascii="Times New Roman" w:hAnsi="Times New Roman"/>
+          <w:b/>
+          <w:sz w:val="24"/>
+        </w:rPr>
+        <w:t xml:space="preserve"> і </w:t>
+      </w:r>
+      <w:r>
+        <w:rPr>
+          <w:rFonts w:ascii="Times New Roman" w:hAnsi="Times New Roman"/>
+          <w:b/>
+          <w:sz w:val="24"/>
+        </w:rPr>
+        <w:t>зе́млю</w:t>
+      </w:r>
+      <w:r>
+        <w:rPr>
+          <w:rFonts w:ascii="Times New Roman" w:hAnsi="Times New Roman"/>
+          <w:i/>
+          <w:color w:val="FF0000"/>
+          <w:sz w:val="24"/>
+        </w:rPr>
+        <w:t xml:space="preserve"> (Пс. 120,2).</w:t>
+      </w:r>
+    </w:p>
+    <w:p>
+      <w:pPr>
+        <w:pStyle w:val="a"/>
+        <w:spacing w:after="120"/>
+      </w:pPr>
+      <w:r>
+        <w:rPr>
+          <w:rFonts w:ascii="Times New Roman" w:hAnsi="Times New Roman"/>
+          <w:i/>
+          <w:color w:val="FF0000"/>
+          <w:sz w:val="24"/>
+        </w:rPr>
+        <w:t xml:space="preserve">Стих: </w:t>
+      </w:r>
+      <w:r>
+        <w:rPr>
+          <w:rFonts w:ascii="Times New Roman" w:hAnsi="Times New Roman"/>
+          <w:sz w:val="24"/>
           <w:u w:val="single"/>
         </w:rPr>
-      </w:pPr>
-      <w:r>
-        <w:rPr>
-          <w:rFonts w:ascii="Times New Roman" w:hAnsi="Times New Roman"/>
-          <w:i/>
-          <w:color w:val="FF0000"/>
-          <w:sz w:val="24"/>
-          <w:szCs w:val="24"/>
-        </w:rPr>
-        <w:t>Стих:</w:t>
-      </w:r>
-      <w:r>
-        <w:rPr>
-          <w:rFonts w:ascii="Times New Roman" w:hAnsi="Times New Roman"/>
-          <w:i/>
-          <w:sz w:val="24"/>
-          <w:szCs w:val="24"/>
-        </w:rPr>
-        <w:t xml:space="preserve">  </w:t>
-      </w:r>
-      <w:r>
-        <w:rPr>
-          <w:rFonts w:ascii="Times New Roman" w:hAnsi="Times New Roman"/>
-          <w:sz w:val="24"/>
-          <w:szCs w:val="24"/>
+        <w:t>О́чі</w:t>
+      </w:r>
+      <w:r>
+        <w:rPr>
+          <w:rFonts w:ascii="Times New Roman" w:hAnsi="Times New Roman"/>
+          <w:sz w:val="24"/>
           <w:u w:val="single"/>
         </w:rPr>
-        <w:t>Очі мої підводжу я вгору, звідки прийде моя допомога.</w:t>
+        <w:t xml:space="preserve"> мої́ </w:t>
+      </w:r>
+      <w:r>
+        <w:rPr>
+          <w:rFonts w:ascii="Times New Roman" w:hAnsi="Times New Roman"/>
+          <w:sz w:val="24"/>
+          <w:u w:val="single"/>
+        </w:rPr>
+        <w:t>підво́джу</w:t>
+      </w:r>
+      <w:r>
+        <w:rPr>
+          <w:rFonts w:ascii="Times New Roman" w:hAnsi="Times New Roman"/>
+          <w:sz w:val="24"/>
+          <w:u w:val="single"/>
+        </w:rPr>
+        <w:t xml:space="preserve"> я </w:t>
+      </w:r>
+      <w:r>
+        <w:rPr>
+          <w:rFonts w:ascii="Times New Roman" w:hAnsi="Times New Roman"/>
+          <w:sz w:val="24"/>
+          <w:u w:val="single"/>
+        </w:rPr>
+        <w:t>вго́ру</w:t>
+      </w:r>
+      <w:r>
+        <w:rPr>
+          <w:rFonts w:ascii="Times New Roman" w:hAnsi="Times New Roman"/>
+          <w:sz w:val="24"/>
+          <w:u w:val="single"/>
+        </w:rPr>
+        <w:t xml:space="preserve">, </w:t>
+      </w:r>
+      <w:r>
+        <w:rPr>
+          <w:rFonts w:ascii="Times New Roman" w:hAnsi="Times New Roman"/>
+          <w:sz w:val="24"/>
+          <w:u w:val="single"/>
+        </w:rPr>
+        <w:t>зві́дки</w:t>
+      </w:r>
+      <w:r>
+        <w:rPr>
+          <w:rFonts w:ascii="Times New Roman" w:hAnsi="Times New Roman"/>
+          <w:sz w:val="24"/>
+          <w:u w:val="single"/>
+        </w:rPr>
+        <w:t xml:space="preserve"> </w:t>
+      </w:r>
+      <w:r>
+        <w:rPr>
+          <w:rFonts w:ascii="Times New Roman" w:hAnsi="Times New Roman"/>
+          <w:sz w:val="24"/>
+          <w:u w:val="single"/>
+        </w:rPr>
+        <w:t>при́йде</w:t>
+      </w:r>
+      <w:r>
+        <w:rPr>
+          <w:rFonts w:ascii="Times New Roman" w:hAnsi="Times New Roman"/>
+          <w:sz w:val="24"/>
+          <w:u w:val="single"/>
+        </w:rPr>
+        <w:t xml:space="preserve"> моя́ </w:t>
+      </w:r>
+      <w:r>
+        <w:rPr>
+          <w:rFonts w:ascii="Times New Roman" w:hAnsi="Times New Roman"/>
+          <w:sz w:val="24"/>
+          <w:u w:val="single"/>
+        </w:rPr>
+        <w:t>допомо́га</w:t>
+      </w:r>
+      <w:r>
+        <w:rPr>
+          <w:rFonts w:ascii="Times New Roman" w:hAnsi="Times New Roman"/>
+          <w:i/>
+          <w:color w:val="FF0000"/>
+          <w:sz w:val="24"/>
+        </w:rPr>
+        <w:t xml:space="preserve"> (Пс. 120,1).</w:t>
       </w:r>
     </w:p>
     <w:p>
@@ -10684,7 +12923,7 @@
           <w:rFonts w:ascii="Times New Roman" w:hAnsi="Times New Roman"/>
           <w:sz w:val="24"/>
         </w:rPr>
-        <w:t xml:space="preserve"> Бо Ти – Бог милости, ласк і людинолюбности, і Тобі славу віддаємо, Отцю, і Сину, і Святому Духові, нині, і повсякчас, і на віки віків.</w:t>
+        <w:t xml:space="preserve"> Бо Ти – Бог милости, ласк і людинолюбности, і Тобі славу віддаємо, Отцю, і Сину, і Святому Духові, нині, і повсякчас, і на віки віків.</w:t>
       </w:r>
     </w:p>
     <w:p>
@@ -10901,7 +13140,7 @@
         <w:rPr>
           <w:rFonts w:ascii="Times New Roman" w:hAnsi="Times New Roman"/>
           <w:i/>
-          <w:color w:val="FF4400"/>
+          <w:color w:val="FF0000"/>
           <w:sz w:val="24"/>
         </w:rPr>
         <w:t>Священик:</w:t>
@@ -10909,9 +13148,18 @@
       <w:r>
         <w:rPr>
           <w:rFonts w:ascii="Times New Roman" w:hAnsi="Times New Roman"/>
-          <w:sz w:val="24"/>
-        </w:rPr>
-        <w:t xml:space="preserve"> Нехай буде влада царства Твого благословенна і дуже прославлена: Отця, і Сина, і Святого Духа, нині і повсякчас, і на віки віків.</w:t>
+          <w:color w:val="FF0000"/>
+          <w:sz w:val="24"/>
+        </w:rPr>
+        <w:t xml:space="preserve"> </w:t>
+      </w:r>
+      <w:r>
+        <w:rPr>
+          <w:rFonts w:ascii="Times New Roman" w:hAnsi="Times New Roman"/>
+          <w:color w:val="000000"/>
+          <w:sz w:val="24"/>
+        </w:rPr>
+        <w:t>Нехай буде влада царства Твого благословенна і дуже прославлена: Отця, і Сина, і Святого Духа, нині і повсякчас, і на віки віків.</w:t>
       </w:r>
     </w:p>
     <w:p>
@@ -11622,129 +13870,20 @@
     </w:p>
     <w:p>
       <w:pPr>
-        <w:spacing w:after="120"/>
-        <w:jc w:val="both"/>
-        <w:rPr>
-          <w:rFonts w:ascii="Times New Roman" w:hAnsi="Times New Roman"/>
-          <w:sz w:val="24"/>
-          <w:szCs w:val="24"/>
-        </w:rPr>
-      </w:pPr>
-      <w:r>
-        <w:rPr>
-          <w:rFonts w:ascii="Times New Roman" w:hAnsi="Times New Roman"/>
-          <w:sz w:val="24"/>
-          <w:szCs w:val="24"/>
-        </w:rPr>
-        <w:t xml:space="preserve">Святий Боже, святий Кріпкий, святий Безсмертний, помилуй нас </w:t>
-      </w:r>
-      <w:r>
-        <w:rPr>
-          <w:rFonts w:ascii="Times New Roman" w:hAnsi="Times New Roman"/>
-          <w:i/>
-          <w:color w:val="FF0000"/>
-          <w:sz w:val="24"/>
-          <w:szCs w:val="24"/>
-        </w:rPr>
-        <w:t>(3 р.)</w:t>
-      </w:r>
-    </w:p>
-    <w:p>
-      <w:pPr>
-        <w:spacing w:after="120"/>
-        <w:jc w:val="both"/>
-        <w:rPr>
-          <w:rFonts w:ascii="Times New Roman" w:hAnsi="Times New Roman"/>
-          <w:sz w:val="24"/>
-          <w:szCs w:val="24"/>
-        </w:rPr>
-      </w:pPr>
-      <w:r>
-        <w:rPr>
-          <w:rFonts w:ascii="Times New Roman" w:hAnsi="Times New Roman"/>
-          <w:sz w:val="24"/>
-          <w:szCs w:val="24"/>
-        </w:rPr>
-        <w:t>Слава Отцю, і Сину, і Святому Духові,* і нині і повсяк</w:t>
-      </w:r>
-      <w:r>
-        <w:rPr>
-          <w:rFonts w:ascii="Times New Roman" w:hAnsi="Times New Roman"/>
-          <w:sz w:val="24"/>
-          <w:szCs w:val="24"/>
-        </w:rPr>
-        <w:t>час, і на віки віків. Амінь.</w:t>
-      </w:r>
-    </w:p>
-    <w:p>
-      <w:pPr>
-        <w:spacing w:after="120"/>
-        <w:jc w:val="both"/>
-        <w:rPr>
-          <w:rFonts w:ascii="Times New Roman" w:hAnsi="Times New Roman"/>
-          <w:sz w:val="24"/>
-          <w:szCs w:val="24"/>
-        </w:rPr>
-      </w:pPr>
-      <w:r>
-        <w:rPr>
-          <w:rFonts w:ascii="Times New Roman" w:hAnsi="Times New Roman"/>
-          <w:sz w:val="24"/>
-          <w:szCs w:val="24"/>
-        </w:rPr>
-        <w:t>Пресвята Тройце, помилуй нас;* Господи, очисти гріхи наші;* Владико, прости беззаконня наші;* Святий, завітай і зціли немочі наші імени твого ради.</w:t>
-      </w:r>
-    </w:p>
-    <w:p>
-      <w:pPr>
-        <w:spacing w:after="120"/>
-        <w:jc w:val="both"/>
-        <w:rPr>
-          <w:rFonts w:ascii="Times New Roman" w:hAnsi="Times New Roman"/>
-          <w:sz w:val="24"/>
-          <w:szCs w:val="24"/>
-        </w:rPr>
-      </w:pPr>
-      <w:r>
-        <w:rPr>
-          <w:rFonts w:ascii="Times New Roman" w:hAnsi="Times New Roman"/>
-          <w:sz w:val="24"/>
-          <w:szCs w:val="24"/>
-        </w:rPr>
-        <w:t xml:space="preserve">Господи, помилуй </w:t>
-      </w:r>
-      <w:r>
-        <w:rPr>
-          <w:rFonts w:ascii="Times New Roman" w:hAnsi="Times New Roman"/>
-          <w:i/>
-          <w:color w:val="FF0000"/>
-          <w:sz w:val="24"/>
-          <w:szCs w:val="24"/>
-        </w:rPr>
-        <w:t>(3 р.)</w:t>
-      </w:r>
-    </w:p>
-    <w:p>
-      <w:pPr>
-        <w:spacing w:after="120"/>
-        <w:rPr>
-          <w:rFonts w:ascii="Times New Roman" w:hAnsi="Times New Roman"/>
-        </w:rPr>
-      </w:pPr>
-      <w:r>
-        <w:rPr>
-          <w:rFonts w:ascii="Times New Roman" w:hAnsi="Times New Roman"/>
-          <w:sz w:val="24"/>
-          <w:szCs w:val="24"/>
-        </w:rPr>
-        <w:t>Слава Отцю, і Сину, і Святому Духові.* І</w:t>
-      </w:r>
-      <w:r>
-        <w:rPr>
-          <w:rFonts w:ascii="Times New Roman" w:hAnsi="Times New Roman"/>
-          <w:b/>
-          <w:sz w:val="24"/>
-          <w:szCs w:val="24"/>
+        <w:pStyle w:val="a"/>
+        <w:spacing w:after="120"/>
+      </w:pPr>
+      <w:r>
+        <w:rPr>
+          <w:rFonts w:ascii="Times New Roman" w:hAnsi="Times New Roman"/>
+          <w:sz w:val="24"/>
+        </w:rPr>
+        <w:t>Святи́й</w:t>
+      </w:r>
+      <w:r>
+        <w:rPr>
+          <w:rFonts w:ascii="Times New Roman" w:hAnsi="Times New Roman"/>
+          <w:sz w:val="24"/>
         </w:rPr>
         <w:t xml:space="preserve"> </w:t>
       </w:r>
@@ -11752,44 +13891,901 @@
         <w:rPr>
           <w:rFonts w:ascii="Times New Roman" w:hAnsi="Times New Roman"/>
           <w:sz w:val="24"/>
-          <w:szCs w:val="24"/>
-        </w:rPr>
-        <w:t>нині і повсякч</w:t>
-      </w:r>
-      <w:r>
-        <w:rPr>
-          <w:rFonts w:ascii="Times New Roman" w:hAnsi="Times New Roman"/>
-          <w:sz w:val="24"/>
-          <w:szCs w:val="24"/>
-        </w:rPr>
-        <w:t>ас, і на віки віків. Амінь.</w:t>
-      </w:r>
-    </w:p>
-    <w:p>
-      <w:pPr>
-        <w:spacing w:after="120"/>
-        <w:jc w:val="both"/>
-        <w:rPr>
-          <w:rFonts w:ascii="Times New Roman" w:hAnsi="Times New Roman"/>
-          <w:sz w:val="24"/>
-          <w:szCs w:val="24"/>
-        </w:rPr>
-      </w:pPr>
-      <w:r>
-        <w:rPr>
-          <w:rFonts w:ascii="Times New Roman" w:hAnsi="Times New Roman"/>
-          <w:sz w:val="24"/>
-          <w:szCs w:val="24"/>
-        </w:rPr>
-        <w:t>Отче наш, що єси на небесах,* нехай святиться ім’я твоє,* нехай прийде царство твоє,* нехай буде воля твоя, як на небі, так і на землі.* Хліб наш насущний дай нам сьогодні,* і прости нам провини наші,* як і ми прощаємо винуватця</w:t>
-      </w:r>
-      <w:r>
-        <w:rPr>
-          <w:rFonts w:ascii="Times New Roman" w:hAnsi="Times New Roman"/>
-          <w:sz w:val="24"/>
-          <w:szCs w:val="24"/>
-        </w:rPr>
-        <w:t>м нашим,* і не введи нас у спокусу,* але визволи нас від лукавого.</w:t>
+        </w:rPr>
+        <w:t>Бо́же</w:t>
+      </w:r>
+      <w:r>
+        <w:rPr>
+          <w:rFonts w:ascii="Times New Roman" w:hAnsi="Times New Roman"/>
+          <w:sz w:val="24"/>
+        </w:rPr>
+        <w:t xml:space="preserve">, </w:t>
+      </w:r>
+      <w:r>
+        <w:rPr>
+          <w:rFonts w:ascii="Times New Roman" w:hAnsi="Times New Roman"/>
+          <w:sz w:val="24"/>
+        </w:rPr>
+        <w:t>святи́й</w:t>
+      </w:r>
+      <w:r>
+        <w:rPr>
+          <w:rFonts w:ascii="Times New Roman" w:hAnsi="Times New Roman"/>
+          <w:sz w:val="24"/>
+        </w:rPr>
+        <w:t xml:space="preserve"> </w:t>
+      </w:r>
+      <w:r>
+        <w:rPr>
+          <w:rFonts w:ascii="Times New Roman" w:hAnsi="Times New Roman"/>
+          <w:sz w:val="24"/>
+        </w:rPr>
+        <w:t>Крі́пкий</w:t>
+      </w:r>
+      <w:r>
+        <w:rPr>
+          <w:rFonts w:ascii="Times New Roman" w:hAnsi="Times New Roman"/>
+          <w:sz w:val="24"/>
+        </w:rPr>
+        <w:t xml:space="preserve">, </w:t>
+      </w:r>
+      <w:r>
+        <w:rPr>
+          <w:rFonts w:ascii="Times New Roman" w:hAnsi="Times New Roman"/>
+          <w:sz w:val="24"/>
+        </w:rPr>
+        <w:t>святи́й</w:t>
+      </w:r>
+      <w:r>
+        <w:rPr>
+          <w:rFonts w:ascii="Times New Roman" w:hAnsi="Times New Roman"/>
+          <w:sz w:val="24"/>
+        </w:rPr>
+        <w:t xml:space="preserve"> </w:t>
+      </w:r>
+      <w:r>
+        <w:rPr>
+          <w:rFonts w:ascii="Times New Roman" w:hAnsi="Times New Roman"/>
+          <w:sz w:val="24"/>
+        </w:rPr>
+        <w:t>Безсме́ртний</w:t>
+      </w:r>
+      <w:r>
+        <w:rPr>
+          <w:rFonts w:ascii="Times New Roman" w:hAnsi="Times New Roman"/>
+          <w:sz w:val="24"/>
+        </w:rPr>
+        <w:t xml:space="preserve">, </w:t>
+      </w:r>
+      <w:r>
+        <w:rPr>
+          <w:rFonts w:ascii="Times New Roman" w:hAnsi="Times New Roman"/>
+          <w:sz w:val="24"/>
+        </w:rPr>
+        <w:t>поми́луй</w:t>
+      </w:r>
+      <w:r>
+        <w:rPr>
+          <w:rFonts w:ascii="Times New Roman" w:hAnsi="Times New Roman"/>
+          <w:sz w:val="24"/>
+        </w:rPr>
+        <w:t xml:space="preserve"> нас. </w:t>
+      </w:r>
+      <w:r>
+        <w:rPr>
+          <w:rFonts w:ascii="Times New Roman" w:hAnsi="Times New Roman"/>
+          <w:i/>
+          <w:color w:val="FF0000"/>
+          <w:sz w:val="24"/>
+        </w:rPr>
+        <w:t>(3 р.)</w:t>
+      </w:r>
+    </w:p>
+    <w:p>
+      <w:pPr>
+        <w:pStyle w:val="a"/>
+        <w:spacing w:after="120"/>
+      </w:pPr>
+      <w:r>
+        <w:rPr>
+          <w:rFonts w:ascii="Times New Roman" w:hAnsi="Times New Roman"/>
+          <w:sz w:val="24"/>
+        </w:rPr>
+        <w:t>Сла́ва</w:t>
+      </w:r>
+      <w:r>
+        <w:rPr>
+          <w:rFonts w:ascii="Times New Roman" w:hAnsi="Times New Roman"/>
+          <w:sz w:val="24"/>
+        </w:rPr>
+        <w:t xml:space="preserve"> Отцю́, і </w:t>
+      </w:r>
+      <w:r>
+        <w:rPr>
+          <w:rFonts w:ascii="Times New Roman" w:hAnsi="Times New Roman"/>
+          <w:sz w:val="24"/>
+        </w:rPr>
+        <w:t>Си́ну</w:t>
+      </w:r>
+      <w:r>
+        <w:rPr>
+          <w:rFonts w:ascii="Times New Roman" w:hAnsi="Times New Roman"/>
+          <w:sz w:val="24"/>
+        </w:rPr>
+        <w:t xml:space="preserve">, і </w:t>
+      </w:r>
+      <w:r>
+        <w:rPr>
+          <w:rFonts w:ascii="Times New Roman" w:hAnsi="Times New Roman"/>
+          <w:sz w:val="24"/>
+        </w:rPr>
+        <w:t>Свято́му</w:t>
+      </w:r>
+      <w:r>
+        <w:rPr>
+          <w:rFonts w:ascii="Times New Roman" w:hAnsi="Times New Roman"/>
+          <w:sz w:val="24"/>
+        </w:rPr>
+        <w:t xml:space="preserve"> </w:t>
+      </w:r>
+      <w:r>
+        <w:rPr>
+          <w:rFonts w:ascii="Times New Roman" w:hAnsi="Times New Roman"/>
+          <w:sz w:val="24"/>
+        </w:rPr>
+        <w:t>Ду́хові</w:t>
+      </w:r>
+      <w:r>
+        <w:rPr>
+          <w:rFonts w:ascii="Times New Roman" w:hAnsi="Times New Roman"/>
+          <w:sz w:val="24"/>
+        </w:rPr>
+        <w:t xml:space="preserve">,* і </w:t>
+      </w:r>
+      <w:r>
+        <w:rPr>
+          <w:rFonts w:ascii="Times New Roman" w:hAnsi="Times New Roman"/>
+          <w:sz w:val="24"/>
+        </w:rPr>
+        <w:t>ни́ні</w:t>
+      </w:r>
+      <w:r>
+        <w:rPr>
+          <w:rFonts w:ascii="Times New Roman" w:hAnsi="Times New Roman"/>
+          <w:sz w:val="24"/>
+        </w:rPr>
+        <w:t xml:space="preserve">, і </w:t>
+      </w:r>
+      <w:r>
+        <w:rPr>
+          <w:rFonts w:ascii="Times New Roman" w:hAnsi="Times New Roman"/>
+          <w:sz w:val="24"/>
+        </w:rPr>
+        <w:t>повсякча́с</w:t>
+      </w:r>
+      <w:r>
+        <w:rPr>
+          <w:rFonts w:ascii="Times New Roman" w:hAnsi="Times New Roman"/>
+          <w:sz w:val="24"/>
+        </w:rPr>
+        <w:t xml:space="preserve">, і на </w:t>
+      </w:r>
+      <w:r>
+        <w:rPr>
+          <w:rFonts w:ascii="Times New Roman" w:hAnsi="Times New Roman"/>
+          <w:sz w:val="24"/>
+        </w:rPr>
+        <w:t>ві́ки</w:t>
+      </w:r>
+      <w:r>
+        <w:rPr>
+          <w:rFonts w:ascii="Times New Roman" w:hAnsi="Times New Roman"/>
+          <w:sz w:val="24"/>
+        </w:rPr>
+        <w:t xml:space="preserve"> </w:t>
+      </w:r>
+      <w:r>
+        <w:rPr>
+          <w:rFonts w:ascii="Times New Roman" w:hAnsi="Times New Roman"/>
+          <w:sz w:val="24"/>
+        </w:rPr>
+        <w:t>вікі́в</w:t>
+      </w:r>
+      <w:r>
+        <w:rPr>
+          <w:rFonts w:ascii="Times New Roman" w:hAnsi="Times New Roman"/>
+          <w:sz w:val="24"/>
+        </w:rPr>
+        <w:t xml:space="preserve">. </w:t>
+      </w:r>
+      <w:r>
+        <w:rPr>
+          <w:rFonts w:ascii="Times New Roman" w:hAnsi="Times New Roman"/>
+          <w:sz w:val="24"/>
+        </w:rPr>
+        <w:t>Амі́нь</w:t>
+      </w:r>
+      <w:r>
+        <w:rPr>
+          <w:rFonts w:ascii="Times New Roman" w:hAnsi="Times New Roman"/>
+          <w:sz w:val="24"/>
+        </w:rPr>
+        <w:t>.</w:t>
+      </w:r>
+    </w:p>
+    <w:p>
+      <w:pPr>
+        <w:pStyle w:val="a"/>
+        <w:spacing w:after="120"/>
+      </w:pPr>
+      <w:r>
+        <w:rPr>
+          <w:rFonts w:ascii="Times New Roman" w:hAnsi="Times New Roman"/>
+          <w:sz w:val="24"/>
+        </w:rPr>
+        <w:t xml:space="preserve">Пресвята́ </w:t>
+      </w:r>
+      <w:r>
+        <w:rPr>
+          <w:rFonts w:ascii="Times New Roman" w:hAnsi="Times New Roman"/>
+          <w:sz w:val="24"/>
+        </w:rPr>
+        <w:t>Тро́йце</w:t>
+      </w:r>
+      <w:r>
+        <w:rPr>
+          <w:rFonts w:ascii="Times New Roman" w:hAnsi="Times New Roman"/>
+          <w:sz w:val="24"/>
+        </w:rPr>
+        <w:t xml:space="preserve">, </w:t>
+      </w:r>
+      <w:r>
+        <w:rPr>
+          <w:rFonts w:ascii="Times New Roman" w:hAnsi="Times New Roman"/>
+          <w:sz w:val="24"/>
+        </w:rPr>
+        <w:t>поми́луй</w:t>
+      </w:r>
+      <w:r>
+        <w:rPr>
+          <w:rFonts w:ascii="Times New Roman" w:hAnsi="Times New Roman"/>
+          <w:sz w:val="24"/>
+        </w:rPr>
+        <w:t xml:space="preserve"> нас; </w:t>
+      </w:r>
+      <w:r>
+        <w:rPr>
+          <w:rFonts w:ascii="Times New Roman" w:hAnsi="Times New Roman"/>
+          <w:sz w:val="24"/>
+        </w:rPr>
+        <w:t>Го́споди</w:t>
+      </w:r>
+      <w:r>
+        <w:rPr>
+          <w:rFonts w:ascii="Times New Roman" w:hAnsi="Times New Roman"/>
+          <w:sz w:val="24"/>
+        </w:rPr>
+        <w:t xml:space="preserve">, </w:t>
+      </w:r>
+      <w:r>
+        <w:rPr>
+          <w:rFonts w:ascii="Times New Roman" w:hAnsi="Times New Roman"/>
+          <w:sz w:val="24"/>
+        </w:rPr>
+        <w:t>очи́сти</w:t>
+      </w:r>
+      <w:r>
+        <w:rPr>
+          <w:rFonts w:ascii="Times New Roman" w:hAnsi="Times New Roman"/>
+          <w:sz w:val="24"/>
+        </w:rPr>
+        <w:t xml:space="preserve"> гріхи́ </w:t>
+      </w:r>
+      <w:r>
+        <w:rPr>
+          <w:rFonts w:ascii="Times New Roman" w:hAnsi="Times New Roman"/>
+          <w:sz w:val="24"/>
+        </w:rPr>
+        <w:t>на́ші</w:t>
+      </w:r>
+      <w:r>
+        <w:rPr>
+          <w:rFonts w:ascii="Times New Roman" w:hAnsi="Times New Roman"/>
+          <w:sz w:val="24"/>
+        </w:rPr>
+        <w:t xml:space="preserve">; </w:t>
+      </w:r>
+      <w:r>
+        <w:rPr>
+          <w:rFonts w:ascii="Times New Roman" w:hAnsi="Times New Roman"/>
+          <w:sz w:val="24"/>
+        </w:rPr>
+        <w:t>Влади́ко</w:t>
+      </w:r>
+      <w:r>
+        <w:rPr>
+          <w:rFonts w:ascii="Times New Roman" w:hAnsi="Times New Roman"/>
+          <w:sz w:val="24"/>
+        </w:rPr>
+        <w:t xml:space="preserve">, прости́ </w:t>
+      </w:r>
+      <w:r>
+        <w:rPr>
+          <w:rFonts w:ascii="Times New Roman" w:hAnsi="Times New Roman"/>
+          <w:sz w:val="24"/>
+        </w:rPr>
+        <w:t>беззако́ння</w:t>
+      </w:r>
+      <w:r>
+        <w:rPr>
+          <w:rFonts w:ascii="Times New Roman" w:hAnsi="Times New Roman"/>
+          <w:sz w:val="24"/>
+        </w:rPr>
+        <w:t xml:space="preserve"> </w:t>
+      </w:r>
+      <w:r>
+        <w:rPr>
+          <w:rFonts w:ascii="Times New Roman" w:hAnsi="Times New Roman"/>
+          <w:sz w:val="24"/>
+        </w:rPr>
+        <w:t>на́ші</w:t>
+      </w:r>
+      <w:r>
+        <w:rPr>
+          <w:rFonts w:ascii="Times New Roman" w:hAnsi="Times New Roman"/>
+          <w:sz w:val="24"/>
+        </w:rPr>
+        <w:t xml:space="preserve">; </w:t>
+      </w:r>
+      <w:r>
+        <w:rPr>
+          <w:rFonts w:ascii="Times New Roman" w:hAnsi="Times New Roman"/>
+          <w:sz w:val="24"/>
+        </w:rPr>
+        <w:t>Святи́й</w:t>
+      </w:r>
+      <w:r>
+        <w:rPr>
+          <w:rFonts w:ascii="Times New Roman" w:hAnsi="Times New Roman"/>
+          <w:sz w:val="24"/>
+        </w:rPr>
+        <w:t xml:space="preserve">, </w:t>
+      </w:r>
+      <w:r>
+        <w:rPr>
+          <w:rFonts w:ascii="Times New Roman" w:hAnsi="Times New Roman"/>
+          <w:sz w:val="24"/>
+        </w:rPr>
+        <w:t>завіта́й</w:t>
+      </w:r>
+      <w:r>
+        <w:rPr>
+          <w:rFonts w:ascii="Times New Roman" w:hAnsi="Times New Roman"/>
+          <w:sz w:val="24"/>
+        </w:rPr>
+        <w:t xml:space="preserve"> і зціли́ </w:t>
+      </w:r>
+      <w:r>
+        <w:rPr>
+          <w:rFonts w:ascii="Times New Roman" w:hAnsi="Times New Roman"/>
+          <w:sz w:val="24"/>
+        </w:rPr>
+        <w:t>не́мочі</w:t>
+      </w:r>
+      <w:r>
+        <w:rPr>
+          <w:rFonts w:ascii="Times New Roman" w:hAnsi="Times New Roman"/>
+          <w:sz w:val="24"/>
+        </w:rPr>
+        <w:t xml:space="preserve"> </w:t>
+      </w:r>
+      <w:r>
+        <w:rPr>
+          <w:rFonts w:ascii="Times New Roman" w:hAnsi="Times New Roman"/>
+          <w:sz w:val="24"/>
+        </w:rPr>
+        <w:t>на́ші</w:t>
+      </w:r>
+      <w:r>
+        <w:rPr>
+          <w:rFonts w:ascii="Times New Roman" w:hAnsi="Times New Roman"/>
+          <w:sz w:val="24"/>
+        </w:rPr>
+        <w:t xml:space="preserve">, </w:t>
+      </w:r>
+      <w:r>
+        <w:rPr>
+          <w:rFonts w:ascii="Times New Roman" w:hAnsi="Times New Roman"/>
+          <w:sz w:val="24"/>
+        </w:rPr>
+        <w:t>І́мени</w:t>
+      </w:r>
+      <w:r>
+        <w:rPr>
+          <w:rFonts w:ascii="Times New Roman" w:hAnsi="Times New Roman"/>
+          <w:sz w:val="24"/>
+        </w:rPr>
+        <w:t xml:space="preserve"> Твого́ </w:t>
+      </w:r>
+      <w:r>
+        <w:rPr>
+          <w:rFonts w:ascii="Times New Roman" w:hAnsi="Times New Roman"/>
+          <w:sz w:val="24"/>
+        </w:rPr>
+        <w:t>ра́ди</w:t>
+      </w:r>
+      <w:r>
+        <w:rPr>
+          <w:rFonts w:ascii="Times New Roman" w:hAnsi="Times New Roman"/>
+          <w:sz w:val="24"/>
+        </w:rPr>
+        <w:t>.</w:t>
+      </w:r>
+    </w:p>
+    <w:p>
+      <w:pPr>
+        <w:pStyle w:val="a"/>
+        <w:spacing w:after="120"/>
+      </w:pPr>
+      <w:r>
+        <w:rPr>
+          <w:rFonts w:ascii="Times New Roman" w:hAnsi="Times New Roman"/>
+          <w:sz w:val="24"/>
+        </w:rPr>
+        <w:t>Го́споди</w:t>
+      </w:r>
+      <w:r>
+        <w:rPr>
+          <w:rFonts w:ascii="Times New Roman" w:hAnsi="Times New Roman"/>
+          <w:sz w:val="24"/>
+        </w:rPr>
+        <w:t xml:space="preserve">, </w:t>
+      </w:r>
+      <w:r>
+        <w:rPr>
+          <w:rFonts w:ascii="Times New Roman" w:hAnsi="Times New Roman"/>
+          <w:sz w:val="24"/>
+        </w:rPr>
+        <w:t>поми́луй</w:t>
+      </w:r>
+      <w:r>
+        <w:rPr>
+          <w:rFonts w:ascii="Times New Roman" w:hAnsi="Times New Roman"/>
+          <w:sz w:val="24"/>
+        </w:rPr>
+        <w:t>. (3)</w:t>
+      </w:r>
+    </w:p>
+    <w:p>
+      <w:pPr>
+        <w:pStyle w:val="a"/>
+        <w:spacing w:after="120"/>
+      </w:pPr>
+      <w:r>
+        <w:rPr>
+          <w:rFonts w:ascii="Times New Roman" w:hAnsi="Times New Roman"/>
+          <w:sz w:val="24"/>
+        </w:rPr>
+        <w:t>Сла́ва</w:t>
+      </w:r>
+      <w:r>
+        <w:rPr>
+          <w:rFonts w:ascii="Times New Roman" w:hAnsi="Times New Roman"/>
+          <w:sz w:val="24"/>
+        </w:rPr>
+        <w:t xml:space="preserve"> Отцю́, і </w:t>
+      </w:r>
+      <w:r>
+        <w:rPr>
+          <w:rFonts w:ascii="Times New Roman" w:hAnsi="Times New Roman"/>
+          <w:sz w:val="24"/>
+        </w:rPr>
+        <w:t>Си́ну</w:t>
+      </w:r>
+      <w:r>
+        <w:rPr>
+          <w:rFonts w:ascii="Times New Roman" w:hAnsi="Times New Roman"/>
+          <w:sz w:val="24"/>
+        </w:rPr>
+        <w:t xml:space="preserve">, і </w:t>
+      </w:r>
+      <w:r>
+        <w:rPr>
+          <w:rFonts w:ascii="Times New Roman" w:hAnsi="Times New Roman"/>
+          <w:sz w:val="24"/>
+        </w:rPr>
+        <w:t>Свято́му</w:t>
+      </w:r>
+      <w:r>
+        <w:rPr>
+          <w:rFonts w:ascii="Times New Roman" w:hAnsi="Times New Roman"/>
+          <w:sz w:val="24"/>
+        </w:rPr>
+        <w:t xml:space="preserve"> </w:t>
+      </w:r>
+      <w:r>
+        <w:rPr>
+          <w:rFonts w:ascii="Times New Roman" w:hAnsi="Times New Roman"/>
+          <w:sz w:val="24"/>
+        </w:rPr>
+        <w:t>Ду́хові</w:t>
+      </w:r>
+      <w:r>
+        <w:rPr>
+          <w:rFonts w:ascii="Times New Roman" w:hAnsi="Times New Roman"/>
+          <w:sz w:val="24"/>
+        </w:rPr>
+        <w:t xml:space="preserve">,* і </w:t>
+      </w:r>
+      <w:r>
+        <w:rPr>
+          <w:rFonts w:ascii="Times New Roman" w:hAnsi="Times New Roman"/>
+          <w:sz w:val="24"/>
+        </w:rPr>
+        <w:t>ни́ні</w:t>
+      </w:r>
+      <w:r>
+        <w:rPr>
+          <w:rFonts w:ascii="Times New Roman" w:hAnsi="Times New Roman"/>
+          <w:sz w:val="24"/>
+        </w:rPr>
+        <w:t xml:space="preserve">, і </w:t>
+      </w:r>
+      <w:r>
+        <w:rPr>
+          <w:rFonts w:ascii="Times New Roman" w:hAnsi="Times New Roman"/>
+          <w:sz w:val="24"/>
+        </w:rPr>
+        <w:t>повсякча́с</w:t>
+      </w:r>
+      <w:r>
+        <w:rPr>
+          <w:rFonts w:ascii="Times New Roman" w:hAnsi="Times New Roman"/>
+          <w:sz w:val="24"/>
+        </w:rPr>
+        <w:t xml:space="preserve">, і на </w:t>
+      </w:r>
+      <w:r>
+        <w:rPr>
+          <w:rFonts w:ascii="Times New Roman" w:hAnsi="Times New Roman"/>
+          <w:sz w:val="24"/>
+        </w:rPr>
+        <w:t>ві́ки</w:t>
+      </w:r>
+      <w:r>
+        <w:rPr>
+          <w:rFonts w:ascii="Times New Roman" w:hAnsi="Times New Roman"/>
+          <w:sz w:val="24"/>
+        </w:rPr>
+        <w:t xml:space="preserve"> </w:t>
+      </w:r>
+      <w:r>
+        <w:rPr>
+          <w:rFonts w:ascii="Times New Roman" w:hAnsi="Times New Roman"/>
+          <w:sz w:val="24"/>
+        </w:rPr>
+        <w:t>вікі́в</w:t>
+      </w:r>
+      <w:r>
+        <w:rPr>
+          <w:rFonts w:ascii="Times New Roman" w:hAnsi="Times New Roman"/>
+          <w:sz w:val="24"/>
+        </w:rPr>
+        <w:t xml:space="preserve">. </w:t>
+      </w:r>
+      <w:r>
+        <w:rPr>
+          <w:rFonts w:ascii="Times New Roman" w:hAnsi="Times New Roman"/>
+          <w:sz w:val="24"/>
+        </w:rPr>
+        <w:t>Амі́нь</w:t>
+      </w:r>
+      <w:r>
+        <w:rPr>
+          <w:rFonts w:ascii="Times New Roman" w:hAnsi="Times New Roman"/>
+          <w:sz w:val="24"/>
+        </w:rPr>
+        <w:t>.</w:t>
+      </w:r>
+    </w:p>
+    <w:p>
+      <w:pPr>
+        <w:pStyle w:val="a"/>
+        <w:spacing w:after="120"/>
+      </w:pPr>
+      <w:r>
+        <w:rPr>
+          <w:rFonts w:ascii="Times New Roman" w:hAnsi="Times New Roman"/>
+          <w:sz w:val="24"/>
+        </w:rPr>
+        <w:t>О́тче</w:t>
+      </w:r>
+      <w:r>
+        <w:rPr>
+          <w:rFonts w:ascii="Times New Roman" w:hAnsi="Times New Roman"/>
+          <w:sz w:val="24"/>
+        </w:rPr>
+        <w:t xml:space="preserve"> наш, що єси́ на </w:t>
+      </w:r>
+      <w:r>
+        <w:rPr>
+          <w:rFonts w:ascii="Times New Roman" w:hAnsi="Times New Roman"/>
+          <w:sz w:val="24"/>
+        </w:rPr>
+        <w:t>небеса́х</w:t>
+      </w:r>
+      <w:r>
+        <w:rPr>
+          <w:rFonts w:ascii="Times New Roman" w:hAnsi="Times New Roman"/>
+          <w:sz w:val="24"/>
+        </w:rPr>
+        <w:t xml:space="preserve">,* </w:t>
+      </w:r>
+      <w:r>
+        <w:rPr>
+          <w:rFonts w:ascii="Times New Roman" w:hAnsi="Times New Roman"/>
+          <w:sz w:val="24"/>
+        </w:rPr>
+        <w:t>неха́й</w:t>
+      </w:r>
+      <w:r>
+        <w:rPr>
+          <w:rFonts w:ascii="Times New Roman" w:hAnsi="Times New Roman"/>
+          <w:sz w:val="24"/>
+        </w:rPr>
+        <w:t xml:space="preserve"> </w:t>
+      </w:r>
+      <w:r>
+        <w:rPr>
+          <w:rFonts w:ascii="Times New Roman" w:hAnsi="Times New Roman"/>
+          <w:sz w:val="24"/>
+        </w:rPr>
+        <w:t>святи́ться</w:t>
+      </w:r>
+      <w:r>
+        <w:rPr>
+          <w:rFonts w:ascii="Times New Roman" w:hAnsi="Times New Roman"/>
+          <w:sz w:val="24"/>
+        </w:rPr>
+        <w:t xml:space="preserve"> ім’я́ Твоє́,* </w:t>
+      </w:r>
+      <w:r>
+        <w:rPr>
+          <w:rFonts w:ascii="Times New Roman" w:hAnsi="Times New Roman"/>
+          <w:sz w:val="24"/>
+        </w:rPr>
+        <w:t>неха́й</w:t>
+      </w:r>
+      <w:r>
+        <w:rPr>
+          <w:rFonts w:ascii="Times New Roman" w:hAnsi="Times New Roman"/>
+          <w:sz w:val="24"/>
+        </w:rPr>
+        <w:t xml:space="preserve"> </w:t>
+      </w:r>
+      <w:r>
+        <w:rPr>
+          <w:rFonts w:ascii="Times New Roman" w:hAnsi="Times New Roman"/>
+          <w:sz w:val="24"/>
+        </w:rPr>
+        <w:t>при́йде</w:t>
+      </w:r>
+      <w:r>
+        <w:rPr>
+          <w:rFonts w:ascii="Times New Roman" w:hAnsi="Times New Roman"/>
+          <w:sz w:val="24"/>
+        </w:rPr>
+        <w:t xml:space="preserve"> </w:t>
+      </w:r>
+      <w:r>
+        <w:rPr>
+          <w:rFonts w:ascii="Times New Roman" w:hAnsi="Times New Roman"/>
+          <w:sz w:val="24"/>
+        </w:rPr>
+        <w:t>ца́рство</w:t>
+      </w:r>
+      <w:r>
+        <w:rPr>
+          <w:rFonts w:ascii="Times New Roman" w:hAnsi="Times New Roman"/>
+          <w:sz w:val="24"/>
+        </w:rPr>
+        <w:t xml:space="preserve"> Твоє́,* </w:t>
+      </w:r>
+      <w:r>
+        <w:rPr>
+          <w:rFonts w:ascii="Times New Roman" w:hAnsi="Times New Roman"/>
+          <w:sz w:val="24"/>
+        </w:rPr>
+        <w:t>неха́й</w:t>
+      </w:r>
+      <w:r>
+        <w:rPr>
+          <w:rFonts w:ascii="Times New Roman" w:hAnsi="Times New Roman"/>
+          <w:sz w:val="24"/>
+        </w:rPr>
+        <w:t xml:space="preserve"> </w:t>
+      </w:r>
+      <w:r>
+        <w:rPr>
+          <w:rFonts w:ascii="Times New Roman" w:hAnsi="Times New Roman"/>
+          <w:sz w:val="24"/>
+        </w:rPr>
+        <w:t>бу́де</w:t>
+      </w:r>
+      <w:r>
+        <w:rPr>
+          <w:rFonts w:ascii="Times New Roman" w:hAnsi="Times New Roman"/>
+          <w:sz w:val="24"/>
+        </w:rPr>
+        <w:t xml:space="preserve"> </w:t>
+      </w:r>
+      <w:r>
+        <w:rPr>
+          <w:rFonts w:ascii="Times New Roman" w:hAnsi="Times New Roman"/>
+          <w:sz w:val="24"/>
+        </w:rPr>
+        <w:t>во́ля</w:t>
+      </w:r>
+      <w:r>
+        <w:rPr>
+          <w:rFonts w:ascii="Times New Roman" w:hAnsi="Times New Roman"/>
+          <w:sz w:val="24"/>
+        </w:rPr>
+        <w:t xml:space="preserve"> Твоя́, як на </w:t>
+      </w:r>
+      <w:r>
+        <w:rPr>
+          <w:rFonts w:ascii="Times New Roman" w:hAnsi="Times New Roman"/>
+          <w:sz w:val="24"/>
+        </w:rPr>
+        <w:t>не́бі</w:t>
+      </w:r>
+      <w:r>
+        <w:rPr>
+          <w:rFonts w:ascii="Times New Roman" w:hAnsi="Times New Roman"/>
+          <w:sz w:val="24"/>
+        </w:rPr>
+        <w:t xml:space="preserve">, так і на землі́.* Хліб наш </w:t>
+      </w:r>
+      <w:r>
+        <w:rPr>
+          <w:rFonts w:ascii="Times New Roman" w:hAnsi="Times New Roman"/>
+          <w:sz w:val="24"/>
+        </w:rPr>
+        <w:t>насу́щний</w:t>
+      </w:r>
+      <w:r>
+        <w:rPr>
+          <w:rFonts w:ascii="Times New Roman" w:hAnsi="Times New Roman"/>
+          <w:sz w:val="24"/>
+        </w:rPr>
+        <w:t xml:space="preserve"> дай нам </w:t>
+      </w:r>
+      <w:r>
+        <w:rPr>
+          <w:rFonts w:ascii="Times New Roman" w:hAnsi="Times New Roman"/>
+          <w:sz w:val="24"/>
+        </w:rPr>
+        <w:t>сього́дні</w:t>
+      </w:r>
+      <w:r>
+        <w:rPr>
+          <w:rFonts w:ascii="Times New Roman" w:hAnsi="Times New Roman"/>
+          <w:sz w:val="24"/>
+        </w:rPr>
+        <w:t xml:space="preserve">;* і прости́ нам </w:t>
+      </w:r>
+      <w:r>
+        <w:rPr>
+          <w:rFonts w:ascii="Times New Roman" w:hAnsi="Times New Roman"/>
+          <w:sz w:val="24"/>
+        </w:rPr>
+        <w:t>прови́ни</w:t>
+      </w:r>
+      <w:r>
+        <w:rPr>
+          <w:rFonts w:ascii="Times New Roman" w:hAnsi="Times New Roman"/>
+          <w:sz w:val="24"/>
+        </w:rPr>
+        <w:t xml:space="preserve"> </w:t>
+      </w:r>
+      <w:r>
+        <w:rPr>
+          <w:rFonts w:ascii="Times New Roman" w:hAnsi="Times New Roman"/>
+          <w:sz w:val="24"/>
+        </w:rPr>
+        <w:t>на́ші</w:t>
+      </w:r>
+      <w:r>
+        <w:rPr>
+          <w:rFonts w:ascii="Times New Roman" w:hAnsi="Times New Roman"/>
+          <w:sz w:val="24"/>
+        </w:rPr>
+        <w:t xml:space="preserve">,* як і ми </w:t>
+      </w:r>
+      <w:r>
+        <w:rPr>
+          <w:rFonts w:ascii="Times New Roman" w:hAnsi="Times New Roman"/>
+          <w:sz w:val="24"/>
+        </w:rPr>
+        <w:t>проща́ємо</w:t>
+      </w:r>
+      <w:r>
+        <w:rPr>
+          <w:rFonts w:ascii="Times New Roman" w:hAnsi="Times New Roman"/>
+          <w:sz w:val="24"/>
+        </w:rPr>
+        <w:t xml:space="preserve"> </w:t>
+      </w:r>
+      <w:r>
+        <w:rPr>
+          <w:rFonts w:ascii="Times New Roman" w:hAnsi="Times New Roman"/>
+          <w:sz w:val="24"/>
+        </w:rPr>
+        <w:t>винува́тцям</w:t>
+      </w:r>
+      <w:r>
+        <w:rPr>
+          <w:rFonts w:ascii="Times New Roman" w:hAnsi="Times New Roman"/>
+          <w:sz w:val="24"/>
+        </w:rPr>
+        <w:t xml:space="preserve"> </w:t>
+      </w:r>
+      <w:r>
+        <w:rPr>
+          <w:rFonts w:ascii="Times New Roman" w:hAnsi="Times New Roman"/>
+          <w:sz w:val="24"/>
+        </w:rPr>
+        <w:t>на́шим</w:t>
+      </w:r>
+      <w:r>
+        <w:rPr>
+          <w:rFonts w:ascii="Times New Roman" w:hAnsi="Times New Roman"/>
+          <w:sz w:val="24"/>
+        </w:rPr>
+        <w:t xml:space="preserve">;* і не введи́ нас у </w:t>
+      </w:r>
+      <w:r>
+        <w:rPr>
+          <w:rFonts w:ascii="Times New Roman" w:hAnsi="Times New Roman"/>
+          <w:sz w:val="24"/>
+        </w:rPr>
+        <w:t>споку́су</w:t>
+      </w:r>
+      <w:r>
+        <w:rPr>
+          <w:rFonts w:ascii="Times New Roman" w:hAnsi="Times New Roman"/>
+          <w:sz w:val="24"/>
+        </w:rPr>
+        <w:t xml:space="preserve">,* але́ </w:t>
+      </w:r>
+      <w:r>
+        <w:rPr>
+          <w:rFonts w:ascii="Times New Roman" w:hAnsi="Times New Roman"/>
+          <w:sz w:val="24"/>
+        </w:rPr>
+        <w:t>ви́зволи</w:t>
+      </w:r>
+      <w:r>
+        <w:rPr>
+          <w:rFonts w:ascii="Times New Roman" w:hAnsi="Times New Roman"/>
+          <w:sz w:val="24"/>
+        </w:rPr>
+        <w:t xml:space="preserve"> нас від </w:t>
+      </w:r>
+      <w:r>
+        <w:rPr>
+          <w:rFonts w:ascii="Times New Roman" w:hAnsi="Times New Roman"/>
+          <w:sz w:val="24"/>
+        </w:rPr>
+        <w:t>лука́вого</w:t>
+      </w:r>
+      <w:r>
+        <w:rPr>
+          <w:rFonts w:ascii="Times New Roman" w:hAnsi="Times New Roman"/>
+          <w:sz w:val="24"/>
+        </w:rPr>
+        <w:t>.</w:t>
       </w:r>
     </w:p>
     <w:p>
@@ -12591,7 +15587,7 @@
           <w:sz w:val="24"/>
           <w:szCs w:val="24"/>
         </w:rPr>
-        <w:t>(3 р.)</w:t>
+        <w:t>(3 р.)</w:t>
       </w:r>
       <w:r>
         <w:rPr>
@@ -12626,7 +15622,7 @@
           <w:rFonts w:ascii="Times New Roman" w:hAnsi="Times New Roman"/>
           <w:sz w:val="24"/>
         </w:rPr>
-        <w:t xml:space="preserve"> Христос, істинний Бог наш, молитвами пречистої своєї матері, чесного і славного пророка, предтечі і христителя Господнього Івана, якого чесної голови усікновення пам'ять сьогодні звершуємо, святих отців наших патріархів Царгородських: Олександра, Івана й Павла Нового, і всіх святих - помилує і спасе нас як благий і людинолюбний.</w:t>
+        <w:t xml:space="preserve"> Христос, істинний Бог наш - молитвами пречистої Своєї Матері, чесного і славного пророка, предтечі і христителя Господнього Івана, що його чесної голови усікновення пам'ять сьогодні звершуємо, святих отців наших патріархів Царгородських: Олександра, Івана й Павла Нового, і всіх святих - помилує і спасе нас як благий і людинолюбний.</w:t>
       </w:r>
     </w:p>
     <w:p>
@@ -12844,7 +15840,7 @@
           <w:sz w:val="24"/>
           <w:szCs w:val="24"/>
         </w:rPr>
-        <w:t>(3 р.)</w:t>
+        <w:t>(3 р.)</w:t>
       </w:r>
     </w:p>
     <w:p>
@@ -12875,7 +15871,7 @@
           <w:sz w:val="24"/>
           <w:szCs w:val="24"/>
         </w:rPr>
-        <w:t>(2 р.)</w:t>
+        <w:t>(2 р.)</w:t>
       </w:r>
     </w:p>
     <w:p>
@@ -15268,7 +18264,7 @@
           <w:sz w:val="24"/>
           <w:szCs w:val="24"/>
         </w:rPr>
-        <w:t>(3 р.)</w:t>
+        <w:t>(3 р.)</w:t>
       </w:r>
     </w:p>
     <w:p>
@@ -15347,7 +18343,7 @@
           <w:sz w:val="24"/>
           <w:szCs w:val="24"/>
         </w:rPr>
-        <w:t>1. </w:t>
+        <w:t xml:space="preserve">1. </w:t>
       </w:r>
       <w:r>
         <w:rPr>
@@ -15395,7 +18391,7 @@
           <w:sz w:val="24"/>
           <w:szCs w:val="24"/>
         </w:rPr>
-        <w:t>2. </w:t>
+        <w:t xml:space="preserve">2. </w:t>
       </w:r>
       <w:r>
         <w:rPr>
@@ -15452,7 +18448,7 @@
           <w:sz w:val="24"/>
           <w:szCs w:val="24"/>
         </w:rPr>
-        <w:t xml:space="preserve"> Від ночі лине дух наш до тебе, Боже, бо світлом є повеління твої. Навчи нас, Боже, правди твоєї, заповідей твоїх і виправдань твоїх. Просвіти наші духовні очі, щоб ми не заснули в гріхах на </w:t>
+        <w:t xml:space="preserve"> Від ночі лине дух наш до тебе, Боже, бо світлом є повеління твої. Навчи нас, Боже, правди твоєї, заповідей твоїх і виправдань твоїх. Просвіти наші духовні очі, щоб ми не заснули в гріхах на </w:t>
       </w:r>
       <w:r>
         <w:rPr>
@@ -15500,7 +18496,7 @@
           <w:sz w:val="24"/>
           <w:szCs w:val="24"/>
         </w:rPr>
-        <w:t xml:space="preserve"> Владико, Боже святий і неосяжний, що казав із темряви світлові засіяти, що заспокоїв нас у нічному сні й підвів до величання і моління твоєї </w:t>
+        <w:t xml:space="preserve"> Владико, Боже святий і неосяжний, що казав із темряви світлові засіяти, що заспокоїв нас у нічному сні й підвів до величання і моління твоєї </w:t>
       </w:r>
       <w:r>
         <w:rPr>
@@ -15557,7 +18553,7 @@
           <w:sz w:val="24"/>
           <w:szCs w:val="24"/>
         </w:rPr>
-        <w:t> Скарбе добра, джерело невисихаюче, Отче святий, чудотворче всесильний і в</w:t>
+        <w:t xml:space="preserve"> Скарбе добра, джерело невисихаюче, Отче святий, чудотворче всесильний і в</w:t>
       </w:r>
       <w:r>
         <w:rPr>
@@ -15605,7 +18601,7 @@
           <w:sz w:val="24"/>
           <w:szCs w:val="24"/>
         </w:rPr>
-        <w:t>6. </w:t>
+        <w:t xml:space="preserve">6. </w:t>
       </w:r>
       <w:r>
         <w:rPr>
@@ -15671,7 +18667,7 @@
           <w:sz w:val="24"/>
           <w:szCs w:val="24"/>
         </w:rPr>
-        <w:t> Боже й Отче Господа нашого Ісуса Христа! Ти підніс нас з постелі нашої і зібрав на годину молитви. Дай нам ласку відкрити уста наші і прийми наші подяки, що в наших силах, і навчи нас установ твоїх.</w:t>
+        <w:t xml:space="preserve"> Боже й Отче Господа нашого Ісуса Христа! Ти підніс нас з постелі нашої і зібрав на годину молитви. Дай нам ласку відкрити уста наші і прийми наші подяки, що в наших силах, і навчи нас установ твоїх.</w:t>
       </w:r>
       <w:r>
         <w:rPr>
@@ -15719,7 +18715,7 @@
           <w:sz w:val="24"/>
           <w:szCs w:val="24"/>
         </w:rPr>
-        <w:t>8. </w:t>
+        <w:t xml:space="preserve">8. </w:t>
       </w:r>
       <w:r>
         <w:rPr>
@@ -15776,7 +18772,7 @@
           <w:sz w:val="24"/>
           <w:szCs w:val="24"/>
         </w:rPr>
-        <w:t> Господи, Боже наш! Ти за покаяння дарував людям відпущення, нам же, як образ пізнання і визнання гріхів, показав по</w:t>
+        <w:t xml:space="preserve"> Господи, Боже наш! Ти за покаяння дарував людям відпущення, нам же, як образ пізнання і визнання гріхів, показав по</w:t>
       </w:r>
       <w:r>
         <w:rPr>
@@ -15850,7 +18846,7 @@
           <w:sz w:val="24"/>
           <w:szCs w:val="24"/>
         </w:rPr>
-        <w:t xml:space="preserve"> Боже, Боже наш! Ти сотворив </w:t>
+        <w:t xml:space="preserve"> Боже, Боже наш! Ти сотворив </w:t>
       </w:r>
       <w:r>
         <w:rPr>
@@ -15889,7 +18885,7 @@
           <w:sz w:val="24"/>
           <w:szCs w:val="24"/>
         </w:rPr>
-        <w:t>11. </w:t>
+        <w:t xml:space="preserve">11. </w:t>
       </w:r>
       <w:r>
         <w:rPr>
@@ -19377,7 +22373,7 @@
           <w:sz w:val="24"/>
           <w:szCs w:val="24"/>
         </w:rPr>
-        <w:t>Священник: </w:t>
+        <w:t xml:space="preserve">Священник: </w:t>
       </w:r>
       <w:r>
         <w:rPr>
@@ -20545,7 +23541,7 @@
           <w:sz w:val="24"/>
           <w:szCs w:val="24"/>
         </w:rPr>
-        <w:t>Священник: </w:t>
+        <w:t xml:space="preserve">Священник: </w:t>
       </w:r>
       <w:r>
         <w:rPr>
@@ -21738,7 +24734,7 @@
           <w:sz w:val="24"/>
           <w:szCs w:val="24"/>
         </w:rPr>
-        <w:t xml:space="preserve">(г. 6): </w:t>
+        <w:t xml:space="preserve">(г. 6): </w:t>
       </w:r>
       <w:r>
         <w:rPr>
@@ -22010,7 +25006,7 @@
           <w:rFonts w:ascii="Times New Roman" w:hAnsi="Times New Roman"/>
           <w:sz w:val="24"/>
         </w:rPr>
-        <w:t xml:space="preserve"> Бо Тебе хвалять усі сили небесні і Тобі славу возсилаємо: Отцю, і Сину, і Святому Духові, нині і повсякчас, і на віки віків.</w:t>
+        <w:t xml:space="preserve"> Бо Тебе хвалять усі сили небесні і Тобі славу возсилаємо: Отцю, і Сину, і Святому Духові, нині і повсякчас, і на віки віків.</w:t>
       </w:r>
     </w:p>
     <w:p>
@@ -23967,7 +26963,7 @@
           <w:rFonts w:ascii="Times New Roman" w:hAnsi="Times New Roman"/>
           <w:sz w:val="24"/>
         </w:rPr>
-        <w:t xml:space="preserve"> Бо Ти – Бог милости, ласк і людинолюбности, і Тобі славу віддаємо, Отцю, і Сину, і Святому Духові, нині, і повсякчас, і на віки віків.</w:t>
+        <w:t xml:space="preserve"> Бо Ти – Бог милости, ласк і людинолюбности, і Тобі славу віддаємо, Отцю, і Сину, і Святому Духові, нині, і повсякчас, і на віки віків.</w:t>
       </w:r>
     </w:p>
     <w:p>
@@ -24617,125 +27613,100 @@
     </w:p>
     <w:p>
       <w:pPr>
-        <w:spacing w:after="120"/>
-        <w:jc w:val="both"/>
-        <w:rPr>
-          <w:rFonts w:ascii="Times New Roman" w:hAnsi="Times New Roman"/>
-          <w:sz w:val="24"/>
-          <w:szCs w:val="24"/>
-        </w:rPr>
-      </w:pPr>
-      <w:r>
-        <w:rPr>
-          <w:rFonts w:ascii="Times New Roman" w:hAnsi="Times New Roman"/>
-          <w:sz w:val="24"/>
-          <w:szCs w:val="24"/>
-        </w:rPr>
-        <w:t xml:space="preserve">Святий Боже, святий Кріпкий, святий Безсмертний, помилуй нас </w:t>
-      </w:r>
-      <w:r>
-        <w:rPr>
-          <w:rFonts w:ascii="Times New Roman" w:hAnsi="Times New Roman"/>
-          <w:i/>
-          <w:color w:val="FF0000"/>
-          <w:sz w:val="24"/>
-          <w:szCs w:val="24"/>
-        </w:rPr>
-        <w:t>(3 р.)</w:t>
-      </w:r>
-      <w:r>
-        <w:rPr>
-          <w:rFonts w:ascii="Times New Roman" w:hAnsi="Times New Roman"/>
-          <w:i/>
-          <w:sz w:val="24"/>
-          <w:szCs w:val="24"/>
+        <w:pStyle w:val="a"/>
+        <w:spacing w:after="120"/>
+      </w:pPr>
+      <w:r>
+        <w:rPr>
+          <w:rFonts w:ascii="Times New Roman" w:hAnsi="Times New Roman"/>
+          <w:sz w:val="24"/>
+        </w:rPr>
+        <w:t xml:space="preserve">Святий Боже, святий Кріпкий, святий Безсмертний, помилуй нас. </w:t>
+      </w:r>
+      <w:r>
+        <w:rPr>
+          <w:rFonts w:ascii="Times New Roman" w:hAnsi="Times New Roman"/>
+          <w:i/>
+          <w:color w:val="FF0000"/>
+          <w:sz w:val="24"/>
+        </w:rPr>
+        <w:t>(3 р.)</w:t>
+      </w:r>
+    </w:p>
+    <w:p>
+      <w:pPr>
+        <w:pStyle w:val="a"/>
+        <w:spacing w:after="120"/>
+      </w:pPr>
+      <w:r>
+        <w:rPr>
+          <w:rFonts w:ascii="Times New Roman" w:hAnsi="Times New Roman"/>
+          <w:sz w:val="24"/>
+        </w:rPr>
+        <w:t>Слава Отцю, і Сину, і Святому Духові,* і нині і повсякчас, і на віки віків. Амінь.</w:t>
+      </w:r>
+    </w:p>
+    <w:p>
+      <w:pPr>
+        <w:spacing w:after="120"/>
+        <w:jc w:val="both"/>
+        <w:rPr>
+          <w:rFonts w:ascii="Times New Roman" w:hAnsi="Times New Roman"/>
+          <w:sz w:val="24"/>
+          <w:szCs w:val="24"/>
+        </w:rPr>
+      </w:pPr>
+      <w:r>
+        <w:rPr>
+          <w:rFonts w:ascii="Times New Roman" w:hAnsi="Times New Roman"/>
+          <w:sz w:val="24"/>
+          <w:szCs w:val="24"/>
+        </w:rPr>
+        <w:t>Пресвята Тройце, помилуй нас;* Господи, очисти гріхи наші;* Владико, прости беззаконня наші;* Святий, за</w:t>
+      </w:r>
+      <w:r>
+        <w:rPr>
+          <w:rFonts w:ascii="Times New Roman" w:hAnsi="Times New Roman"/>
+          <w:sz w:val="24"/>
+          <w:szCs w:val="24"/>
+        </w:rPr>
+        <w:t>вітай і зціли немочі наші імени твого ради.</w:t>
+      </w:r>
+    </w:p>
+    <w:p>
+      <w:pPr>
+        <w:pStyle w:val="a"/>
+        <w:spacing w:after="120"/>
+      </w:pPr>
+      <w:r>
+        <w:rPr>
+          <w:rFonts w:ascii="Times New Roman" w:hAnsi="Times New Roman"/>
+          <w:sz w:val="24"/>
+        </w:rPr>
+        <w:t>Господи, помилуй</w:t>
+      </w:r>
+      <w:r>
+        <w:rPr>
+          <w:rFonts w:ascii="Times New Roman" w:hAnsi="Times New Roman"/>
+          <w:sz w:val="24"/>
         </w:rPr>
         <w:t>.</w:t>
       </w:r>
-    </w:p>
-    <w:p>
-      <w:pPr>
-        <w:spacing w:after="120"/>
-        <w:jc w:val="both"/>
-        <w:rPr>
-          <w:rFonts w:ascii="Times New Roman" w:hAnsi="Times New Roman"/>
-          <w:sz w:val="24"/>
-          <w:szCs w:val="24"/>
-        </w:rPr>
-      </w:pPr>
-      <w:r>
-        <w:rPr>
-          <w:rFonts w:ascii="Times New Roman" w:hAnsi="Times New Roman"/>
-          <w:sz w:val="24"/>
-          <w:szCs w:val="24"/>
-        </w:rPr>
-        <w:t>Слава Отцю, і Сину, і Святому Духові,* і нині і повсякчас, і на віки віків. Амінь.</w:t>
-      </w:r>
-    </w:p>
-    <w:p>
-      <w:pPr>
-        <w:spacing w:after="120"/>
-        <w:jc w:val="both"/>
-        <w:rPr>
-          <w:rFonts w:ascii="Times New Roman" w:hAnsi="Times New Roman"/>
-          <w:sz w:val="24"/>
-          <w:szCs w:val="24"/>
-        </w:rPr>
-      </w:pPr>
-      <w:r>
-        <w:rPr>
-          <w:rFonts w:ascii="Times New Roman" w:hAnsi="Times New Roman"/>
-          <w:sz w:val="24"/>
-          <w:szCs w:val="24"/>
-        </w:rPr>
-        <w:t>Пресвята Тройце, помилуй нас;* Господи, очисти гріхи наші;* Владико, прости беззаконня наші;* Святий, за</w:t>
-      </w:r>
-      <w:r>
-        <w:rPr>
-          <w:rFonts w:ascii="Times New Roman" w:hAnsi="Times New Roman"/>
-          <w:sz w:val="24"/>
-          <w:szCs w:val="24"/>
-        </w:rPr>
-        <w:t>вітай і зціли немочі наші імени твого ради.</w:t>
-      </w:r>
-    </w:p>
-    <w:p>
-      <w:pPr>
-        <w:spacing w:after="120"/>
-        <w:jc w:val="both"/>
-        <w:rPr>
-          <w:rFonts w:ascii="Times New Roman" w:hAnsi="Times New Roman"/>
-          <w:i/>
-          <w:sz w:val="24"/>
-          <w:szCs w:val="24"/>
-        </w:rPr>
-      </w:pPr>
-      <w:r>
-        <w:rPr>
-          <w:rFonts w:ascii="Times New Roman" w:hAnsi="Times New Roman"/>
-          <w:sz w:val="24"/>
-          <w:szCs w:val="24"/>
-        </w:rPr>
-        <w:t xml:space="preserve">Господи, помилуй </w:t>
-      </w:r>
-      <w:r>
-        <w:rPr>
-          <w:rFonts w:ascii="Times New Roman" w:hAnsi="Times New Roman"/>
-          <w:i/>
-          <w:color w:val="FF0000"/>
-          <w:sz w:val="24"/>
-          <w:szCs w:val="24"/>
-        </w:rPr>
-        <w:t>(3 р.)</w:t>
-      </w:r>
-      <w:r>
-        <w:rPr>
-          <w:rFonts w:ascii="Times New Roman" w:hAnsi="Times New Roman"/>
-          <w:i/>
-          <w:sz w:val="24"/>
-          <w:szCs w:val="24"/>
-        </w:rPr>
-        <w:t>.</w:t>
+      <w:r>
+        <w:rPr>
+          <w:rFonts w:ascii="Times New Roman" w:hAnsi="Times New Roman"/>
+          <w:sz w:val="24"/>
+        </w:rPr>
+        <w:t xml:space="preserve"> </w:t>
+      </w:r>
+      <w:r>
+        <w:rPr>
+          <w:rFonts w:ascii="Times New Roman" w:hAnsi="Times New Roman"/>
+          <w:i/>
+          <w:color w:val="FF0000"/>
+          <w:sz w:val="24"/>
+        </w:rPr>
+        <w:t>(3 р.)</w:t>
       </w:r>
     </w:p>
     <w:p>
@@ -25598,7 +28569,7 @@
           <w:sz w:val="24"/>
           <w:szCs w:val="24"/>
         </w:rPr>
-        <w:t>(3 р.)</w:t>
+        <w:t>(3 р.)</w:t>
       </w:r>
       <w:r>
         <w:rPr>
@@ -25633,7 +28604,7 @@
           <w:rFonts w:ascii="Times New Roman" w:hAnsi="Times New Roman"/>
           <w:sz w:val="24"/>
         </w:rPr>
-        <w:t xml:space="preserve"> Христос, істинний Бог наш, молитвами пречистої своєї матері, чесного і славного пророка, предтечі і христителя Господнього Івана, якого чесної голови усікновення пам'ять сьогодні звершуємо, святих отців наших патріархів Царгородських: Олександра, Івана й Павла Нового, і всіх святих - помилує і спасе нас як благий і людинолюбний.</w:t>
+        <w:t xml:space="preserve"> Христос, істинний Бог наш - молитвами пречистої Своєї Матері, чесного і славного пророка, предтечі і христителя Господнього Івана, що його чесної голови усікновення пам'ять сьогодні звершуємо, святих отців наших патріархів Царгородських: Олександра, Івана й Павла Нового, і всіх святих - помилує і спасе нас як благий і людинолюбний.</w:t>
       </w:r>
     </w:p>
     <w:p>
